--- a/Arquitectura de Sistemas Computacionales/Kit docente/Clase 1/Solucion Taller Clase 1 - CloudLite.docx
+++ b/Arquitectura de Sistemas Computacionales/Kit docente/Clase 1/Solucion Taller Clase 1 - CloudLite.docx
@@ -460,7 +460,7 @@
           <w:color w:val="2B2B2B"/>
           <w:sz w:val="22"/>
         </w:rPr>
-        <w:t>Campus Virtual UNIAJC · gratis + navegador · sin cloud con tarjeta.</w:t>
+        <w:t>Entrega en ExamLab · gratis + navegador · sin cloud con tarjeta.</w:t>
       </w:r>
     </w:p>
     <w:sectPr>

--- a/Arquitectura de Sistemas Computacionales/Kit docente/Clase 1/Solucion Taller Clase 1 - CloudLite.docx
+++ b/Arquitectura de Sistemas Computacionales/Kit docente/Clase 1/Solucion Taller Clase 1 - CloudLite.docx
@@ -3,64 +3,57 @@
 <w:document xmlns:wpc="http://schemas.microsoft.com/office/word/2010/wordprocessingCanvas" xmlns:mo="http://schemas.microsoft.com/office/mac/office/2008/main" xmlns:mc="http://schemas.openxmlformats.org/markup-compatibility/2006" xmlns:mv="urn:schemas-microsoft-com:mac:vml" xmlns:o="urn:schemas-microsoft-com:office:office" xmlns:r="http://schemas.openxmlformats.org/officeDocument/2006/relationships" xmlns:m="http://schemas.openxmlformats.org/officeDocument/2006/math" xmlns:v="urn:schemas-microsoft-com:vml" xmlns:wp14="http://schemas.microsoft.com/office/word/2010/wordprocessingDrawing" xmlns:wp="http://schemas.openxmlformats.org/drawingml/2006/wordprocessingDrawing" xmlns:w10="urn:schemas-microsoft-com:office:word" xmlns:w="http://schemas.openxmlformats.org/wordprocessingml/2006/main" xmlns:w14="http://schemas.microsoft.com/office/word/2010/wordml" xmlns:wpg="http://schemas.microsoft.com/office/word/2010/wordprocessingGroup" xmlns:wpi="http://schemas.microsoft.com/office/word/2010/wordprocessingInk" xmlns:wne="http://schemas.microsoft.com/office/word/2006/wordml" xmlns:wps="http://schemas.microsoft.com/office/word/2010/wordprocessingShape" mc:Ignorable="w14 wp14">
   <w:body>
     <w:p>
-      <w:pPr>
-        <w:spacing w:after="120"/>
-        <w:jc w:val="left"/>
-        <w:shd w:val="clear" w:fill="095292"/>
-      </w:pPr>
       <w:r>
         <w:rPr>
-          <w:rFonts w:ascii="Calibri" w:hAnsi="Calibri" w:eastAsia="Calibri"/>
           <w:b/>
-          <w:color w:val="FFFFFF"/>
-          <w:sz w:val="26"/>
+          <w:color w:val="1A1C1D"/>
+          <w:sz w:val="44"/>
         </w:rPr>
-        <w:t xml:space="preserve">  Solución Taller Clase 1 — Ficha + C4 Context CloudLite</w:t>
+        <w:t>Solución Taller Clase 1 — Ficha + C4 Context CloudLite</w:t>
       </w:r>
     </w:p>
     <w:p>
       <w:pPr>
-        <w:spacing w:after="120"/>
-        <w:jc w:val="center"/>
-        <w:shd w:val="clear" w:fill="FBE4E4"/>
+        <w:ind w:left="432"/>
+        <w:shd w:val="clear" w:fill="F7F7F8"/>
       </w:pPr>
       <w:r>
         <w:rPr>
-          <w:rFonts w:ascii="Calibri" w:hAnsi="Calibri" w:eastAsia="Calibri"/>
+          <w:b w:val="0"/>
+          <w:i/>
+          <w:color w:val="4A4A49"/>
+          <w:sz w:val="21"/>
+        </w:rPr>
+        <w:t>DOCUMENTO DOCENTE — PRIVADO. No compartir en Clases/ ni Campus antes del cierre.</w:t>
+      </w:r>
+    </w:p>
+    <w:p>
+      <w:r>
+        <w:rPr>
           <w:b/>
-          <w:color w:val="A02030"/>
+          <w:color w:val="4A4A49"/>
           <w:sz w:val="22"/>
         </w:rPr>
-        <w:t>DOCUMENTO DOCENTE — PRIVADO (no va en Clases/)</w:t>
+        <w:t>Resumen:</w:t>
+      </w:r>
+      <w:r>
+        <w:rPr>
+          <w:b w:val="0"/>
+          <w:color w:val="4A4A49"/>
+          <w:sz w:val="22"/>
+        </w:rPr>
+        <w:t xml:space="preserve"> Ejemplo aceptable (AgendaU). Actividad individual. Otros dominios válidos si cumplen criterios.</w:t>
       </w:r>
     </w:p>
     <w:p>
       <w:pPr>
-        <w:spacing w:after="120"/>
-        <w:jc w:val="left"/>
-        <w:shd w:val="clear" w:fill="E8F4FA"/>
+        <w:spacing w:before="200" w:after="60"/>
       </w:pPr>
       <w:r>
         <w:rPr>
-          <w:rFonts w:ascii="Calibri" w:hAnsi="Calibri" w:eastAsia="Calibri"/>
-          <w:b w:val="0"/>
-          <w:color w:val="2B2B2B"/>
-          <w:sz w:val="22"/>
-        </w:rPr>
-        <w:t>Ejemplo aceptable (AgendaU). Otros dominios válidos si cumplen criterios.</w:t>
-      </w:r>
-    </w:p>
-    <w:p>
-      <w:pPr>
-        <w:spacing w:after="120"/>
-        <w:jc w:val="left"/>
-      </w:pPr>
-      <w:r>
-        <w:rPr>
-          <w:rFonts w:ascii="Calibri" w:hAnsi="Calibri" w:eastAsia="Calibri"/>
           <w:b/>
-          <w:color w:val="095292"/>
-          <w:sz w:val="24"/>
+          <w:color w:val="1A1C1D"/>
+          <w:sz w:val="32"/>
         </w:rPr>
         <w:t>Alineacion al enunciado estudiante</w:t>
       </w:r>
@@ -71,12 +64,19 @@
       </w:pPr>
       <w:r>
         <w:rPr>
-          <w:rFonts w:ascii="Calibri" w:hAnsi="Calibri" w:eastAsia="Calibri"/>
           <w:b w:val="0"/>
-          <w:color w:val="2B2B2B"/>
+          <w:color w:val="4A4A49"/>
           <w:sz w:val="22"/>
         </w:rPr>
-        <w:t>Taller estudiante: Clases/Clase 1 - Introduccion a arquitecturas cloud/Taller Clase 1 - CloudLite.docx</w:t>
+        <w:t xml:space="preserve">Taller: </w:t>
+      </w:r>
+      <w:r>
+        <w:rPr>
+          <w:rFonts w:ascii="Consolas" w:hAnsi="Consolas"/>
+          <w:color w:val="111111"/>
+          <w:sz w:val="21"/>
+        </w:rPr>
+        <w:t>Clases/Clase 1 - Introduccion a arquitecturas cloud/Taller Clase 1 — Ficha y boceto CloudLite App.docx</w:t>
       </w:r>
     </w:p>
     <w:p>
@@ -85,9 +85,8 @@
       </w:pPr>
       <w:r>
         <w:rPr>
-          <w:rFonts w:ascii="Calibri" w:hAnsi="Calibri" w:eastAsia="Calibri"/>
           <w:b w:val="0"/>
-          <w:color w:val="2B2B2B"/>
+          <w:color w:val="4A4A49"/>
           <w:sz w:val="22"/>
         </w:rPr>
         <w:t>Hito PI: Definir dominio CloudLite + 3-5 capacidades + problema en 2-3 frases</w:t>
@@ -99,27 +98,11 @@
       </w:pPr>
       <w:r>
         <w:rPr>
-          <w:rFonts w:ascii="Calibri" w:hAnsi="Calibri" w:eastAsia="Calibri"/>
           <w:b w:val="0"/>
-          <w:color w:val="2B2B2B"/>
+          <w:color w:val="4A4A49"/>
           <w:sz w:val="22"/>
         </w:rPr>
         <w:t>Entregable: Ficha PI: dominio, capacidades, actores y boceto C4 Context</w:t>
-      </w:r>
-    </w:p>
-    <w:p>
-      <w:pPr>
-        <w:spacing w:after="120"/>
-        <w:jc w:val="left"/>
-      </w:pPr>
-      <w:r>
-        <w:rPr>
-          <w:rFonts w:ascii="Calibri" w:hAnsi="Calibri" w:eastAsia="Calibri"/>
-          <w:b/>
-          <w:color w:val="095292"/>
-          <w:sz w:val="24"/>
-        </w:rPr>
-        <w:t>Solucion paso a paso</w:t>
       </w:r>
     </w:p>
     <w:p>
@@ -128,23 +111,63 @@
       </w:pPr>
       <w:r>
         <w:rPr>
-          <w:rFonts w:ascii="Calibri" w:hAnsi="Calibri" w:eastAsia="Calibri"/>
           <w:b w:val="0"/>
-          <w:color w:val="2B2B2B"/>
+          <w:color w:val="4A4A49"/>
           <w:sz w:val="22"/>
         </w:rPr>
-        <w:t>Equipo 2-3. Dominio: AgendaU (tutorías estudiante-docente).</w:t>
+        <w:t xml:space="preserve">Actividad </w:t>
+      </w:r>
+      <w:r>
+        <w:rPr>
+          <w:b/>
+          <w:color w:val="4A4A49"/>
+          <w:sz w:val="22"/>
+        </w:rPr>
+        <w:t>individual</w:t>
+      </w:r>
+      <w:r>
+        <w:rPr>
+          <w:b w:val="0"/>
+          <w:color w:val="4A4A49"/>
+          <w:sz w:val="22"/>
+        </w:rPr>
+        <w:t>: cada estudiante entrega su propia ficha y su propio diagrama en ExamLab.</w:t>
       </w:r>
     </w:p>
     <w:p>
       <w:pPr>
-        <w:pStyle w:val="ListBullet"/>
+        <w:spacing w:before="200" w:after="60"/>
       </w:pPr>
       <w:r>
         <w:rPr>
-          <w:rFonts w:ascii="Calibri" w:hAnsi="Calibri" w:eastAsia="Calibri"/>
+          <w:b/>
+          <w:color w:val="1A1C1D"/>
+          <w:sz w:val="32"/>
+        </w:rPr>
+        <w:t>Solucion paso a paso</w:t>
+      </w:r>
+    </w:p>
+    <w:p>
+      <w:pPr>
+        <w:pStyle w:val="ListNumber"/>
+      </w:pPr>
+      <w:r>
+        <w:rPr>
           <w:b w:val="0"/>
-          <w:color w:val="2B2B2B"/>
+          <w:color w:val="4A4A49"/>
+          <w:sz w:val="22"/>
+        </w:rPr>
+        <w:t>Actividad individual. Dominio: AgendaU (tutorías estudiante-docente).</w:t>
+      </w:r>
+    </w:p>
+    <w:p>
+      <w:pPr>
+        <w:pStyle w:val="ListNumber"/>
+      </w:pPr>
+      <w:r>
+        <w:rPr>
+          <w:b w:val="0"/>
+          <w:color w:val="4A4A49"/>
           <w:sz w:val="22"/>
         </w:rPr>
         <w:t>Problema: estudiantes pierden turnos por doble agenda y recordatorios débiles.</w:t>
@@ -152,27 +175,12 @@
     </w:p>
     <w:p>
       <w:pPr>
-        <w:pStyle w:val="ListBullet"/>
+        <w:pStyle w:val="ListNumber"/>
       </w:pPr>
       <w:r>
         <w:rPr>
-          <w:rFonts w:ascii="Calibri" w:hAnsi="Calibri" w:eastAsia="Calibri"/>
           <w:b w:val="0"/>
-          <w:color w:val="2B2B2B"/>
-          <w:sz w:val="22"/>
-        </w:rPr>
-        <w:t>Actores: Estudiante, Tutor, CloudLite App; SaaS: correo/calendario.</w:t>
-      </w:r>
-    </w:p>
-    <w:p>
-      <w:pPr>
-        <w:pStyle w:val="ListBullet"/>
-      </w:pPr>
-      <w:r>
-        <w:rPr>
-          <w:rFonts w:ascii="Calibri" w:hAnsi="Calibri" w:eastAsia="Calibri"/>
-          <w:b w:val="0"/>
-          <w:color w:val="2B2B2B"/>
+          <w:color w:val="4A4A49"/>
           <w:sz w:val="22"/>
         </w:rPr>
         <w:t>Capacidades: reservar, cancelar, recordar, ver disponibilidad.</w:t>
@@ -180,13 +188,25 @@
     </w:p>
     <w:p>
       <w:pPr>
-        <w:pStyle w:val="ListBullet"/>
+        <w:pStyle w:val="ListNumber"/>
       </w:pPr>
       <w:r>
         <w:rPr>
-          <w:rFonts w:ascii="Calibri" w:hAnsi="Calibri" w:eastAsia="Calibri"/>
           <w:b w:val="0"/>
-          <w:color w:val="2B2B2B"/>
+          <w:color w:val="4A4A49"/>
+          <w:sz w:val="22"/>
+        </w:rPr>
+        <w:t>Actores: Estudiante, Tutor; sistemas externos: proveedor de identidad, correo/calendario.</w:t>
+      </w:r>
+    </w:p>
+    <w:p>
+      <w:pPr>
+        <w:pStyle w:val="ListNumber"/>
+      </w:pPr>
+      <w:r>
+        <w:rPr>
+          <w:b w:val="0"/>
+          <w:color w:val="4A4A49"/>
           <w:sz w:val="22"/>
         </w:rPr>
         <w:t>C4 Context exportable PNG + .drawio.</w:t>
@@ -194,15 +214,13 @@
     </w:p>
     <w:p>
       <w:pPr>
-        <w:spacing w:after="120"/>
-        <w:jc w:val="left"/>
+        <w:spacing w:before="200" w:after="60"/>
       </w:pPr>
       <w:r>
         <w:rPr>
-          <w:rFonts w:ascii="Calibri" w:hAnsi="Calibri" w:eastAsia="Calibri"/>
           <w:b/>
-          <w:color w:val="095292"/>
-          <w:sz w:val="24"/>
+          <w:color w:val="1A1C1D"/>
+          <w:sz w:val="32"/>
         </w:rPr>
         <w:t>Ejemplo / artefactos esperados</w:t>
       </w:r>
@@ -213,9 +231,8 @@
       </w:pPr>
       <w:r>
         <w:rPr>
-          <w:rFonts w:ascii="Calibri" w:hAnsi="Calibri" w:eastAsia="Calibri"/>
           <w:b w:val="0"/>
-          <w:color w:val="2B2B2B"/>
+          <w:color w:val="4A4A49"/>
           <w:sz w:val="22"/>
         </w:rPr>
         <w:t>DOMINIO: AgendaU</w:t>
@@ -227,9 +244,8 @@
       </w:pPr>
       <w:r>
         <w:rPr>
-          <w:rFonts w:ascii="Calibri" w:hAnsi="Calibri" w:eastAsia="Calibri"/>
           <w:b w:val="0"/>
-          <w:color w:val="2B2B2B"/>
+          <w:color w:val="4A4A49"/>
           <w:sz w:val="22"/>
         </w:rPr>
         <w:t>PROBLEMA: pérdida de turnos por solapamientos y falta de recordatorio.</w:t>
@@ -241,23 +257,8 @@
       </w:pPr>
       <w:r>
         <w:rPr>
-          <w:rFonts w:ascii="Calibri" w:hAnsi="Calibri" w:eastAsia="Calibri"/>
           <w:b w:val="0"/>
-          <w:color w:val="2B2B2B"/>
-          <w:sz w:val="22"/>
-        </w:rPr>
-        <w:t>ACTORES: Estudiante, Tutor; externo: email SaaS.</w:t>
-      </w:r>
-    </w:p>
-    <w:p>
-      <w:pPr>
-        <w:pStyle w:val="ListBullet"/>
-      </w:pPr>
-      <w:r>
-        <w:rPr>
-          <w:rFonts w:ascii="Calibri" w:hAnsi="Calibri" w:eastAsia="Calibri"/>
-          <w:b w:val="0"/>
-          <w:color w:val="2B2B2B"/>
+          <w:color w:val="4A4A49"/>
           <w:sz w:val="22"/>
         </w:rPr>
         <w:t>CAPACIDADES: reservar, cancelar, listar disponibilidad, notificar.</w:t>
@@ -269,9 +270,34 @@
       </w:pPr>
       <w:r>
         <w:rPr>
-          <w:rFonts w:ascii="Calibri" w:hAnsi="Calibri" w:eastAsia="Calibri"/>
           <w:b w:val="0"/>
-          <w:color w:val="2B2B2B"/>
+          <w:color w:val="4A4A49"/>
+          <w:sz w:val="22"/>
+        </w:rPr>
+        <w:t>ACTORES: Estudiante, Tutor.</w:t>
+      </w:r>
+    </w:p>
+    <w:p>
+      <w:pPr>
+        <w:pStyle w:val="ListBullet"/>
+      </w:pPr>
+      <w:r>
+        <w:rPr>
+          <w:b w:val="0"/>
+          <w:color w:val="4A4A49"/>
+          <w:sz w:val="22"/>
+        </w:rPr>
+        <w:t>SISTEMAS EXTERNOS: proveedor de identidad institucional (login), correo/calendario SaaS (recordatorios).</w:t>
+      </w:r>
+    </w:p>
+    <w:p>
+      <w:pPr>
+        <w:pStyle w:val="ListBullet"/>
+      </w:pPr>
+      <w:r>
+        <w:rPr>
+          <w:b w:val="0"/>
+          <w:color w:val="4A4A49"/>
           <w:sz w:val="22"/>
         </w:rPr>
         <w:t>FUERA DE ALCANCE: pagos, videollamada, app nativa.</w:t>
@@ -283,25 +309,22 @@
       </w:pPr>
       <w:r>
         <w:rPr>
-          <w:rFonts w:ascii="Calibri" w:hAnsi="Calibri" w:eastAsia="Calibri"/>
           <w:b w:val="0"/>
-          <w:color w:val="2B2B2B"/>
+          <w:color w:val="4A4A49"/>
           <w:sz w:val="22"/>
         </w:rPr>
-        <w:t>C4: CloudLite App &lt;-HTTPS-&gt; personas; CloudLite -&gt;SMTP-&gt; Email SaaS.</w:t>
+        <w:t>C4: CloudLite App &lt;-HTTPS-&gt; personas; CloudLite -&gt;SMTP-&gt; correo SaaS; CloudLite -&gt;OIDC-&gt; proveedor de identidad.</w:t>
       </w:r>
     </w:p>
     <w:p>
       <w:pPr>
-        <w:spacing w:after="120"/>
-        <w:jc w:val="left"/>
+        <w:spacing w:before="200" w:after="60"/>
       </w:pPr>
       <w:r>
         <w:rPr>
-          <w:rFonts w:ascii="Calibri" w:hAnsi="Calibri" w:eastAsia="Calibri"/>
           <w:b/>
-          <w:color w:val="095292"/>
-          <w:sz w:val="24"/>
+          <w:color w:val="1A1C1D"/>
+          <w:sz w:val="32"/>
         </w:rPr>
         <w:t>Rubrica corta / checklist de correccion</w:t>
       </w:r>
@@ -312,9 +335,8 @@
       </w:pPr>
       <w:r>
         <w:rPr>
-          <w:rFonts w:ascii="Calibri" w:hAnsi="Calibri" w:eastAsia="Calibri"/>
           <w:b w:val="0"/>
-          <w:color w:val="2B2B2B"/>
+          <w:color w:val="4A4A49"/>
           <w:sz w:val="22"/>
         </w:rPr>
         <w:t>[ ] Dominio concreto (2)</w:t>
@@ -326,9 +348,8 @@
       </w:pPr>
       <w:r>
         <w:rPr>
-          <w:rFonts w:ascii="Calibri" w:hAnsi="Calibri" w:eastAsia="Calibri"/>
           <w:b w:val="0"/>
-          <w:color w:val="2B2B2B"/>
+          <w:color w:val="4A4A49"/>
           <w:sz w:val="22"/>
         </w:rPr>
         <w:t>[ ] Capacidades+actores (2)</w:t>
@@ -340,9 +361,21 @@
       </w:pPr>
       <w:r>
         <w:rPr>
-          <w:rFonts w:ascii="Calibri" w:hAnsi="Calibri" w:eastAsia="Calibri"/>
           <w:b w:val="0"/>
-          <w:color w:val="2B2B2B"/>
+          <w:color w:val="4A4A49"/>
+          <w:sz w:val="22"/>
+        </w:rPr>
+        <w:t>[ ] Sistemas externos coherentes con el C4 (1)</w:t>
+      </w:r>
+    </w:p>
+    <w:p>
+      <w:pPr>
+        <w:pStyle w:val="ListBullet"/>
+      </w:pPr>
+      <w:r>
+        <w:rPr>
+          <w:b w:val="0"/>
+          <w:color w:val="4A4A49"/>
           <w:sz w:val="22"/>
         </w:rPr>
         <w:t>[ ] C4 correcto (3)</w:t>
@@ -354,12 +387,11 @@
       </w:pPr>
       <w:r>
         <w:rPr>
-          <w:rFonts w:ascii="Calibri" w:hAnsi="Calibri" w:eastAsia="Calibri"/>
           <w:b w:val="0"/>
-          <w:color w:val="2B2B2B"/>
+          <w:color w:val="4A4A49"/>
           <w:sz w:val="22"/>
         </w:rPr>
-        <w:t>[ ] Evidencia+entrega (2)</w:t>
+        <w:t>[ ] Evidencia+entrega (1)</w:t>
       </w:r>
     </w:p>
     <w:p>
@@ -368,9 +400,8 @@
       </w:pPr>
       <w:r>
         <w:rPr>
-          <w:rFonts w:ascii="Calibri" w:hAnsi="Calibri" w:eastAsia="Calibri"/>
           <w:b w:val="0"/>
-          <w:color w:val="2B2B2B"/>
+          <w:color w:val="4A4A49"/>
           <w:sz w:val="22"/>
         </w:rPr>
         <w:t>[ ] Fuera de alcance (1)</w:t>
@@ -378,15 +409,13 @@
     </w:p>
     <w:p>
       <w:pPr>
-        <w:spacing w:after="120"/>
-        <w:jc w:val="left"/>
+        <w:spacing w:before="200" w:after="60"/>
       </w:pPr>
       <w:r>
         <w:rPr>
-          <w:rFonts w:ascii="Calibri" w:hAnsi="Calibri" w:eastAsia="Calibri"/>
           <w:b/>
-          <w:color w:val="095292"/>
-          <w:sz w:val="24"/>
+          <w:color w:val="1A1C1D"/>
+          <w:sz w:val="32"/>
         </w:rPr>
         <w:t>Errores frecuentes</w:t>
       </w:r>
@@ -397,9 +426,8 @@
       </w:pPr>
       <w:r>
         <w:rPr>
-          <w:rFonts w:ascii="Calibri" w:hAnsi="Calibri" w:eastAsia="Calibri"/>
           <w:b w:val="0"/>
-          <w:color w:val="2B2B2B"/>
+          <w:color w:val="4A4A49"/>
           <w:sz w:val="22"/>
         </w:rPr>
         <w:t>Rechazar dominio vago sin actor/métrica.</w:t>
@@ -411,9 +439,8 @@
       </w:pPr>
       <w:r>
         <w:rPr>
-          <w:rFonts w:ascii="Calibri" w:hAnsi="Calibri" w:eastAsia="Calibri"/>
           <w:b w:val="0"/>
-          <w:color w:val="2B2B2B"/>
+          <w:color w:val="4A4A49"/>
           <w:sz w:val="22"/>
         </w:rPr>
         <w:t>No pedir Containers internos hoy.</w:t>
@@ -425,9 +452,8 @@
       </w:pPr>
       <w:r>
         <w:rPr>
-          <w:rFonts w:ascii="Calibri" w:hAnsi="Calibri" w:eastAsia="Calibri"/>
           <w:b w:val="0"/>
-          <w:color w:val="2B2B2B"/>
+          <w:color w:val="4A4A49"/>
           <w:sz w:val="22"/>
         </w:rPr>
         <w:t>C4 sin flechas.</w:t>
@@ -435,37 +461,53 @@
     </w:p>
     <w:p>
       <w:pPr>
-        <w:spacing w:after="120"/>
-        <w:jc w:val="left"/>
+        <w:pStyle w:val="ListBullet"/>
       </w:pPr>
       <w:r>
         <w:rPr>
-          <w:rFonts w:ascii="Calibri" w:hAnsi="Calibri" w:eastAsia="Calibri"/>
+          <w:b w:val="0"/>
+          <w:color w:val="4A4A49"/>
+          <w:sz w:val="22"/>
+        </w:rPr>
+        <w:t>Ficha con bloque EQUIPO cuando el docente no autorizo equipos: la actividad es individual por defecto y solo admite lenguaje de equipo si hubo autorizacion.</w:t>
+      </w:r>
+    </w:p>
+    <w:p>
+      <w:pPr>
+        <w:spacing w:before="200" w:after="60"/>
+      </w:pPr>
+      <w:r>
+        <w:rPr>
           <w:b/>
-          <w:color w:val="095292"/>
-          <w:sz w:val="24"/>
+          <w:color w:val="1A1C1D"/>
+          <w:sz w:val="32"/>
         </w:rPr>
         <w:t>Entrega / politica</w:t>
       </w:r>
     </w:p>
     <w:p>
-      <w:pPr>
-        <w:spacing w:after="120"/>
-        <w:jc w:val="left"/>
-      </w:pPr>
       <w:r>
         <w:rPr>
-          <w:rFonts w:ascii="Calibri" w:hAnsi="Calibri" w:eastAsia="Calibri"/>
           <w:b w:val="0"/>
-          <w:color w:val="2B2B2B"/>
+          <w:color w:val="4A4A49"/>
           <w:sz w:val="22"/>
         </w:rPr>
-        <w:t>Entrega en ExamLab · gratis + navegador · sin cloud con tarjeta.</w:t>
+        <w:t>La entrega oficial es la respuesta a las preguntas abiertas dentro de ExamLab (https://examlab.lovable.app/); el documento en Word/Google Docs es opcional y solo sirve para conservar respuestas. Gratis + navegador · sin cloud con tarjeta.</w:t>
+      </w:r>
+    </w:p>
+    <w:p>
+      <w:r>
+        <w:rPr>
+          <w:b w:val="0"/>
+          <w:color w:val="4A4A49"/>
+          <w:sz w:val="22"/>
+        </w:rPr>
+        <w:t>La UNIAJC no tiene campus virtual propio.</w:t>
       </w:r>
     </w:p>
     <w:sectPr>
       <w:pgSz w:w="12240" w:h="15840"/>
-      <w:pgMar w:top="1008" w:right="1224" w:bottom="1008" w:left="1224" w:header="720" w:footer="720" w:gutter="0"/>
+      <w:pgMar w:top="1440" w:right="1800" w:bottom="1440" w:left="1800" w:header="720" w:footer="720" w:gutter="0"/>
       <w:cols w:space="720"/>
       <w:docGrid w:linePitch="360"/>
     </w:sectPr>
@@ -836,6 +878,10 @@
     <w:name w:val="Normal"/>
     <w:qFormat/>
     <w:rsid w:val="00FC693F"/>
+    <w:rPr>
+      <w:rFonts w:ascii="Calibri" w:hAnsi="Calibri"/>
+      <w:sz w:val="22"/>
+    </w:rPr>
   </w:style>
   <w:style w:type="paragraph" w:styleId="Header">
     <w:name w:val="header"/>

--- a/Arquitectura de Sistemas Computacionales/Kit docente/Clase 1/Solucion Taller Clase 1 - CloudLite.docx
+++ b/Arquitectura de Sistemas Computacionales/Kit docente/Clase 1/Solucion Taller Clase 1 - CloudLite.docx
@@ -492,7 +492,7 @@
           <w:color w:val="4A4A49"/>
           <w:sz w:val="22"/>
         </w:rPr>
-        <w:t>La entrega oficial es la respuesta a las preguntas abiertas dentro de ExamLab (https://examlab.lovable.app/); el documento en Word/Google Docs es opcional y solo sirve para conservar respuestas. Gratis + navegador · sin cloud con tarjeta.</w:t>
+        <w:t>La entrega oficial es la respuesta a las preguntas abiertas dentro de ExamLab (https://uniaj.examlab.workers.dev/); el documento en Word/Google Docs es opcional y solo sirve para conservar respuestas. Gratis + navegador · sin cloud con tarjeta.</w:t>
       </w:r>
     </w:p>
     <w:p>

--- a/Arquitectura de Sistemas Computacionales/Kit docente/Clase 1/Solucion Taller Clase 1 - CloudLite.docx
+++ b/Arquitectura de Sistemas Computacionales/Kit docente/Clase 1/Solucion Taller Clase 1 - CloudLite.docx
@@ -24,7 +24,7 @@
           <w:color w:val="4A4A49"/>
           <w:sz w:val="21"/>
         </w:rPr>
-        <w:t>DOCUMENTO DOCENTE — PRIVADO. No compartir en Clases/ ni Campus antes del cierre.</w:t>
+        <w:t>DOCUMENTO DOCENTE — PRIVADO. No publicar en Clases/ ni en ExamLab antes del cierre.</w:t>
       </w:r>
     </w:p>
     <w:p>
@@ -209,7 +209,39 @@
           <w:color w:val="4A4A49"/>
           <w:sz w:val="22"/>
         </w:rPr>
-        <w:t>C4 Context exportable PNG + .drawio.</w:t>
+        <w:t>C4 Context: boceto en Excalidraw o draw.io → conversión a Mermaid (</w:t>
+      </w:r>
+      <w:r>
+        <w:rPr>
+          <w:rFonts w:ascii="Consolas" w:hAnsi="Consolas"/>
+          <w:color w:val="111111"/>
+          <w:sz w:val="21"/>
+        </w:rPr>
+        <w:t>C4Context</w:t>
+      </w:r>
+      <w:r>
+        <w:rPr>
+          <w:b w:val="0"/>
+          <w:color w:val="4A4A49"/>
+          <w:sz w:val="22"/>
+        </w:rPr>
+        <w:t xml:space="preserve">) con ayuda de una IA → pegado y </w:t>
+      </w:r>
+      <w:r>
+        <w:rPr>
+          <w:b/>
+          <w:color w:val="4A4A49"/>
+          <w:sz w:val="22"/>
+        </w:rPr>
+        <w:t>renderizado</w:t>
+      </w:r>
+      <w:r>
+        <w:rPr>
+          <w:b w:val="0"/>
+          <w:color w:val="4A4A49"/>
+          <w:sz w:val="22"/>
+        </w:rPr>
+        <w:t xml:space="preserve"> en la pregunta 2 de ExamLab. El PNG/.drawio exportado va a la carpeta del PI, pero lo que se califica es el Mermaid renderizado.</w:t>
       </w:r>
     </w:p>
     <w:p>
@@ -317,6 +349,224 @@
       </w:r>
     </w:p>
     <w:p>
+      <w:r>
+        <w:rPr>
+          <w:b/>
+          <w:color w:val="4A4A49"/>
+          <w:sz w:val="22"/>
+        </w:rPr>
+        <w:t>Mermaid de referencia</w:t>
+      </w:r>
+      <w:r>
+        <w:rPr>
+          <w:b w:val="0"/>
+          <w:color w:val="4A4A49"/>
+          <w:sz w:val="22"/>
+        </w:rPr>
+        <w:t xml:space="preserve"> (es el que debería producir un estudiante que hizo bien el paso 3; úselo para comparar conteos: 1 </w:t>
+      </w:r>
+      <w:r>
+        <w:rPr>
+          <w:rFonts w:ascii="Consolas" w:hAnsi="Consolas"/>
+          <w:color w:val="111111"/>
+          <w:sz w:val="21"/>
+        </w:rPr>
+        <w:t>System</w:t>
+      </w:r>
+      <w:r>
+        <w:rPr>
+          <w:b w:val="0"/>
+          <w:color w:val="4A4A49"/>
+          <w:sz w:val="22"/>
+        </w:rPr>
+        <w:t xml:space="preserve">, 2 </w:t>
+      </w:r>
+      <w:r>
+        <w:rPr>
+          <w:rFonts w:ascii="Consolas" w:hAnsi="Consolas"/>
+          <w:color w:val="111111"/>
+          <w:sz w:val="21"/>
+        </w:rPr>
+        <w:t>Person</w:t>
+      </w:r>
+      <w:r>
+        <w:rPr>
+          <w:b w:val="0"/>
+          <w:color w:val="4A4A49"/>
+          <w:sz w:val="22"/>
+        </w:rPr>
+        <w:t xml:space="preserve">, 2 </w:t>
+      </w:r>
+      <w:r>
+        <w:rPr>
+          <w:rFonts w:ascii="Consolas" w:hAnsi="Consolas"/>
+          <w:color w:val="111111"/>
+          <w:sz w:val="21"/>
+        </w:rPr>
+        <w:t>System_Ext</w:t>
+      </w:r>
+      <w:r>
+        <w:rPr>
+          <w:b w:val="0"/>
+          <w:color w:val="4A4A49"/>
+          <w:sz w:val="22"/>
+        </w:rPr>
+        <w:t xml:space="preserve">, 5 </w:t>
+      </w:r>
+      <w:r>
+        <w:rPr>
+          <w:rFonts w:ascii="Consolas" w:hAnsi="Consolas"/>
+          <w:color w:val="111111"/>
+          <w:sz w:val="21"/>
+        </w:rPr>
+        <w:t>Rel</w:t>
+      </w:r>
+      <w:r>
+        <w:rPr>
+          <w:b w:val="0"/>
+          <w:color w:val="4A4A49"/>
+          <w:sz w:val="22"/>
+        </w:rPr>
+        <w:t>):</w:t>
+      </w:r>
+    </w:p>
+    <w:p>
+      <w:pPr>
+        <w:shd w:val="clear" w:fill="F2F2F3"/>
+        <w:spacing w:before="60" w:after="60"/>
+        <w:ind w:left="216"/>
+      </w:pPr>
+      <w:r>
+        <w:rPr>
+          <w:rFonts w:ascii="Consolas" w:hAnsi="Consolas"/>
+          <w:color w:val="111111"/>
+          <w:sz w:val="19"/>
+        </w:rPr>
+        <w:t>C4Context</w:t>
+      </w:r>
+      <w:r>
+        <w:br/>
+      </w:r>
+      <w:r>
+        <w:rPr>
+          <w:rFonts w:ascii="Consolas" w:hAnsi="Consolas"/>
+          <w:color w:val="111111"/>
+          <w:sz w:val="19"/>
+        </w:rPr>
+        <w:t xml:space="preserve">    title AgendaU - nivel Context</w:t>
+      </w:r>
+      <w:r>
+        <w:br/>
+      </w:r>
+      <w:r>
+        <w:rPr>
+          <w:rFonts w:ascii="Consolas" w:hAnsi="Consolas"/>
+          <w:color w:val="111111"/>
+          <w:sz w:val="19"/>
+        </w:rPr>
+        <w:t xml:space="preserve">    Person(estudiante, "Estudiante", "Reserva y cancela tutorias")</w:t>
+      </w:r>
+      <w:r>
+        <w:br/>
+      </w:r>
+      <w:r>
+        <w:rPr>
+          <w:rFonts w:ascii="Consolas" w:hAnsi="Consolas"/>
+          <w:color w:val="111111"/>
+          <w:sz w:val="19"/>
+        </w:rPr>
+        <w:t xml:space="preserve">    Person(tutor, "Tutor", "Publica disponibilidad y atiende")</w:t>
+      </w:r>
+      <w:r>
+        <w:br/>
+      </w:r>
+      <w:r>
+        <w:rPr>
+          <w:rFonts w:ascii="Consolas" w:hAnsi="Consolas"/>
+          <w:color w:val="111111"/>
+          <w:sz w:val="19"/>
+        </w:rPr>
+        <w:t xml:space="preserve">    System(agendau, "AgendaU", "Sistema de agendamiento de tutorias")</w:t>
+      </w:r>
+      <w:r>
+        <w:br/>
+      </w:r>
+      <w:r>
+        <w:rPr>
+          <w:rFonts w:ascii="Consolas" w:hAnsi="Consolas"/>
+          <w:color w:val="111111"/>
+          <w:sz w:val="19"/>
+        </w:rPr>
+        <w:t xml:space="preserve">    System_Ext(idp, "Proveedor de identidad institucional", "Login unico de la universidad")</w:t>
+      </w:r>
+      <w:r>
+        <w:br/>
+      </w:r>
+      <w:r>
+        <w:rPr>
+          <w:rFonts w:ascii="Consolas" w:hAnsi="Consolas"/>
+          <w:color w:val="111111"/>
+          <w:sz w:val="19"/>
+        </w:rPr>
+        <w:t xml:space="preserve">    System_Ext(correo, "Correo transaccional", "Envio de recordatorios")</w:t>
+      </w:r>
+      <w:r>
+        <w:br/>
+      </w:r>
+      <w:r>
+        <w:rPr>
+          <w:rFonts w:ascii="Consolas" w:hAnsi="Consolas"/>
+          <w:color w:val="111111"/>
+          <w:sz w:val="19"/>
+        </w:rPr>
+        <w:t xml:space="preserve">    Rel(estudiante, agendau, "reserva una tutoria", "HTTPS")</w:t>
+      </w:r>
+      <w:r>
+        <w:br/>
+      </w:r>
+      <w:r>
+        <w:rPr>
+          <w:rFonts w:ascii="Consolas" w:hAnsi="Consolas"/>
+          <w:color w:val="111111"/>
+          <w:sz w:val="19"/>
+        </w:rPr>
+        <w:t xml:space="preserve">    Rel(tutor, agendau, "publica su disponibilidad", "HTTPS")</w:t>
+      </w:r>
+      <w:r>
+        <w:br/>
+      </w:r>
+      <w:r>
+        <w:rPr>
+          <w:rFonts w:ascii="Consolas" w:hAnsi="Consolas"/>
+          <w:color w:val="111111"/>
+          <w:sz w:val="19"/>
+        </w:rPr>
+        <w:t xml:space="preserve">    Rel(estudiante, idp, "inicia sesion", "OIDC sobre HTTPS")</w:t>
+      </w:r>
+      <w:r>
+        <w:br/>
+      </w:r>
+      <w:r>
+        <w:rPr>
+          <w:rFonts w:ascii="Consolas" w:hAnsi="Consolas"/>
+          <w:color w:val="111111"/>
+          <w:sz w:val="19"/>
+        </w:rPr>
+        <w:t xml:space="preserve">    Rel(agendau, idp, "valida la identidad", "OIDC sobre HTTPS")</w:t>
+      </w:r>
+      <w:r>
+        <w:br/>
+      </w:r>
+      <w:r>
+        <w:rPr>
+          <w:rFonts w:ascii="Consolas" w:hAnsi="Consolas"/>
+          <w:color w:val="111111"/>
+          <w:sz w:val="19"/>
+        </w:rPr>
+        <w:t xml:space="preserve">    Rel(agendau, correo, "envia el recordatorio de la tutoria", "SMTP")</w:t>
+      </w:r>
+    </w:p>
+    <w:p>
       <w:pPr>
         <w:spacing w:before="200" w:after="60"/>
       </w:pPr>
@@ -409,6 +659,48 @@
     </w:p>
     <w:p>
       <w:pPr>
+        <w:pStyle w:val="ListBullet"/>
+      </w:pPr>
+      <w:r>
+        <w:rPr>
+          <w:b w:val="0"/>
+          <w:color w:val="4A4A49"/>
+          <w:sz w:val="22"/>
+        </w:rPr>
+        <w:t xml:space="preserve">[ ] El diagrama quedó </w:t>
+      </w:r>
+      <w:r>
+        <w:rPr>
+          <w:b/>
+          <w:color w:val="4A4A49"/>
+          <w:sz w:val="22"/>
+        </w:rPr>
+        <w:t>renderizado dentro de ExamLab</w:t>
+      </w:r>
+      <w:r>
+        <w:rPr>
+          <w:b w:val="0"/>
+          <w:color w:val="4A4A49"/>
+          <w:sz w:val="22"/>
+        </w:rPr>
+        <w:t xml:space="preserve"> (no basta el PNG adjunto)</w:t>
+      </w:r>
+    </w:p>
+    <w:p>
+      <w:pPr>
+        <w:pStyle w:val="ListBullet"/>
+      </w:pPr>
+      <w:r>
+        <w:rPr>
+          <w:b w:val="0"/>
+          <w:color w:val="4A4A49"/>
+          <w:sz w:val="22"/>
+        </w:rPr>
+        <w:t>[ ] Los nombres de actores y sistemas externos son los mismos en la ficha y en el diagrama</w:t>
+      </w:r>
+    </w:p>
+    <w:p>
+      <w:pPr>
         <w:spacing w:before="200" w:after="60"/>
       </w:pPr>
       <w:r>
@@ -470,6 +762,48 @@
           <w:sz w:val="22"/>
         </w:rPr>
         <w:t>Ficha con bloque EQUIPO cuando el docente no autorizo equipos: la actividad es individual por defecto y solo admite lenguaje de equipo si hubo autorizacion.</w:t>
+      </w:r>
+    </w:p>
+    <w:p>
+      <w:pPr>
+        <w:pStyle w:val="ListBullet"/>
+      </w:pPr>
+      <w:r>
+        <w:rPr>
+          <w:b w:val="0"/>
+          <w:color w:val="4A4A49"/>
+          <w:sz w:val="22"/>
+        </w:rPr>
+        <w:t xml:space="preserve">Entregar el PNG del boceto y dejar vacía la pregunta de diagrama. La pregunta 2 es de tipo </w:t>
+      </w:r>
+      <w:r>
+        <w:rPr>
+          <w:rFonts w:ascii="Consolas" w:hAnsi="Consolas"/>
+          <w:color w:val="111111"/>
+          <w:sz w:val="21"/>
+        </w:rPr>
+        <w:t>diagrama</w:t>
+      </w:r>
+      <w:r>
+        <w:rPr>
+          <w:b w:val="0"/>
+          <w:color w:val="4A4A49"/>
+          <w:sz w:val="22"/>
+        </w:rPr>
+        <w:t xml:space="preserve"> y solo recibe texto Mermaid: si no renderiza, no se puede calificar. Es el error más frecuente de la primera clase, así que conviene anunciarlo antes de que empiecen.</w:t>
+      </w:r>
+    </w:p>
+    <w:p>
+      <w:pPr>
+        <w:pStyle w:val="ListBullet"/>
+      </w:pPr>
+      <w:r>
+        <w:rPr>
+          <w:b w:val="0"/>
+          <w:color w:val="4A4A49"/>
+          <w:sz w:val="22"/>
+        </w:rPr>
+        <w:t>Pegar el Mermaid que devolvió la IA sin revisarlo: aparecen contenedores internos (base de datos, API), se pierden las etiquetas de protocolo o los nombres no coinciden con la ficha. La IA acierta la sintaxis; el modelo sigue siendo del estudiante.</w:t>
       </w:r>
     </w:p>
     <w:p>

--- a/Arquitectura de Sistemas Computacionales/Kit docente/Clase 1/Solucion Taller Clase 1 - CloudLite.docx
+++ b/Arquitectura de Sistemas Computacionales/Kit docente/Clase 1/Solucion Taller Clase 1 - CloudLite.docx
@@ -9,7 +9,7 @@
           <w:color w:val="1A1C1D"/>
           <w:sz w:val="44"/>
         </w:rPr>
-        <w:t>Solución Taller Clase 1 — Ficha + C4 Context CloudLite</w:t>
+        <w:t>Solucion Taller Clase 1 — Ficha, C4 Context y nube vs on-premise</w:t>
       </w:r>
     </w:p>
     <w:p>
@@ -19,12 +19,39 @@
       </w:pPr>
       <w:r>
         <w:rPr>
+          <w:b/>
+          <w:i/>
+          <w:color w:val="4A4A49"/>
+          <w:sz w:val="21"/>
+        </w:rPr>
+        <w:t>DOCUMENTO DOCENTE — PRIVADO.</w:t>
+      </w:r>
+      <w:r>
+        <w:rPr>
           <w:b w:val="0"/>
           <w:i/>
           <w:color w:val="4A4A49"/>
           <w:sz w:val="21"/>
         </w:rPr>
-        <w:t>DOCUMENTO DOCENTE — PRIVADO. No publicar en Clases/ ni en ExamLab antes del cierre.</w:t>
+        <w:t xml:space="preserve"> No publicar en </w:t>
+      </w:r>
+      <w:r>
+        <w:rPr>
+          <w:rFonts w:ascii="Consolas" w:hAnsi="Consolas"/>
+          <w:i/>
+          <w:color w:val="111111"/>
+          <w:sz w:val="20"/>
+        </w:rPr>
+        <w:t>Clases/</w:t>
+      </w:r>
+      <w:r>
+        <w:rPr>
+          <w:b w:val="0"/>
+          <w:i/>
+          <w:color w:val="4A4A49"/>
+          <w:sz w:val="21"/>
+        </w:rPr>
+        <w:t xml:space="preserve"> ni en ExamLab antes del cierre de la entrega.</w:t>
       </w:r>
     </w:p>
     <w:p>
@@ -42,7 +69,23 @@
           <w:color w:val="4A4A49"/>
           <w:sz w:val="22"/>
         </w:rPr>
-        <w:t xml:space="preserve"> Ejemplo aceptable (AgendaU). Actividad individual. Otros dominios válidos si cumplen criterios.</w:t>
+        <w:t xml:space="preserve"> Las 5 preguntas resueltas sobre el dominio </w:t>
+      </w:r>
+      <w:r>
+        <w:rPr>
+          <w:b/>
+          <w:color w:val="4A4A49"/>
+          <w:sz w:val="22"/>
+        </w:rPr>
+        <w:t>BiblioLite</w:t>
+      </w:r>
+      <w:r>
+        <w:rPr>
+          <w:b w:val="0"/>
+          <w:color w:val="4A4A49"/>
+          <w:sz w:val="22"/>
+        </w:rPr>
+        <w:t xml:space="preserve"> (prestamos de biblioteca). El dominio de la solucion es distinto del que se proyecta en clase (AgendaU) a proposito: sirve de contraste para calificar, y evita que esta solucion se convierta en la respuesta que todos copian.</w:t>
       </w:r>
     </w:p>
     <w:p>
@@ -55,7 +98,7 @@
           <w:color w:val="1A1C1D"/>
           <w:sz w:val="32"/>
         </w:rPr>
-        <w:t>Alineacion al enunciado estudiante</w:t>
+        <w:t>Alineacion con el taller</w:t>
       </w:r>
     </w:p>
     <w:p>
@@ -68,7 +111,7 @@
           <w:color w:val="4A4A49"/>
           <w:sz w:val="22"/>
         </w:rPr>
-        <w:t xml:space="preserve">Taller: </w:t>
+        <w:t xml:space="preserve">Taller del estudiante: </w:t>
       </w:r>
       <w:r>
         <w:rPr>
@@ -76,7 +119,7 @@
           <w:color w:val="111111"/>
           <w:sz w:val="21"/>
         </w:rPr>
-        <w:t>Clases/Clase 1 - Introduccion a arquitecturas cloud/Taller Clase 1 — Ficha y boceto CloudLite App.docx</w:t>
+        <w:t>Clases/Clase 1 - Introduccion a arquitecturas cloud/</w:t>
       </w:r>
     </w:p>
     <w:p>
@@ -89,7 +132,15 @@
           <w:color w:val="4A4A49"/>
           <w:sz w:val="22"/>
         </w:rPr>
-        <w:t>Hito PI: Definir dominio CloudLite + 3-5 capacidades + problema en 2-3 frases</w:t>
+        <w:t xml:space="preserve">Configuracion en la plataforma: </w:t>
+      </w:r>
+      <w:r>
+        <w:rPr>
+          <w:rFonts w:ascii="Consolas" w:hAnsi="Consolas"/>
+          <w:color w:val="111111"/>
+          <w:sz w:val="21"/>
+        </w:rPr>
+        <w:t>Kit docente/Clase 1/Taller en ExamLab - Clase 1 (configuracion).md</w:t>
       </w:r>
     </w:p>
     <w:p>
@@ -102,7 +153,7 @@
           <w:color w:val="4A4A49"/>
           <w:sz w:val="22"/>
         </w:rPr>
-        <w:t>Entregable: Ficha PI: dominio, capacidades, actores y boceto C4 Context</w:t>
+        <w:t>Hito del PI: Definir dominio CloudLite App + 3–5 capacidades + problema en 2–3 frases</w:t>
       </w:r>
     </w:p>
     <w:p>
@@ -115,15 +166,20 @@
           <w:color w:val="4A4A49"/>
           <w:sz w:val="22"/>
         </w:rPr>
-        <w:t xml:space="preserve">Actividad </w:t>
+        <w:t>Entregable: Ficha PI de 6 bloques + C4 Context en Mermaid renderizado en ExamLab (boceto previo en Excalidraw/draw.io)</w:t>
       </w:r>
+    </w:p>
+    <w:p>
+      <w:pPr>
+        <w:pStyle w:val="ListBullet"/>
+      </w:pPr>
       <w:r>
         <w:rPr>
           <w:b/>
           <w:color w:val="4A4A49"/>
           <w:sz w:val="22"/>
         </w:rPr>
-        <w:t>individual</w:t>
+        <w:t>Total: 100 puntos</w:t>
       </w:r>
       <w:r>
         <w:rPr>
@@ -131,7 +187,458 @@
           <w:color w:val="4A4A49"/>
           <w:sz w:val="22"/>
         </w:rPr>
-        <w:t>: cada estudiante entrega su propia ficha y su propio diagrama en ExamLab.</w:t>
+        <w:t xml:space="preserve"> repartidos en 5 preguntas.</w:t>
+      </w:r>
+    </w:p>
+    <w:tbl>
+      <w:tblPr>
+        <w:tblStyle w:val="TableGrid"/>
+        <w:tblW w:type="auto" w:w="0"/>
+        <w:tblLook w:firstColumn="1" w:firstRow="1" w:lastColumn="0" w:lastRow="0" w:noHBand="0" w:noVBand="1" w:val="04A0"/>
+      </w:tblPr>
+      <w:tblGrid>
+        <w:gridCol w:w="2160"/>
+        <w:gridCol w:w="2160"/>
+        <w:gridCol w:w="2160"/>
+        <w:gridCol w:w="2160"/>
+      </w:tblGrid>
+      <w:tr>
+        <w:tc>
+          <w:tcPr>
+            <w:tcW w:type="dxa" w:w="2160"/>
+            <w:shd w:val="clear" w:fill="3A3A3C"/>
+          </w:tcPr>
+          <w:p>
+            <w:r>
+              <w:rPr>
+                <w:b/>
+              </w:rPr>
+            </w:r>
+            <w:r>
+              <w:rPr>
+                <w:b/>
+                <w:color w:val="FFFFFF"/>
+                <w:sz w:val="21"/>
+              </w:rPr>
+              <w:t>#</w:t>
+            </w:r>
+          </w:p>
+        </w:tc>
+        <w:tc>
+          <w:tcPr>
+            <w:tcW w:type="dxa" w:w="2160"/>
+            <w:shd w:val="clear" w:fill="3A3A3C"/>
+          </w:tcPr>
+          <w:p>
+            <w:r>
+              <w:rPr>
+                <w:b/>
+              </w:rPr>
+            </w:r>
+            <w:r>
+              <w:rPr>
+                <w:b/>
+                <w:color w:val="FFFFFF"/>
+                <w:sz w:val="21"/>
+              </w:rPr>
+              <w:t>Pregunta</w:t>
+            </w:r>
+          </w:p>
+        </w:tc>
+        <w:tc>
+          <w:tcPr>
+            <w:tcW w:type="dxa" w:w="2160"/>
+            <w:shd w:val="clear" w:fill="3A3A3C"/>
+          </w:tcPr>
+          <w:p>
+            <w:r>
+              <w:rPr>
+                <w:b/>
+              </w:rPr>
+            </w:r>
+            <w:r>
+              <w:rPr>
+                <w:b/>
+                <w:color w:val="FFFFFF"/>
+                <w:sz w:val="21"/>
+              </w:rPr>
+              <w:t>Tipo</w:t>
+            </w:r>
+          </w:p>
+        </w:tc>
+        <w:tc>
+          <w:tcPr>
+            <w:tcW w:type="dxa" w:w="2160"/>
+            <w:shd w:val="clear" w:fill="3A3A3C"/>
+          </w:tcPr>
+          <w:p>
+            <w:r>
+              <w:rPr>
+                <w:b/>
+              </w:rPr>
+            </w:r>
+            <w:r>
+              <w:rPr>
+                <w:b/>
+                <w:color w:val="FFFFFF"/>
+                <w:sz w:val="21"/>
+              </w:rPr>
+              <w:t>Puntos</w:t>
+            </w:r>
+          </w:p>
+        </w:tc>
+      </w:tr>
+      <w:tr>
+        <w:tc>
+          <w:tcPr>
+            <w:tcW w:type="dxa" w:w="2160"/>
+          </w:tcPr>
+          <w:p>
+            <w:r/>
+            <w:r>
+              <w:rPr>
+                <w:b w:val="0"/>
+                <w:color w:val="4A4A49"/>
+                <w:sz w:val="20"/>
+              </w:rPr>
+              <w:t>1</w:t>
+            </w:r>
+          </w:p>
+        </w:tc>
+        <w:tc>
+          <w:tcPr>
+            <w:tcW w:type="dxa" w:w="2160"/>
+          </w:tcPr>
+          <w:p>
+            <w:r/>
+            <w:r>
+              <w:rPr>
+                <w:b w:val="0"/>
+                <w:color w:val="4A4A49"/>
+                <w:sz w:val="20"/>
+              </w:rPr>
+              <w:t>Ficha del PI CloudLite App</w:t>
+            </w:r>
+          </w:p>
+        </w:tc>
+        <w:tc>
+          <w:tcPr>
+            <w:tcW w:type="dxa" w:w="2160"/>
+          </w:tcPr>
+          <w:p>
+            <w:r/>
+            <w:r>
+              <w:rPr>
+                <w:rFonts w:ascii="Consolas" w:hAnsi="Consolas"/>
+                <w:color w:val="111111"/>
+                <w:sz w:val="19"/>
+              </w:rPr>
+              <w:t>abierta</w:t>
+            </w:r>
+          </w:p>
+        </w:tc>
+        <w:tc>
+          <w:tcPr>
+            <w:tcW w:type="dxa" w:w="2160"/>
+          </w:tcPr>
+          <w:p>
+            <w:r/>
+            <w:r>
+              <w:rPr>
+                <w:b w:val="0"/>
+                <w:color w:val="4A4A49"/>
+                <w:sz w:val="20"/>
+              </w:rPr>
+              <w:t>20</w:t>
+            </w:r>
+          </w:p>
+        </w:tc>
+      </w:tr>
+      <w:tr>
+        <w:tc>
+          <w:tcPr>
+            <w:tcW w:type="dxa" w:w="2160"/>
+            <w:shd w:val="clear" w:fill="ECECEE"/>
+          </w:tcPr>
+          <w:p>
+            <w:r/>
+            <w:r>
+              <w:rPr>
+                <w:b w:val="0"/>
+                <w:color w:val="4A4A49"/>
+                <w:sz w:val="20"/>
+              </w:rPr>
+              <w:t>2</w:t>
+            </w:r>
+          </w:p>
+        </w:tc>
+        <w:tc>
+          <w:tcPr>
+            <w:tcW w:type="dxa" w:w="2160"/>
+            <w:shd w:val="clear" w:fill="ECECEE"/>
+          </w:tcPr>
+          <w:p>
+            <w:r/>
+            <w:r>
+              <w:rPr>
+                <w:b w:val="0"/>
+                <w:color w:val="4A4A49"/>
+                <w:sz w:val="20"/>
+              </w:rPr>
+              <w:t>C4 Context en Mermaid</w:t>
+            </w:r>
+          </w:p>
+        </w:tc>
+        <w:tc>
+          <w:tcPr>
+            <w:tcW w:type="dxa" w:w="2160"/>
+            <w:shd w:val="clear" w:fill="ECECEE"/>
+          </w:tcPr>
+          <w:p>
+            <w:r/>
+            <w:r>
+              <w:rPr>
+                <w:rFonts w:ascii="Consolas" w:hAnsi="Consolas"/>
+                <w:color w:val="111111"/>
+                <w:sz w:val="19"/>
+              </w:rPr>
+              <w:t>diagrama</w:t>
+            </w:r>
+          </w:p>
+        </w:tc>
+        <w:tc>
+          <w:tcPr>
+            <w:tcW w:type="dxa" w:w="2160"/>
+            <w:shd w:val="clear" w:fill="ECECEE"/>
+          </w:tcPr>
+          <w:p>
+            <w:r/>
+            <w:r>
+              <w:rPr>
+                <w:b w:val="0"/>
+                <w:color w:val="4A4A49"/>
+                <w:sz w:val="20"/>
+              </w:rPr>
+              <w:t>35</w:t>
+            </w:r>
+          </w:p>
+        </w:tc>
+      </w:tr>
+      <w:tr>
+        <w:tc>
+          <w:tcPr>
+            <w:tcW w:type="dxa" w:w="2160"/>
+          </w:tcPr>
+          <w:p>
+            <w:r/>
+            <w:r>
+              <w:rPr>
+                <w:b w:val="0"/>
+                <w:color w:val="4A4A49"/>
+                <w:sz w:val="20"/>
+              </w:rPr>
+              <w:t>3</w:t>
+            </w:r>
+          </w:p>
+        </w:tc>
+        <w:tc>
+          <w:tcPr>
+            <w:tcW w:type="dxa" w:w="2160"/>
+          </w:tcPr>
+          <w:p>
+            <w:r/>
+            <w:r>
+              <w:rPr>
+                <w:b w:val="0"/>
+                <w:color w:val="4A4A49"/>
+                <w:sz w:val="20"/>
+              </w:rPr>
+              <w:t>Nube y on-premise: que es cierto</w:t>
+            </w:r>
+          </w:p>
+        </w:tc>
+        <w:tc>
+          <w:tcPr>
+            <w:tcW w:type="dxa" w:w="2160"/>
+          </w:tcPr>
+          <w:p>
+            <w:r/>
+            <w:r>
+              <w:rPr>
+                <w:rFonts w:ascii="Consolas" w:hAnsi="Consolas"/>
+                <w:color w:val="111111"/>
+                <w:sz w:val="19"/>
+              </w:rPr>
+              <w:t>cerrada_multi</w:t>
+            </w:r>
+          </w:p>
+        </w:tc>
+        <w:tc>
+          <w:tcPr>
+            <w:tcW w:type="dxa" w:w="2160"/>
+          </w:tcPr>
+          <w:p>
+            <w:r/>
+            <w:r>
+              <w:rPr>
+                <w:b w:val="0"/>
+                <w:color w:val="4A4A49"/>
+                <w:sz w:val="20"/>
+              </w:rPr>
+              <w:t>15</w:t>
+            </w:r>
+          </w:p>
+        </w:tc>
+      </w:tr>
+      <w:tr>
+        <w:tc>
+          <w:tcPr>
+            <w:tcW w:type="dxa" w:w="2160"/>
+            <w:shd w:val="clear" w:fill="ECECEE"/>
+          </w:tcPr>
+          <w:p>
+            <w:r/>
+            <w:r>
+              <w:rPr>
+                <w:b w:val="0"/>
+                <w:color w:val="4A4A49"/>
+                <w:sz w:val="20"/>
+              </w:rPr>
+              <w:t>4</w:t>
+            </w:r>
+          </w:p>
+        </w:tc>
+        <w:tc>
+          <w:tcPr>
+            <w:tcW w:type="dxa" w:w="2160"/>
+            <w:shd w:val="clear" w:fill="ECECEE"/>
+          </w:tcPr>
+          <w:p>
+            <w:r/>
+            <w:r>
+              <w:rPr>
+                <w:b w:val="0"/>
+                <w:color w:val="4A4A49"/>
+                <w:sz w:val="20"/>
+              </w:rPr>
+              <w:t>Nube u on-premise para CloudLite: tabla y veredicto</w:t>
+            </w:r>
+          </w:p>
+        </w:tc>
+        <w:tc>
+          <w:tcPr>
+            <w:tcW w:type="dxa" w:w="2160"/>
+            <w:shd w:val="clear" w:fill="ECECEE"/>
+          </w:tcPr>
+          <w:p>
+            <w:r/>
+            <w:r>
+              <w:rPr>
+                <w:rFonts w:ascii="Consolas" w:hAnsi="Consolas"/>
+                <w:color w:val="111111"/>
+                <w:sz w:val="19"/>
+              </w:rPr>
+              <w:t>abierta</w:t>
+            </w:r>
+          </w:p>
+        </w:tc>
+        <w:tc>
+          <w:tcPr>
+            <w:tcW w:type="dxa" w:w="2160"/>
+            <w:shd w:val="clear" w:fill="ECECEE"/>
+          </w:tcPr>
+          <w:p>
+            <w:r/>
+            <w:r>
+              <w:rPr>
+                <w:b w:val="0"/>
+                <w:color w:val="4A4A49"/>
+                <w:sz w:val="20"/>
+              </w:rPr>
+              <w:t>20</w:t>
+            </w:r>
+          </w:p>
+        </w:tc>
+      </w:tr>
+      <w:tr>
+        <w:tc>
+          <w:tcPr>
+            <w:tcW w:type="dxa" w:w="2160"/>
+          </w:tcPr>
+          <w:p>
+            <w:r/>
+            <w:r>
+              <w:rPr>
+                <w:b w:val="0"/>
+                <w:color w:val="4A4A49"/>
+                <w:sz w:val="20"/>
+              </w:rPr>
+              <w:t>5</w:t>
+            </w:r>
+          </w:p>
+        </w:tc>
+        <w:tc>
+          <w:tcPr>
+            <w:tcW w:type="dxa" w:w="2160"/>
+          </w:tcPr>
+          <w:p>
+            <w:r/>
+            <w:r>
+              <w:rPr>
+                <w:b w:val="0"/>
+                <w:color w:val="4A4A49"/>
+                <w:sz w:val="20"/>
+              </w:rPr>
+              <w:t>Nivel del modelo C4</w:t>
+            </w:r>
+          </w:p>
+        </w:tc>
+        <w:tc>
+          <w:tcPr>
+            <w:tcW w:type="dxa" w:w="2160"/>
+          </w:tcPr>
+          <w:p>
+            <w:r/>
+            <w:r>
+              <w:rPr>
+                <w:rFonts w:ascii="Consolas" w:hAnsi="Consolas"/>
+                <w:color w:val="111111"/>
+                <w:sz w:val="19"/>
+              </w:rPr>
+              <w:t>cerrada</w:t>
+            </w:r>
+          </w:p>
+        </w:tc>
+        <w:tc>
+          <w:tcPr>
+            <w:tcW w:type="dxa" w:w="2160"/>
+          </w:tcPr>
+          <w:p>
+            <w:r/>
+            <w:r>
+              <w:rPr>
+                <w:b w:val="0"/>
+                <w:color w:val="4A4A49"/>
+                <w:sz w:val="20"/>
+              </w:rPr>
+              <w:t>10</w:t>
+            </w:r>
+          </w:p>
+        </w:tc>
+      </w:tr>
+    </w:tbl>
+    <w:p/>
+    <w:p>
+      <w:pPr>
+        <w:spacing w:before="200" w:after="60"/>
+      </w:pPr>
+      <w:r>
+        <w:rPr>
+          <w:b/>
+          <w:color w:val="1A1C1D"/>
+          <w:sz w:val="32"/>
+        </w:rPr>
+        <w:t>Pregunta 1 · Ficha del PI CloudLite App · 20 pts</w:t>
       </w:r>
     </w:p>
     <w:p>
@@ -144,12 +651,118 @@
           <w:color w:val="1A1C1D"/>
           <w:sz w:val="32"/>
         </w:rPr>
-        <w:t>Solucion paso a paso</w:t>
+        <w:t>Respuesta esperada</w:t>
+      </w:r>
+    </w:p>
+    <w:p>
+      <w:r>
+        <w:rPr>
+          <w:b/>
+          <w:color w:val="4A4A49"/>
+          <w:sz w:val="22"/>
+        </w:rPr>
+        <w:t>1. DOMINIO</w:t>
+      </w:r>
+    </w:p>
+    <w:p>
+      <w:r>
+        <w:rPr>
+          <w:b w:val="0"/>
+          <w:color w:val="4A4A49"/>
+          <w:sz w:val="22"/>
+        </w:rPr>
+        <w:t>BiblioLite: prestamo y devolucion de libros de la biblioteca de la universidad.</w:t>
+      </w:r>
+    </w:p>
+    <w:p>
+      <w:r>
+        <w:rPr>
+          <w:b/>
+          <w:color w:val="4A4A49"/>
+          <w:sz w:val="22"/>
+        </w:rPr>
+        <w:t>2. PROBLEMA</w:t>
+      </w:r>
+      <w:r>
+        <w:rPr>
+          <w:b w:val="0"/>
+          <w:color w:val="4A4A49"/>
+          <w:sz w:val="22"/>
+        </w:rPr>
+        <w:t xml:space="preserve"> (3 frases: quien sufre, como se resuelve hoy, cifra del dolor)</w:t>
+      </w:r>
+    </w:p>
+    <w:p>
+      <w:r>
+        <w:rPr>
+          <w:b w:val="0"/>
+          <w:color w:val="4A4A49"/>
+          <w:sz w:val="22"/>
+        </w:rPr>
+        <w:t>Los estudiantes que necesitan un libro de reserva no saben si esta disponible sin ir</w:t>
+      </w:r>
+    </w:p>
+    <w:p>
+      <w:r>
+        <w:rPr>
+          <w:b w:val="0"/>
+          <w:color w:val="4A4A49"/>
+          <w:sz w:val="22"/>
+        </w:rPr>
+        <w:t>hasta el mostrador. Hoy la biblioteca lleva los prestamos en una planilla de Excel que</w:t>
+      </w:r>
+    </w:p>
+    <w:p>
+      <w:r>
+        <w:rPr>
+          <w:b w:val="0"/>
+          <w:color w:val="4A4A49"/>
+          <w:sz w:val="22"/>
+        </w:rPr>
+        <w:t>solo la auxiliar puede abrir, y las renovaciones se piden por WhatsApp al numero</w:t>
+      </w:r>
+    </w:p>
+    <w:p>
+      <w:r>
+        <w:rPr>
+          <w:b w:val="0"/>
+          <w:color w:val="4A4A49"/>
+          <w:sz w:val="22"/>
+        </w:rPr>
+        <w:t>personal de la auxiliar. En el ultimo semestre se registraron 38 libros devueltos tarde</w:t>
+      </w:r>
+    </w:p>
+    <w:p>
+      <w:r>
+        <w:rPr>
+          <w:b w:val="0"/>
+          <w:color w:val="4A4A49"/>
+          <w:sz w:val="22"/>
+        </w:rPr>
+        <w:t>sin cobro de multa porque nadie noto el vencimiento.</w:t>
+      </w:r>
+    </w:p>
+    <w:p>
+      <w:r>
+        <w:rPr>
+          <w:b/>
+          <w:color w:val="4A4A49"/>
+          <w:sz w:val="22"/>
+        </w:rPr>
+        <w:t>3. CAPACIDADES</w:t>
+      </w:r>
+      <w:r>
+        <w:rPr>
+          <w:b w:val="0"/>
+          <w:color w:val="4A4A49"/>
+          <w:sz w:val="22"/>
+        </w:rPr>
+        <w:t xml:space="preserve"> (4, verbo + objeto de negocio, sin tecnologia)</w:t>
       </w:r>
     </w:p>
     <w:p>
       <w:pPr>
-        <w:pStyle w:val="ListNumber"/>
+        <w:pStyle w:val="ListBullet"/>
       </w:pPr>
       <w:r>
         <w:rPr>
@@ -157,12 +770,12 @@
           <w:color w:val="4A4A49"/>
           <w:sz w:val="22"/>
         </w:rPr>
-        <w:t>Actividad individual. Dominio: AgendaU (tutorías estudiante-docente).</w:t>
+        <w:t>Consultar disponibilidad de un titulo</w:t>
       </w:r>
     </w:p>
     <w:p>
       <w:pPr>
-        <w:pStyle w:val="ListNumber"/>
+        <w:pStyle w:val="ListBullet"/>
       </w:pPr>
       <w:r>
         <w:rPr>
@@ -170,12 +783,12 @@
           <w:color w:val="4A4A49"/>
           <w:sz w:val="22"/>
         </w:rPr>
-        <w:t>Problema: estudiantes pierden turnos por doble agenda y recordatorios débiles.</w:t>
+        <w:t>Reservar un ejemplar</w:t>
       </w:r>
     </w:p>
     <w:p>
       <w:pPr>
-        <w:pStyle w:val="ListNumber"/>
+        <w:pStyle w:val="ListBullet"/>
       </w:pPr>
       <w:r>
         <w:rPr>
@@ -183,12 +796,12 @@
           <w:color w:val="4A4A49"/>
           <w:sz w:val="22"/>
         </w:rPr>
-        <w:t>Capacidades: reservar, cancelar, recordar, ver disponibilidad.</w:t>
+        <w:t>Renovar un prestamo vigente</w:t>
       </w:r>
     </w:p>
     <w:p>
       <w:pPr>
-        <w:pStyle w:val="ListNumber"/>
+        <w:pStyle w:val="ListBullet"/>
       </w:pPr>
       <w:r>
         <w:rPr>
@@ -196,12 +809,30 @@
           <w:color w:val="4A4A49"/>
           <w:sz w:val="22"/>
         </w:rPr>
-        <w:t>Actores: Estudiante, Tutor; sistemas externos: proveedor de identidad, correo/calendario.</w:t>
+        <w:t>Notificar el vencimiento del prestamo</w:t>
+      </w:r>
+    </w:p>
+    <w:p>
+      <w:r>
+        <w:rPr>
+          <w:b/>
+          <w:color w:val="4A4A49"/>
+          <w:sz w:val="22"/>
+        </w:rPr>
+        <w:t>4. ACTORES</w:t>
+      </w:r>
+      <w:r>
+        <w:rPr>
+          <w:b w:val="0"/>
+          <w:color w:val="4A4A49"/>
+          <w:sz w:val="22"/>
+        </w:rPr>
+        <w:t xml:space="preserve"> (3, con lo que espera cada uno)</w:t>
       </w:r>
     </w:p>
     <w:p>
       <w:pPr>
-        <w:pStyle w:val="ListNumber"/>
+        <w:pStyle w:val="ListBullet"/>
       </w:pPr>
       <w:r>
         <w:rPr>
@@ -209,15 +840,43 @@
           <w:color w:val="4A4A49"/>
           <w:sz w:val="22"/>
         </w:rPr>
-        <w:t>C4 Context: boceto en Excalidraw o draw.io → conversión a Mermaid (</w:t>
+        <w:t>Estudiante: quiere saber si el libro esta libre sin caminar hasta la biblioteca.</w:t>
       </w:r>
+    </w:p>
+    <w:p>
+      <w:pPr>
+        <w:pStyle w:val="ListBullet"/>
+      </w:pPr>
       <w:r>
         <w:rPr>
-          <w:rFonts w:ascii="Consolas" w:hAnsi="Consolas"/>
-          <w:color w:val="111111"/>
-          <w:sz w:val="21"/>
+          <w:b w:val="0"/>
+          <w:color w:val="4A4A49"/>
+          <w:sz w:val="22"/>
         </w:rPr>
-        <w:t>C4Context</w:t>
+        <w:t>Auxiliar de biblioteca: quiere registrar un prestamo en menos de 30 segundos.</w:t>
+      </w:r>
+    </w:p>
+    <w:p>
+      <w:pPr>
+        <w:pStyle w:val="ListBullet"/>
+      </w:pPr>
+      <w:r>
+        <w:rPr>
+          <w:b w:val="0"/>
+          <w:color w:val="4A4A49"/>
+          <w:sz w:val="22"/>
+        </w:rPr>
+        <w:t>Coordinador de la biblioteca: quiere saber que titulos se agotan cada semestre.</w:t>
+      </w:r>
+    </w:p>
+    <w:p>
+      <w:r>
+        <w:rPr>
+          <w:b/>
+          <w:color w:val="4A4A49"/>
+          <w:sz w:val="22"/>
+        </w:rPr>
+        <w:t>5. SISTEMAS EXTERNOS</w:t>
       </w:r>
       <w:r>
         <w:rPr>
@@ -225,15 +884,43 @@
           <w:color w:val="4A4A49"/>
           <w:sz w:val="22"/>
         </w:rPr>
-        <w:t xml:space="preserve">) con ayuda de una IA → pegado y </w:t>
+        <w:t xml:space="preserve"> (2 o 3, con los que BiblioLite intercambia informacion)</w:t>
       </w:r>
+    </w:p>
+    <w:p>
+      <w:pPr>
+        <w:pStyle w:val="ListBullet"/>
+      </w:pPr>
+      <w:r>
+        <w:rPr>
+          <w:b w:val="0"/>
+          <w:color w:val="4A4A49"/>
+          <w:sz w:val="22"/>
+        </w:rPr>
+        <w:t>Proveedor de identidad institucional: valida que quien reserva es estudiante activo.</w:t>
+      </w:r>
+    </w:p>
+    <w:p>
+      <w:pPr>
+        <w:pStyle w:val="ListBullet"/>
+      </w:pPr>
+      <w:r>
+        <w:rPr>
+          <w:b w:val="0"/>
+          <w:color w:val="4A4A49"/>
+          <w:sz w:val="22"/>
+        </w:rPr>
+        <w:t>Correo transaccional SaaS: envia el aviso de vencimiento.</w:t>
+      </w:r>
+    </w:p>
+    <w:p>
       <w:r>
         <w:rPr>
           <w:b/>
           <w:color w:val="4A4A49"/>
           <w:sz w:val="22"/>
         </w:rPr>
-        <w:t>renderizado</w:t>
+        <w:t>6. FUERA DE ALCANCE</w:t>
       </w:r>
       <w:r>
         <w:rPr>
@@ -241,7 +928,46 @@
           <w:color w:val="4A4A49"/>
           <w:sz w:val="22"/>
         </w:rPr>
-        <w:t xml:space="preserve"> en la pregunta 2 de ExamLab. El PNG/.drawio exportado va a la carpeta del PI, pero lo que se califica es el Mermaid renderizado.</w:t>
+        <w:t xml:space="preserve"> (3)</w:t>
+      </w:r>
+    </w:p>
+    <w:p>
+      <w:pPr>
+        <w:pStyle w:val="ListBullet"/>
+      </w:pPr>
+      <w:r>
+        <w:rPr>
+          <w:b w:val="0"/>
+          <w:color w:val="4A4A49"/>
+          <w:sz w:val="22"/>
+        </w:rPr>
+        <w:t>No cobra multas ni procesa pagos.</w:t>
+      </w:r>
+    </w:p>
+    <w:p>
+      <w:pPr>
+        <w:pStyle w:val="ListBullet"/>
+      </w:pPr>
+      <w:r>
+        <w:rPr>
+          <w:b w:val="0"/>
+          <w:color w:val="4A4A49"/>
+          <w:sz w:val="22"/>
+        </w:rPr>
+        <w:t>No digitaliza el contenido de los libros.</w:t>
+      </w:r>
+    </w:p>
+    <w:p>
+      <w:pPr>
+        <w:pStyle w:val="ListBullet"/>
+      </w:pPr>
+      <w:r>
+        <w:rPr>
+          <w:b w:val="0"/>
+          <w:color w:val="4A4A49"/>
+          <w:sz w:val="22"/>
+        </w:rPr>
+        <w:t>No gestiona compras ni inventario de adquisiciones.</w:t>
       </w:r>
     </w:p>
     <w:p>
@@ -254,7 +980,7 @@
           <w:color w:val="1A1C1D"/>
           <w:sz w:val="32"/>
         </w:rPr>
-        <w:t>Ejemplo / artefactos esperados</w:t>
+        <w:t>Como calificar</w:t>
       </w:r>
     </w:p>
     <w:p>
@@ -267,7 +993,7 @@
           <w:color w:val="4A4A49"/>
           <w:sz w:val="22"/>
         </w:rPr>
-        <w:t>DOMINIO: AgendaU</w:t>
+        <w:t>3 pts los 6 bloques rotulados y completos.</w:t>
       </w:r>
     </w:p>
     <w:p>
@@ -280,7 +1006,23 @@
           <w:color w:val="4A4A49"/>
           <w:sz w:val="22"/>
         </w:rPr>
-        <w:t>PROBLEMA: pérdida de turnos por solapamientos y falta de recordatorio.</w:t>
+        <w:t xml:space="preserve">4 pts el problema con las 3 frases exigidas </w:t>
+      </w:r>
+      <w:r>
+        <w:rPr>
+          <w:b/>
+          <w:color w:val="4A4A49"/>
+          <w:sz w:val="22"/>
+        </w:rPr>
+        <w:t>y una cifra medible</w:t>
+      </w:r>
+      <w:r>
+        <w:rPr>
+          <w:b w:val="0"/>
+          <w:color w:val="4A4A49"/>
+          <w:sz w:val="22"/>
+        </w:rPr>
+        <w:t>. La cifra es lo que mas falta: sin ella el problema es una opinion.</w:t>
       </w:r>
     </w:p>
     <w:p>
@@ -293,7 +1035,23 @@
           <w:color w:val="4A4A49"/>
           <w:sz w:val="22"/>
         </w:rPr>
-        <w:t>CAPACIDADES: reservar, cancelar, listar disponibilidad, notificar.</w:t>
+        <w:t xml:space="preserve">4 pts las 4 capacidades en verbo + objeto, </w:t>
+      </w:r>
+      <w:r>
+        <w:rPr>
+          <w:b/>
+          <w:color w:val="4A4A49"/>
+          <w:sz w:val="22"/>
+        </w:rPr>
+        <w:t>sin nombrar tecnologia</w:t>
+      </w:r>
+      <w:r>
+        <w:rPr>
+          <w:b w:val="0"/>
+          <w:color w:val="4A4A49"/>
+          <w:sz w:val="22"/>
+        </w:rPr>
+        <w:t>.</w:t>
       </w:r>
     </w:p>
     <w:p>
@@ -306,7 +1064,7 @@
           <w:color w:val="4A4A49"/>
           <w:sz w:val="22"/>
         </w:rPr>
-        <w:t>ACTORES: Estudiante, Tutor.</w:t>
+        <w:t>3 pts los 3 actores con expectativa explicita.</w:t>
       </w:r>
     </w:p>
     <w:p>
@@ -319,43 +1077,15 @@
           <w:color w:val="4A4A49"/>
           <w:sz w:val="22"/>
         </w:rPr>
-        <w:t>SISTEMAS EXTERNOS: proveedor de identidad institucional (login), correo/calendario SaaS (recordatorios).</w:t>
+        <w:t xml:space="preserve">3 pts los 2 o 3 sistemas externos, y que sean </w:t>
       </w:r>
-    </w:p>
-    <w:p>
-      <w:pPr>
-        <w:pStyle w:val="ListBullet"/>
-      </w:pPr>
-      <w:r>
-        <w:rPr>
-          <w:b w:val="0"/>
-          <w:color w:val="4A4A49"/>
-          <w:sz w:val="22"/>
-        </w:rPr>
-        <w:t>FUERA DE ALCANCE: pagos, videollamada, app nativa.</w:t>
-      </w:r>
-    </w:p>
-    <w:p>
-      <w:pPr>
-        <w:pStyle w:val="ListBullet"/>
-      </w:pPr>
-      <w:r>
-        <w:rPr>
-          <w:b w:val="0"/>
-          <w:color w:val="4A4A49"/>
-          <w:sz w:val="22"/>
-        </w:rPr>
-        <w:t>C4: CloudLite App &lt;-HTTPS-&gt; personas; CloudLite -&gt;SMTP-&gt; correo SaaS; CloudLite -&gt;OIDC-&gt; proveedor de identidad.</w:t>
-      </w:r>
-    </w:p>
-    <w:p>
       <w:r>
         <w:rPr>
           <w:b/>
           <w:color w:val="4A4A49"/>
           <w:sz w:val="22"/>
         </w:rPr>
-        <w:t>Mermaid de referencia</w:t>
+        <w:t>los mismos</w:t>
       </w:r>
       <w:r>
         <w:rPr>
@@ -363,39 +1093,7 @@
           <w:color w:val="4A4A49"/>
           <w:sz w:val="22"/>
         </w:rPr>
-        <w:t xml:space="preserve"> (es el que debería producir un estudiante que hizo bien el paso 3; úselo para comparar conteos: 1 </w:t>
-      </w:r>
-      <w:r>
-        <w:rPr>
-          <w:rFonts w:ascii="Consolas" w:hAnsi="Consolas"/>
-          <w:color w:val="111111"/>
-          <w:sz w:val="21"/>
-        </w:rPr>
-        <w:t>System</w:t>
-      </w:r>
-      <w:r>
-        <w:rPr>
-          <w:b w:val="0"/>
-          <w:color w:val="4A4A49"/>
-          <w:sz w:val="22"/>
-        </w:rPr>
-        <w:t xml:space="preserve">, 2 </w:t>
-      </w:r>
-      <w:r>
-        <w:rPr>
-          <w:rFonts w:ascii="Consolas" w:hAnsi="Consolas"/>
-          <w:color w:val="111111"/>
-          <w:sz w:val="21"/>
-        </w:rPr>
-        <w:t>Person</w:t>
-      </w:r>
-      <w:r>
-        <w:rPr>
-          <w:b w:val="0"/>
-          <w:color w:val="4A4A49"/>
-          <w:sz w:val="22"/>
-        </w:rPr>
-        <w:t xml:space="preserve">, 2 </w:t>
+        <w:t xml:space="preserve"> que los </w:t>
       </w:r>
       <w:r>
         <w:rPr>
@@ -411,15 +1109,41 @@
           <w:color w:val="4A4A49"/>
           <w:sz w:val="22"/>
         </w:rPr>
-        <w:t xml:space="preserve">, 5 </w:t>
+        <w:t xml:space="preserve"> de la pregunta 2.</w:t>
+      </w:r>
+    </w:p>
+    <w:p>
+      <w:pPr>
+        <w:pStyle w:val="ListBullet"/>
+      </w:pPr>
+      <w:r>
+        <w:rPr>
+          <w:b w:val="0"/>
+          <w:color w:val="4A4A49"/>
+          <w:sz w:val="22"/>
+        </w:rPr>
+        <w:t>3 pts las 3 exclusiones.</w:t>
+      </w:r>
+    </w:p>
+    <w:p>
+      <w:pPr>
+        <w:pStyle w:val="ListBullet"/>
+      </w:pPr>
+      <w:r>
+        <w:rPr>
+          <w:b w:val="0"/>
+          <w:color w:val="4A4A49"/>
+          <w:sz w:val="22"/>
+        </w:rPr>
+        <w:t xml:space="preserve">Si el dominio es generico («una app de la universidad», «una red social»), los bloques 1 y 2 valen </w:t>
       </w:r>
       <w:r>
         <w:rPr>
-          <w:rFonts w:ascii="Consolas" w:hAnsi="Consolas"/>
-          <w:color w:val="111111"/>
-          <w:sz w:val="21"/>
+          <w:b/>
+          <w:color w:val="4A4A49"/>
+          <w:sz w:val="22"/>
         </w:rPr>
-        <w:t>Rel</w:t>
+        <w:t>cero</w:t>
       </w:r>
       <w:r>
         <w:rPr>
@@ -427,7 +1151,98 @@
           <w:color w:val="4A4A49"/>
           <w:sz w:val="22"/>
         </w:rPr>
-        <w:t>):</w:t>
+        <w:t>: sin dominio concreto no hay nada que arquitecturar en las clases siguientes.</w:t>
+      </w:r>
+    </w:p>
+    <w:p>
+      <w:pPr>
+        <w:spacing w:before="200" w:after="60"/>
+      </w:pPr>
+      <w:r>
+        <w:rPr>
+          <w:b/>
+          <w:color w:val="1A1C1D"/>
+          <w:sz w:val="32"/>
+        </w:rPr>
+        <w:t>Errores frecuentes y que hacer</w:t>
+      </w:r>
+    </w:p>
+    <w:p>
+      <w:pPr>
+        <w:pStyle w:val="ListBullet"/>
+      </w:pPr>
+      <w:r>
+        <w:rPr>
+          <w:b w:val="0"/>
+          <w:color w:val="4A4A49"/>
+          <w:sz w:val="22"/>
+        </w:rPr>
+        <w:t>«Tener login con JWT» como capacidad. Es un medio, no un fin: la capacidad seria «autenticar al estudiante». Se corrige en el momento preguntando «¿que puede HACER el usuario con eso?».</w:t>
+      </w:r>
+    </w:p>
+    <w:p>
+      <w:pPr>
+        <w:pStyle w:val="ListBullet"/>
+      </w:pPr>
+      <w:r>
+        <w:rPr>
+          <w:b w:val="0"/>
+          <w:color w:val="4A4A49"/>
+          <w:sz w:val="22"/>
+        </w:rPr>
+        <w:t>Problema sin cifra: «se pierde mucho tiempo». Pida un numero, aunque sea estimado; «38 libros» sirve, «mucho tiempo» no.</w:t>
+      </w:r>
+    </w:p>
+    <w:p>
+      <w:pPr>
+        <w:pStyle w:val="ListBullet"/>
+      </w:pPr>
+      <w:r>
+        <w:rPr>
+          <w:b w:val="0"/>
+          <w:color w:val="4A4A49"/>
+          <w:sz w:val="22"/>
+        </w:rPr>
+        <w:t>Sistemas externos inventados que no vuelven a aparecer en el diagrama. Compare los dos bloques antes de poner nota: es el criterio de 3 pts.</w:t>
+      </w:r>
+    </w:p>
+    <w:p>
+      <w:pPr>
+        <w:pStyle w:val="ListBullet"/>
+      </w:pPr>
+      <w:r>
+        <w:rPr>
+          <w:b w:val="0"/>
+          <w:color w:val="4A4A49"/>
+          <w:sz w:val="22"/>
+        </w:rPr>
+        <w:t>Fuera de alcance con cosas que nadie iba a pedir («no viaja a Marte»). Debe excluir lo que un evaluador razonable SI esperaria.</w:t>
+      </w:r>
+    </w:p>
+    <w:p>
+      <w:pPr>
+        <w:spacing w:before="200" w:after="60"/>
+      </w:pPr>
+      <w:r>
+        <w:rPr>
+          <w:b/>
+          <w:color w:val="1A1C1D"/>
+          <w:sz w:val="32"/>
+        </w:rPr>
+        <w:t>Pregunta 2 · C4 Context en Mermaid · 35 pts</w:t>
+      </w:r>
+    </w:p>
+    <w:p>
+      <w:pPr>
+        <w:spacing w:before="200" w:after="60"/>
+      </w:pPr>
+      <w:r>
+        <w:rPr>
+          <w:b/>
+          <w:color w:val="1A1C1D"/>
+          <w:sz w:val="32"/>
+        </w:rPr>
+        <w:t>Respuesta esperada (dominio de la solucion)</w:t>
       </w:r>
     </w:p>
     <w:p>
@@ -453,7 +1268,7 @@
           <w:color w:val="111111"/>
           <w:sz w:val="19"/>
         </w:rPr>
-        <w:t xml:space="preserve">    title AgendaU - nivel Context</w:t>
+        <w:t xml:space="preserve">    title Contexto de CloudLite App - dominio BiblioLite</w:t>
       </w:r>
       <w:r>
         <w:br/>
@@ -464,7 +1279,7 @@
           <w:color w:val="111111"/>
           <w:sz w:val="19"/>
         </w:rPr>
-        <w:t xml:space="preserve">    Person(estudiante, "Estudiante", "Reserva y cancela tutorias")</w:t>
+        <w:t xml:space="preserve">    Person(estudiante, "Estudiante", "Consulta disponibilidad y reserva ejemplares")</w:t>
       </w:r>
       <w:r>
         <w:br/>
@@ -475,7 +1290,7 @@
           <w:color w:val="111111"/>
           <w:sz w:val="19"/>
         </w:rPr>
-        <w:t xml:space="preserve">    Person(tutor, "Tutor", "Publica disponibilidad y atiende")</w:t>
+        <w:t xml:space="preserve">    Person(auxiliar, "Auxiliar de biblioteca", "Registra prestamos y devoluciones")</w:t>
       </w:r>
       <w:r>
         <w:br/>
@@ -486,7 +1301,7 @@
           <w:color w:val="111111"/>
           <w:sz w:val="19"/>
         </w:rPr>
-        <w:t xml:space="preserve">    System(agendau, "AgendaU", "Sistema de agendamiento de tutorias")</w:t>
+        <w:t xml:space="preserve">    System(cloudlite, "CloudLite App", "Aplicacion web y API de prestamos de biblioteca")</w:t>
       </w:r>
       <w:r>
         <w:br/>
@@ -497,7 +1312,7 @@
           <w:color w:val="111111"/>
           <w:sz w:val="19"/>
         </w:rPr>
-        <w:t xml:space="preserve">    System_Ext(idp, "Proveedor de identidad institucional", "Login unico de la universidad")</w:t>
+        <w:t xml:space="preserve">    System_Ext(idp, "Proveedor de identidad institucional", "Login OIDC de la universidad")</w:t>
       </w:r>
       <w:r>
         <w:br/>
@@ -508,7 +1323,7 @@
           <w:color w:val="111111"/>
           <w:sz w:val="19"/>
         </w:rPr>
-        <w:t xml:space="preserve">    System_Ext(correo, "Correo transaccional", "Envio de recordatorios")</w:t>
+        <w:t xml:space="preserve">    System_Ext(correo, "Correo transaccional SaaS", "Envio de avisos de vencimiento")</w:t>
       </w:r>
       <w:r>
         <w:br/>
@@ -519,7 +1334,7 @@
           <w:color w:val="111111"/>
           <w:sz w:val="19"/>
         </w:rPr>
-        <w:t xml:space="preserve">    Rel(estudiante, agendau, "reserva una tutoria", "HTTPS")</w:t>
+        <w:t xml:space="preserve">    Rel(estudiante, cloudlite, "Consulta disponibilidad y reserva un ejemplar", "HTTPS")</w:t>
       </w:r>
       <w:r>
         <w:br/>
@@ -530,7 +1345,7 @@
           <w:color w:val="111111"/>
           <w:sz w:val="19"/>
         </w:rPr>
-        <w:t xml:space="preserve">    Rel(tutor, agendau, "publica su disponibilidad", "HTTPS")</w:t>
+        <w:t xml:space="preserve">    Rel(auxiliar, cloudlite, "Registra el prestamo y la devolucion", "HTTPS")</w:t>
       </w:r>
       <w:r>
         <w:br/>
@@ -541,7 +1356,7 @@
           <w:color w:val="111111"/>
           <w:sz w:val="19"/>
         </w:rPr>
-        <w:t xml:space="preserve">    Rel(estudiante, idp, "inicia sesion", "OIDC sobre HTTPS")</w:t>
+        <w:t xml:space="preserve">    Rel(cloudlite, idp, "Valida que el usuario es estudiante activo", "OIDC sobre HTTPS")</w:t>
       </w:r>
       <w:r>
         <w:br/>
@@ -552,7 +1367,7 @@
           <w:color w:val="111111"/>
           <w:sz w:val="19"/>
         </w:rPr>
-        <w:t xml:space="preserve">    Rel(agendau, idp, "valida la identidad", "OIDC sobre HTTPS")</w:t>
+        <w:t xml:space="preserve">    Rel(cloudlite, correo, "Solicita el envio del aviso de vencimiento", "API REST sobre HTTPS")</w:t>
       </w:r>
       <w:r>
         <w:br/>
@@ -563,7 +1378,7 @@
           <w:color w:val="111111"/>
           <w:sz w:val="19"/>
         </w:rPr>
-        <w:t xml:space="preserve">    Rel(agendau, correo, "envia el recordatorio de la tutoria", "SMTP")</w:t>
+        <w:t xml:space="preserve">    Rel(correo, estudiante, "Entrega el aviso 2 dias antes del vencimiento", "SMTP")</w:t>
       </w:r>
     </w:p>
     <w:p>
@@ -576,7 +1391,182 @@
           <w:color w:val="1A1C1D"/>
           <w:sz w:val="32"/>
         </w:rPr>
-        <w:t>Rubrica corta / checklist de correccion</w:t>
+        <w:t>Modelo de referencia que ve el estudiante</w:t>
+      </w:r>
+    </w:p>
+    <w:p>
+      <w:r>
+        <w:rPr>
+          <w:b w:val="0"/>
+          <w:color w:val="4A4A49"/>
+          <w:sz w:val="22"/>
+        </w:rPr>
+        <w:t xml:space="preserve">Es el que aparece en el enunciado de la plataforma, sobre el dominio </w:t>
+      </w:r>
+      <w:r>
+        <w:rPr>
+          <w:b/>
+          <w:color w:val="4A4A49"/>
+          <w:sz w:val="22"/>
+        </w:rPr>
+        <w:t>AgendaU</w:t>
+      </w:r>
+      <w:r>
+        <w:rPr>
+          <w:b w:val="0"/>
+          <w:color w:val="4A4A49"/>
+          <w:sz w:val="22"/>
+        </w:rPr>
+        <w:t>. Sirve para comparar estructura y conteos, no para calificar contenido:</w:t>
+      </w:r>
+    </w:p>
+    <w:p>
+      <w:pPr>
+        <w:shd w:val="clear" w:fill="F2F2F3"/>
+        <w:spacing w:before="60" w:after="60"/>
+        <w:ind w:left="216"/>
+      </w:pPr>
+      <w:r>
+        <w:rPr>
+          <w:rFonts w:ascii="Consolas" w:hAnsi="Consolas"/>
+          <w:color w:val="111111"/>
+          <w:sz w:val="19"/>
+        </w:rPr>
+        <w:t>C4Context</w:t>
+      </w:r>
+      <w:r>
+        <w:br/>
+      </w:r>
+      <w:r>
+        <w:rPr>
+          <w:rFonts w:ascii="Consolas" w:hAnsi="Consolas"/>
+          <w:color w:val="111111"/>
+          <w:sz w:val="19"/>
+        </w:rPr>
+        <w:t xml:space="preserve">    title Contexto de CloudLite App - dominio AgendaU</w:t>
+      </w:r>
+      <w:r>
+        <w:br/>
+      </w:r>
+      <w:r>
+        <w:rPr>
+          <w:rFonts w:ascii="Consolas" w:hAnsi="Consolas"/>
+          <w:color w:val="111111"/>
+          <w:sz w:val="19"/>
+        </w:rPr>
+        <w:t xml:space="preserve">    Person(estudiante, "Estudiante", "Reserva y cancela citas de asesoria")</w:t>
+      </w:r>
+      <w:r>
+        <w:br/>
+      </w:r>
+      <w:r>
+        <w:rPr>
+          <w:rFonts w:ascii="Consolas" w:hAnsi="Consolas"/>
+          <w:color w:val="111111"/>
+          <w:sz w:val="19"/>
+        </w:rPr>
+        <w:t xml:space="preserve">    Person(coordinador, "Coordinador academico", "Publica cupos y revisa la ocupacion semanal")</w:t>
+      </w:r>
+      <w:r>
+        <w:br/>
+      </w:r>
+      <w:r>
+        <w:rPr>
+          <w:rFonts w:ascii="Consolas" w:hAnsi="Consolas"/>
+          <w:color w:val="111111"/>
+          <w:sz w:val="19"/>
+        </w:rPr>
+        <w:t xml:space="preserve">    System(cloudlite, "CloudLite App", "Aplicacion web y API para reservar asesorias academicas")</w:t>
+      </w:r>
+      <w:r>
+        <w:br/>
+      </w:r>
+      <w:r>
+        <w:rPr>
+          <w:rFonts w:ascii="Consolas" w:hAnsi="Consolas"/>
+          <w:color w:val="111111"/>
+          <w:sz w:val="19"/>
+        </w:rPr>
+        <w:t xml:space="preserve">    System_Ext(idp, "Proveedor de identidad institucional", "Login OIDC de la universidad")</w:t>
+      </w:r>
+      <w:r>
+        <w:br/>
+      </w:r>
+      <w:r>
+        <w:rPr>
+          <w:rFonts w:ascii="Consolas" w:hAnsi="Consolas"/>
+          <w:color w:val="111111"/>
+          <w:sz w:val="19"/>
+        </w:rPr>
+        <w:t xml:space="preserve">    System_Ext(correo, "Correo transaccional SaaS", "Envio de confirmaciones y recordatorios")</w:t>
+      </w:r>
+      <w:r>
+        <w:br/>
+      </w:r>
+      <w:r>
+        <w:rPr>
+          <w:rFonts w:ascii="Consolas" w:hAnsi="Consolas"/>
+          <w:color w:val="111111"/>
+          <w:sz w:val="19"/>
+        </w:rPr>
+        <w:t xml:space="preserve">    Rel(estudiante, cloudlite, "Reserva y cancela citas de asesoria", "HTTPS")</w:t>
+      </w:r>
+      <w:r>
+        <w:br/>
+      </w:r>
+      <w:r>
+        <w:rPr>
+          <w:rFonts w:ascii="Consolas" w:hAnsi="Consolas"/>
+          <w:color w:val="111111"/>
+          <w:sz w:val="19"/>
+        </w:rPr>
+        <w:t xml:space="preserve">    Rel(coordinador, cloudlite, "Publica cupos y consulta la ocupacion", "HTTPS")</w:t>
+      </w:r>
+      <w:r>
+        <w:br/>
+      </w:r>
+      <w:r>
+        <w:rPr>
+          <w:rFonts w:ascii="Consolas" w:hAnsi="Consolas"/>
+          <w:color w:val="111111"/>
+          <w:sz w:val="19"/>
+        </w:rPr>
+        <w:t xml:space="preserve">    Rel(cloudlite, idp, "Valida la identidad institucional del usuario", "OIDC sobre HTTPS")</w:t>
+      </w:r>
+      <w:r>
+        <w:br/>
+      </w:r>
+      <w:r>
+        <w:rPr>
+          <w:rFonts w:ascii="Consolas" w:hAnsi="Consolas"/>
+          <w:color w:val="111111"/>
+          <w:sz w:val="19"/>
+        </w:rPr>
+        <w:t xml:space="preserve">    Rel(cloudlite, correo, "Solicita el envio de la confirmacion de cita", "API REST sobre HTTPS")</w:t>
+      </w:r>
+      <w:r>
+        <w:br/>
+      </w:r>
+      <w:r>
+        <w:rPr>
+          <w:rFonts w:ascii="Consolas" w:hAnsi="Consolas"/>
+          <w:color w:val="111111"/>
+          <w:sz w:val="19"/>
+        </w:rPr>
+        <w:t xml:space="preserve">    Rel(correo, estudiante, "Entrega el recordatorio 24 horas antes", "SMTP")</w:t>
+      </w:r>
+    </w:p>
+    <w:p>
+      <w:pPr>
+        <w:spacing w:before="200" w:after="60"/>
+      </w:pPr>
+      <w:r>
+        <w:rPr>
+          <w:b/>
+          <w:color w:val="1A1C1D"/>
+          <w:sz w:val="32"/>
+        </w:rPr>
+        <w:t>Como calificar</w:t>
       </w:r>
     </w:p>
     <w:p>
@@ -589,7 +1579,103 @@
           <w:color w:val="4A4A49"/>
           <w:sz w:val="22"/>
         </w:rPr>
-        <w:t>[ ] Dominio concreto (2)</w:t>
+        <w:t xml:space="preserve">12 pts los conteos exactos: </w:t>
+      </w:r>
+      <w:r>
+        <w:rPr>
+          <w:b/>
+          <w:color w:val="4A4A49"/>
+          <w:sz w:val="22"/>
+        </w:rPr>
+        <w:t>1</w:t>
+      </w:r>
+      <w:r>
+        <w:rPr>
+          <w:b w:val="0"/>
+          <w:color w:val="4A4A49"/>
+          <w:sz w:val="22"/>
+        </w:rPr>
+        <w:t xml:space="preserve"> </w:t>
+      </w:r>
+      <w:r>
+        <w:rPr>
+          <w:rFonts w:ascii="Consolas" w:hAnsi="Consolas"/>
+          <w:color w:val="111111"/>
+          <w:sz w:val="21"/>
+        </w:rPr>
+        <w:t>System</w:t>
+      </w:r>
+      <w:r>
+        <w:rPr>
+          <w:b w:val="0"/>
+          <w:color w:val="4A4A49"/>
+          <w:sz w:val="22"/>
+        </w:rPr>
+        <w:t xml:space="preserve">, </w:t>
+      </w:r>
+      <w:r>
+        <w:rPr>
+          <w:b/>
+          <w:color w:val="4A4A49"/>
+          <w:sz w:val="22"/>
+        </w:rPr>
+        <w:t>2</w:t>
+      </w:r>
+      <w:r>
+        <w:rPr>
+          <w:b w:val="0"/>
+          <w:color w:val="4A4A49"/>
+          <w:sz w:val="22"/>
+        </w:rPr>
+        <w:t xml:space="preserve"> </w:t>
+      </w:r>
+      <w:r>
+        <w:rPr>
+          <w:rFonts w:ascii="Consolas" w:hAnsi="Consolas"/>
+          <w:color w:val="111111"/>
+          <w:sz w:val="21"/>
+        </w:rPr>
+        <w:t>Person</w:t>
+      </w:r>
+      <w:r>
+        <w:rPr>
+          <w:b w:val="0"/>
+          <w:color w:val="4A4A49"/>
+          <w:sz w:val="22"/>
+        </w:rPr>
+        <w:t xml:space="preserve">, </w:t>
+      </w:r>
+      <w:r>
+        <w:rPr>
+          <w:b/>
+          <w:color w:val="4A4A49"/>
+          <w:sz w:val="22"/>
+        </w:rPr>
+        <w:t>2</w:t>
+      </w:r>
+      <w:r>
+        <w:rPr>
+          <w:b w:val="0"/>
+          <w:color w:val="4A4A49"/>
+          <w:sz w:val="22"/>
+        </w:rPr>
+        <w:t xml:space="preserve"> </w:t>
+      </w:r>
+      <w:r>
+        <w:rPr>
+          <w:rFonts w:ascii="Consolas" w:hAnsi="Consolas"/>
+          <w:color w:val="111111"/>
+          <w:sz w:val="21"/>
+        </w:rPr>
+        <w:t>System_Ext</w:t>
+      </w:r>
+      <w:r>
+        <w:rPr>
+          <w:b w:val="0"/>
+          <w:color w:val="4A4A49"/>
+          <w:sz w:val="22"/>
+        </w:rPr>
+        <w:t>. Se cuentan, no se estiman.</w:t>
       </w:r>
     </w:p>
     <w:p>
@@ -602,7 +1688,55 @@
           <w:color w:val="4A4A49"/>
           <w:sz w:val="22"/>
         </w:rPr>
-        <w:t>[ ] Capacidades+actores (2)</w:t>
+        <w:t xml:space="preserve">12 pts las </w:t>
+      </w:r>
+      <w:r>
+        <w:rPr>
+          <w:b/>
+          <w:color w:val="4A4A49"/>
+          <w:sz w:val="22"/>
+        </w:rPr>
+        <w:t>5</w:t>
+      </w:r>
+      <w:r>
+        <w:rPr>
+          <w:b w:val="0"/>
+          <w:color w:val="4A4A49"/>
+          <w:sz w:val="22"/>
+        </w:rPr>
+        <w:t xml:space="preserve"> </w:t>
+      </w:r>
+      <w:r>
+        <w:rPr>
+          <w:rFonts w:ascii="Consolas" w:hAnsi="Consolas"/>
+          <w:color w:val="111111"/>
+          <w:sz w:val="21"/>
+        </w:rPr>
+        <w:t>Rel</w:t>
+      </w:r>
+      <w:r>
+        <w:rPr>
+          <w:b w:val="0"/>
+          <w:color w:val="4A4A49"/>
+          <w:sz w:val="22"/>
+        </w:rPr>
+        <w:t xml:space="preserve"> con verbo de negocio </w:t>
+      </w:r>
+      <w:r>
+        <w:rPr>
+          <w:b/>
+          <w:color w:val="4A4A49"/>
+          <w:sz w:val="22"/>
+        </w:rPr>
+        <w:t>y</w:t>
+      </w:r>
+      <w:r>
+        <w:rPr>
+          <w:b w:val="0"/>
+          <w:color w:val="4A4A49"/>
+          <w:sz w:val="22"/>
+        </w:rPr>
+        <w:t xml:space="preserve"> protocolo. Una flecha sin protocolo o rotulada «usa» no suma.</w:t>
       </w:r>
     </w:p>
     <w:p>
@@ -615,7 +1749,7 @@
           <w:color w:val="4A4A49"/>
           <w:sz w:val="22"/>
         </w:rPr>
-        <w:t>[ ] Sistemas externos coherentes con el C4 (1)</w:t>
+        <w:t>6 pts que renderice sin error de sintaxis dentro de ExamLab.</w:t>
       </w:r>
     </w:p>
     <w:p>
@@ -628,7 +1762,41 @@
           <w:color w:val="4A4A49"/>
           <w:sz w:val="22"/>
         </w:rPr>
-        <w:t>[ ] C4 correcto (3)</w:t>
+        <w:t>5 pts coherencia de nombres con la ficha de la pregunta 1.</w:t>
+      </w:r>
+    </w:p>
+    <w:p>
+      <w:pPr>
+        <w:pStyle w:val="ListBullet"/>
+      </w:pPr>
+      <w:r>
+        <w:rPr>
+          <w:b/>
+          <w:color w:val="4A4A49"/>
+          <w:sz w:val="22"/>
+        </w:rPr>
+        <w:t>Los 12 pts de conteos se pierden completos</w:t>
+      </w:r>
+      <w:r>
+        <w:rPr>
+          <w:b w:val="0"/>
+          <w:color w:val="4A4A49"/>
+          <w:sz w:val="22"/>
+        </w:rPr>
+        <w:t xml:space="preserve"> si aparece un contenedor interno (base de datos, API, worker, cache): eso es nivel 2, y aprobarlo hoy deja sin sentido la Clase 4.</w:t>
+      </w:r>
+    </w:p>
+    <w:p>
+      <w:pPr>
+        <w:spacing w:before="200" w:after="60"/>
+      </w:pPr>
+      <w:r>
+        <w:rPr>
+          <w:b/>
+          <w:color w:val="1A1C1D"/>
+          <w:sz w:val="32"/>
+        </w:rPr>
+        <w:t>Errores frecuentes y que hacer</w:t>
       </w:r>
     </w:p>
     <w:p>
@@ -641,7 +1809,7 @@
           <w:color w:val="4A4A49"/>
           <w:sz w:val="22"/>
         </w:rPr>
-        <w:t>[ ] Evidencia+entrega (1)</w:t>
+        <w:t>Base de datos o API dentro del diagrama. Es el error numero uno. La regla que hay que repetir: en Context el sistema es UNA caja negra.</w:t>
       </w:r>
     </w:p>
     <w:p>
@@ -654,7 +1822,71 @@
           <w:color w:val="4A4A49"/>
           <w:sz w:val="22"/>
         </w:rPr>
-        <w:t>[ ] Fuera de alcance (1)</w:t>
+        <w:t xml:space="preserve">Flechas sin protocolo. Exija </w:t>
+      </w:r>
+      <w:r>
+        <w:rPr>
+          <w:rFonts w:ascii="Consolas" w:hAnsi="Consolas"/>
+          <w:color w:val="111111"/>
+          <w:sz w:val="21"/>
+        </w:rPr>
+        <w:t>HTTPS</w:t>
+      </w:r>
+      <w:r>
+        <w:rPr>
+          <w:b w:val="0"/>
+          <w:color w:val="4A4A49"/>
+          <w:sz w:val="22"/>
+        </w:rPr>
+        <w:t xml:space="preserve">, </w:t>
+      </w:r>
+      <w:r>
+        <w:rPr>
+          <w:rFonts w:ascii="Consolas" w:hAnsi="Consolas"/>
+          <w:color w:val="111111"/>
+          <w:sz w:val="21"/>
+        </w:rPr>
+        <w:t>OIDC sobre HTTPS</w:t>
+      </w:r>
+      <w:r>
+        <w:rPr>
+          <w:b w:val="0"/>
+          <w:color w:val="4A4A49"/>
+          <w:sz w:val="22"/>
+        </w:rPr>
+        <w:t xml:space="preserve">, </w:t>
+      </w:r>
+      <w:r>
+        <w:rPr>
+          <w:rFonts w:ascii="Consolas" w:hAnsi="Consolas"/>
+          <w:color w:val="111111"/>
+          <w:sz w:val="21"/>
+        </w:rPr>
+        <w:t>SMTP</w:t>
+      </w:r>
+      <w:r>
+        <w:rPr>
+          <w:b w:val="0"/>
+          <w:color w:val="4A4A49"/>
+          <w:sz w:val="22"/>
+        </w:rPr>
+        <w:t xml:space="preserve"> o </w:t>
+      </w:r>
+      <w:r>
+        <w:rPr>
+          <w:rFonts w:ascii="Consolas" w:hAnsi="Consolas"/>
+          <w:color w:val="111111"/>
+          <w:sz w:val="21"/>
+        </w:rPr>
+        <w:t>API REST sobre HTTPS</w:t>
+      </w:r>
+      <w:r>
+        <w:rPr>
+          <w:b w:val="0"/>
+          <w:color w:val="4A4A49"/>
+          <w:sz w:val="22"/>
+        </w:rPr>
+        <w:t>; el protocolo es la mitad del criterio.</w:t>
       </w:r>
     </w:p>
     <w:p>
@@ -667,23 +1899,7 @@
           <w:color w:val="4A4A49"/>
           <w:sz w:val="22"/>
         </w:rPr>
-        <w:t xml:space="preserve">[ ] El diagrama quedó </w:t>
-      </w:r>
-      <w:r>
-        <w:rPr>
-          <w:b/>
-          <w:color w:val="4A4A49"/>
-          <w:sz w:val="22"/>
-        </w:rPr>
-        <w:t>renderizado dentro de ExamLab</w:t>
-      </w:r>
-      <w:r>
-        <w:rPr>
-          <w:b w:val="0"/>
-          <w:color w:val="4A4A49"/>
-          <w:sz w:val="22"/>
-        </w:rPr>
-        <w:t xml:space="preserve"> (no basta el PNG adjunto)</w:t>
+        <w:t>Comas dentro de las etiquetas entre comillas: rompen la sintaxis del C4 en Mermaid. Se separa con «y» o con guion.</w:t>
       </w:r>
     </w:p>
     <w:p>
@@ -696,7 +1912,20 @@
           <w:color w:val="4A4A49"/>
           <w:sz w:val="22"/>
         </w:rPr>
-        <w:t>[ ] Los nombres de actores y sistemas externos son los mismos en la ficha y en el diagrama</w:t>
+        <w:t>Pegar el Mermaid que devolvio la IA sin revisarlo: aparecen cajas internas o los nombres no coinciden con la ficha. La IA acierta la sintaxis; el modelo sigue siendo del estudiante.</w:t>
+      </w:r>
+    </w:p>
+    <w:p>
+      <w:pPr>
+        <w:pStyle w:val="ListBullet"/>
+      </w:pPr>
+      <w:r>
+        <w:rPr>
+          <w:b w:val="0"/>
+          <w:color w:val="4A4A49"/>
+          <w:sz w:val="22"/>
+        </w:rPr>
+        <w:t>Entregar solo el PNG del boceto y dejar la pregunta vacia. La pregunta es de tipo diagrama: si no renderiza, no se puede calificar.</w:t>
       </w:r>
     </w:p>
     <w:p>
@@ -709,7 +1938,422 @@
           <w:color w:val="1A1C1D"/>
           <w:sz w:val="32"/>
         </w:rPr>
-        <w:t>Errores frecuentes</w:t>
+        <w:t>Pregunta 3 · Nube y on-premise: que es cierto · 15 pts</w:t>
+      </w:r>
+    </w:p>
+    <w:p>
+      <w:pPr>
+        <w:spacing w:before="200" w:after="60"/>
+      </w:pPr>
+      <w:r>
+        <w:rPr>
+          <w:b/>
+          <w:color w:val="1A1C1D"/>
+          <w:sz w:val="32"/>
+        </w:rPr>
+        <w:t>Clave y por que</w:t>
+      </w:r>
+    </w:p>
+    <w:p>
+      <w:r>
+        <w:rPr>
+          <w:b w:val="0"/>
+          <w:color w:val="4A4A49"/>
+          <w:sz w:val="22"/>
+        </w:rPr>
+        <w:t>La clave se lee del banco de la plataforma, asi que esta es la que se califica. La columna de la derecha es lo que hay que poder responderle al estudiante cuando pregunte.</w:t>
+      </w:r>
+    </w:p>
+    <w:tbl>
+      <w:tblPr>
+        <w:tblStyle w:val="TableGrid"/>
+        <w:tblW w:type="auto" w:w="0"/>
+        <w:tblLook w:firstColumn="1" w:firstRow="1" w:lastColumn="0" w:lastRow="0" w:noHBand="0" w:noVBand="1" w:val="04A0"/>
+      </w:tblPr>
+      <w:tblGrid>
+        <w:gridCol w:w="2880"/>
+        <w:gridCol w:w="2880"/>
+        <w:gridCol w:w="2880"/>
+      </w:tblGrid>
+      <w:tr>
+        <w:tc>
+          <w:tcPr>
+            <w:tcW w:type="dxa" w:w="2880"/>
+            <w:shd w:val="clear" w:fill="3A3A3C"/>
+          </w:tcPr>
+          <w:p>
+            <w:r>
+              <w:rPr>
+                <w:b/>
+              </w:rPr>
+            </w:r>
+          </w:p>
+        </w:tc>
+        <w:tc>
+          <w:tcPr>
+            <w:tcW w:type="dxa" w:w="2880"/>
+            <w:shd w:val="clear" w:fill="3A3A3C"/>
+          </w:tcPr>
+          <w:p>
+            <w:r>
+              <w:rPr>
+                <w:b/>
+              </w:rPr>
+            </w:r>
+            <w:r>
+              <w:rPr>
+                <w:b/>
+                <w:color w:val="FFFFFF"/>
+                <w:sz w:val="21"/>
+              </w:rPr>
+              <w:t>Opcion</w:t>
+            </w:r>
+          </w:p>
+        </w:tc>
+        <w:tc>
+          <w:tcPr>
+            <w:tcW w:type="dxa" w:w="2880"/>
+            <w:shd w:val="clear" w:fill="3A3A3C"/>
+          </w:tcPr>
+          <w:p>
+            <w:r>
+              <w:rPr>
+                <w:b/>
+              </w:rPr>
+            </w:r>
+            <w:r>
+              <w:rPr>
+                <w:b/>
+                <w:color w:val="FFFFFF"/>
+                <w:sz w:val="21"/>
+              </w:rPr>
+              <w:t>Por que</w:t>
+            </w:r>
+          </w:p>
+        </w:tc>
+      </w:tr>
+      <w:tr>
+        <w:tc>
+          <w:tcPr>
+            <w:tcW w:type="dxa" w:w="2880"/>
+          </w:tcPr>
+          <w:p>
+            <w:r/>
+            <w:r>
+              <w:rPr>
+                <w:b/>
+                <w:color w:val="4A4A49"/>
+                <w:sz w:val="20"/>
+              </w:rPr>
+              <w:t>SI</w:t>
+            </w:r>
+          </w:p>
+        </w:tc>
+        <w:tc>
+          <w:tcPr>
+            <w:tcW w:type="dxa" w:w="2880"/>
+          </w:tcPr>
+          <w:p>
+            <w:r/>
+            <w:r>
+              <w:rPr>
+                <w:b w:val="0"/>
+                <w:color w:val="4A4A49"/>
+                <w:sz w:val="20"/>
+              </w:rPr>
+              <w:t>En la nube el costo se comporta como gasto operativo variable, mientras en on-premise es una inversion de capital anticipada.</w:t>
+            </w:r>
+          </w:p>
+        </w:tc>
+        <w:tc>
+          <w:tcPr>
+            <w:tcW w:type="dxa" w:w="2880"/>
+          </w:tcPr>
+          <w:p>
+            <w:r/>
+            <w:r>
+              <w:rPr>
+                <w:b w:val="0"/>
+                <w:color w:val="4A4A49"/>
+                <w:sz w:val="20"/>
+              </w:rPr>
+              <w:t>CORRECTA. Es la diferencia de fondo y no de monto: on-premise compromete dinero antes de que exista una linea de codigo y se amortiza a anos; la nube se paga por lo consumido, mes a mes. Por eso en la nube el costo pasa a ser un atributo tecnico y no solo administrativo, idea que la Clase 10 retoma.</w:t>
+            </w:r>
+          </w:p>
+        </w:tc>
+      </w:tr>
+      <w:tr>
+        <w:tc>
+          <w:tcPr>
+            <w:tcW w:type="dxa" w:w="2880"/>
+            <w:shd w:val="clear" w:fill="ECECEE"/>
+          </w:tcPr>
+          <w:p>
+            <w:r/>
+            <w:r>
+              <w:rPr>
+                <w:b/>
+                <w:color w:val="4A4A49"/>
+                <w:sz w:val="20"/>
+              </w:rPr>
+              <w:t>SI</w:t>
+            </w:r>
+          </w:p>
+        </w:tc>
+        <w:tc>
+          <w:tcPr>
+            <w:tcW w:type="dxa" w:w="2880"/>
+            <w:shd w:val="clear" w:fill="ECECEE"/>
+          </w:tcPr>
+          <w:p>
+            <w:r/>
+            <w:r>
+              <w:rPr>
+                <w:b w:val="0"/>
+                <w:color w:val="4A4A49"/>
+                <w:sz w:val="20"/>
+              </w:rPr>
+              <w:t>La elasticidad permite devolver capacidad cuando baja la demanda, algo que no ocurre con servidores ya comprados.</w:t>
+            </w:r>
+          </w:p>
+        </w:tc>
+        <w:tc>
+          <w:tcPr>
+            <w:tcW w:type="dxa" w:w="2880"/>
+            <w:shd w:val="clear" w:fill="ECECEE"/>
+          </w:tcPr>
+          <w:p>
+            <w:r/>
+            <w:r>
+              <w:rPr>
+                <w:b w:val="0"/>
+                <w:color w:val="4A4A49"/>
+                <w:sz w:val="20"/>
+              </w:rPr>
+              <w:t>CORRECTA. Devolver capacidad es lo que distingue elasticidad de «tener capacidad de sobra». Un servidor ya comprado no se puede devolver el lunes siguiente al pico.</w:t>
+            </w:r>
+          </w:p>
+        </w:tc>
+      </w:tr>
+      <w:tr>
+        <w:tc>
+          <w:tcPr>
+            <w:tcW w:type="dxa" w:w="2880"/>
+          </w:tcPr>
+          <w:p>
+            <w:r/>
+            <w:r>
+              <w:rPr>
+                <w:b w:val="0"/>
+                <w:color w:val="4A4A49"/>
+                <w:sz w:val="20"/>
+              </w:rPr>
+              <w:t>no</w:t>
+            </w:r>
+          </w:p>
+        </w:tc>
+        <w:tc>
+          <w:tcPr>
+            <w:tcW w:type="dxa" w:w="2880"/>
+          </w:tcPr>
+          <w:p>
+            <w:r/>
+            <w:r>
+              <w:rPr>
+                <w:b w:val="0"/>
+                <w:color w:val="4A4A49"/>
+                <w:sz w:val="20"/>
+              </w:rPr>
+              <w:t>Migrar a la nube elimina la responsabilidad del equipo sobre la seguridad de su propia aplicacion.</w:t>
+            </w:r>
+          </w:p>
+        </w:tc>
+        <w:tc>
+          <w:tcPr>
+            <w:tcW w:type="dxa" w:w="2880"/>
+          </w:tcPr>
+          <w:p>
+            <w:r/>
+            <w:r>
+              <w:rPr>
+                <w:b w:val="0"/>
+                <w:color w:val="4A4A49"/>
+                <w:sz w:val="20"/>
+              </w:rPr>
+              <w:t>FALSA, y es la trampa principal. En la nube la responsabilidad se REPARTE, no desaparece: el proveedor responde por su infraestructura y el equipo sigue respondiendo por su propia aplicacion, sus permisos y sus datos. Cuanto se reparte es lo que decide el modelo de servicio de la Clase 2.</w:t>
+            </w:r>
+          </w:p>
+        </w:tc>
+      </w:tr>
+      <w:tr>
+        <w:tc>
+          <w:tcPr>
+            <w:tcW w:type="dxa" w:w="2880"/>
+            <w:shd w:val="clear" w:fill="ECECEE"/>
+          </w:tcPr>
+          <w:p>
+            <w:r/>
+            <w:r>
+              <w:rPr>
+                <w:b/>
+                <w:color w:val="4A4A49"/>
+                <w:sz w:val="20"/>
+              </w:rPr>
+              <w:t>SI</w:t>
+            </w:r>
+          </w:p>
+        </w:tc>
+        <w:tc>
+          <w:tcPr>
+            <w:tcW w:type="dxa" w:w="2880"/>
+            <w:shd w:val="clear" w:fill="ECECEE"/>
+          </w:tcPr>
+          <w:p>
+            <w:r/>
+            <w:r>
+              <w:rPr>
+                <w:b w:val="0"/>
+                <w:color w:val="4A4A49"/>
+                <w:sz w:val="20"/>
+              </w:rPr>
+              <w:t>En on-premise el equipo sigue respondiendo por la energia, el enfriamiento y el reemplazo del hardware.</w:t>
+            </w:r>
+          </w:p>
+        </w:tc>
+        <w:tc>
+          <w:tcPr>
+            <w:tcW w:type="dxa" w:w="2880"/>
+            <w:shd w:val="clear" w:fill="ECECEE"/>
+          </w:tcPr>
+          <w:p>
+            <w:r/>
+            <w:r>
+              <w:rPr>
+                <w:b w:val="0"/>
+                <w:color w:val="4A4A49"/>
+                <w:sz w:val="20"/>
+              </w:rPr>
+              <w:t>CORRECTA. Energia, enfriamiento y reemplazo de hardware son costos y trabajo que no desaparecen porque el servidor este «ahi». Es el criterio 3 de la tabla de la pregunta 4.</w:t>
+            </w:r>
+          </w:p>
+        </w:tc>
+      </w:tr>
+      <w:tr>
+        <w:tc>
+          <w:tcPr>
+            <w:tcW w:type="dxa" w:w="2880"/>
+          </w:tcPr>
+          <w:p>
+            <w:r/>
+            <w:r>
+              <w:rPr>
+                <w:b w:val="0"/>
+                <w:color w:val="4A4A49"/>
+                <w:sz w:val="20"/>
+              </w:rPr>
+              <w:t>no</w:t>
+            </w:r>
+          </w:p>
+        </w:tc>
+        <w:tc>
+          <w:tcPr>
+            <w:tcW w:type="dxa" w:w="2880"/>
+          </w:tcPr>
+          <w:p>
+            <w:r/>
+            <w:r>
+              <w:rPr>
+                <w:b w:val="0"/>
+                <w:color w:val="4A4A49"/>
+                <w:sz w:val="20"/>
+              </w:rPr>
+              <w:t>La nube garantiza automaticamente menor latencia para todos los usuarios sin importar la region.</w:t>
+            </w:r>
+          </w:p>
+        </w:tc>
+        <w:tc>
+          <w:tcPr>
+            <w:tcW w:type="dxa" w:w="2880"/>
+          </w:tcPr>
+          <w:p>
+            <w:r/>
+            <w:r>
+              <w:rPr>
+                <w:b w:val="0"/>
+                <w:color w:val="4A4A49"/>
+                <w:sz w:val="20"/>
+              </w:rPr>
+              <w:t>FALSA. La latencia depende de la distancia fisica a la region donde se despliega. Un usuario en Cali contra una region en Virginia puede estar peor que contra un servidor en el campus.</w:t>
+            </w:r>
+          </w:p>
+        </w:tc>
+      </w:tr>
+      <w:tr>
+        <w:tc>
+          <w:tcPr>
+            <w:tcW w:type="dxa" w:w="2880"/>
+            <w:shd w:val="clear" w:fill="ECECEE"/>
+          </w:tcPr>
+          <w:p>
+            <w:r/>
+            <w:r>
+              <w:rPr>
+                <w:b w:val="0"/>
+                <w:color w:val="4A4A49"/>
+                <w:sz w:val="20"/>
+              </w:rPr>
+              <w:t>no</w:t>
+            </w:r>
+          </w:p>
+        </w:tc>
+        <w:tc>
+          <w:tcPr>
+            <w:tcW w:type="dxa" w:w="2880"/>
+            <w:shd w:val="clear" w:fill="ECECEE"/>
+          </w:tcPr>
+          <w:p>
+            <w:r/>
+            <w:r>
+              <w:rPr>
+                <w:b w:val="0"/>
+                <w:color w:val="4A4A49"/>
+                <w:sz w:val="20"/>
+              </w:rPr>
+              <w:t>Todo sistema en la nube es por definicion mas barato que su equivalente on-premise.</w:t>
+            </w:r>
+          </w:p>
+        </w:tc>
+        <w:tc>
+          <w:tcPr>
+            <w:tcW w:type="dxa" w:w="2880"/>
+            <w:shd w:val="clear" w:fill="ECECEE"/>
+          </w:tcPr>
+          <w:p>
+            <w:r/>
+            <w:r>
+              <w:rPr>
+                <w:b w:val="0"/>
+                <w:color w:val="4A4A49"/>
+                <w:sz w:val="20"/>
+              </w:rPr>
+              <w:t>FALSA. Es la generalizacion mas comun. La nube suele ganar en time-to-market y en no comprometer capital; en carga constante y predecible durante anos, on-premise puede salir mas barato.</w:t>
+            </w:r>
+          </w:p>
+        </w:tc>
+      </w:tr>
+    </w:tbl>
+    <w:p/>
+    <w:p>
+      <w:pPr>
+        <w:spacing w:before="200" w:after="60"/>
+      </w:pPr>
+      <w:r>
+        <w:rPr>
+          <w:b/>
+          <w:color w:val="1A1C1D"/>
+          <w:sz w:val="32"/>
+        </w:rPr>
+        <w:t>Como calificar</w:t>
       </w:r>
     </w:p>
     <w:p>
@@ -722,7 +2366,7 @@
           <w:color w:val="4A4A49"/>
           <w:sz w:val="22"/>
         </w:rPr>
-        <w:t>Rechazar dominio vago sin actor/métrica.</w:t>
+        <w:t>5 pts por cada opcion correcta marcada.</w:t>
       </w:r>
     </w:p>
     <w:p>
@@ -735,7 +2379,23 @@
           <w:color w:val="4A4A49"/>
           <w:sz w:val="22"/>
         </w:rPr>
-        <w:t>No pedir Containers internos hoy.</w:t>
+        <w:t xml:space="preserve">Se </w:t>
+      </w:r>
+      <w:r>
+        <w:rPr>
+          <w:b/>
+          <w:color w:val="4A4A49"/>
+          <w:sz w:val="22"/>
+        </w:rPr>
+        <w:t>descuentan 5 pts</w:t>
+      </w:r>
+      <w:r>
+        <w:rPr>
+          <w:b w:val="0"/>
+          <w:color w:val="4A4A49"/>
+          <w:sz w:val="22"/>
+        </w:rPr>
+        <w:t xml:space="preserve"> por cada opcion incorrecta marcada, sin bajar de cero.</w:t>
       </w:r>
     </w:p>
     <w:p>
@@ -748,7 +2408,36 @@
           <w:color w:val="4A4A49"/>
           <w:sz w:val="22"/>
         </w:rPr>
-        <w:t>C4 sin flechas.</w:t>
+        <w:t xml:space="preserve">Marcar las seis da </w:t>
+      </w:r>
+      <w:r>
+        <w:rPr>
+          <w:b/>
+          <w:color w:val="4A4A49"/>
+          <w:sz w:val="22"/>
+        </w:rPr>
+        <w:t>cero</w:t>
+      </w:r>
+      <w:r>
+        <w:rPr>
+          <w:b w:val="0"/>
+          <w:color w:val="4A4A49"/>
+          <w:sz w:val="22"/>
+        </w:rPr>
+        <w:t>: el diseno de la pregunta castiga marcar todo por seguridad.</w:t>
+      </w:r>
+    </w:p>
+    <w:p>
+      <w:pPr>
+        <w:spacing w:before="200" w:after="60"/>
+      </w:pPr>
+      <w:r>
+        <w:rPr>
+          <w:b/>
+          <w:color w:val="1A1C1D"/>
+          <w:sz w:val="32"/>
+        </w:rPr>
+        <w:t>Errores frecuentes y que hacer</w:t>
       </w:r>
     </w:p>
     <w:p>
@@ -761,7 +2450,7 @@
           <w:color w:val="4A4A49"/>
           <w:sz w:val="22"/>
         </w:rPr>
-        <w:t>Ficha con bloque EQUIPO cuando el docente no autorizo equipos: la actividad es individual por defecto y solo admite lenguaje de equipo si hubo autorizacion.</w:t>
+        <w:t>Marcar la opcion de «la nube elimina la responsabilidad de seguridad». Si aparece muy repetida en el grupo, vale dedicarle dos minutos en la Clase 2, porque es el cimiento del modelo de responsabilidad compartida.</w:t>
       </w:r>
     </w:p>
     <w:p>
@@ -774,23 +2463,391 @@
           <w:color w:val="4A4A49"/>
           <w:sz w:val="22"/>
         </w:rPr>
-        <w:t xml:space="preserve">Entregar el PNG del boceto y dejar vacía la pregunta de diagrama. La pregunta 2 es de tipo </w:t>
+        <w:t>Marcar «siempre mas barato». Suele venir de material de marketing; la respuesta corta es «depende de la carga y del plazo».</w:t>
+      </w:r>
+    </w:p>
+    <w:p>
+      <w:pPr>
+        <w:spacing w:before="200" w:after="60"/>
+      </w:pPr>
+      <w:r>
+        <w:rPr>
+          <w:b/>
+          <w:color w:val="1A1C1D"/>
+          <w:sz w:val="32"/>
+        </w:rPr>
+        <w:t>Pregunta 4 · Nube u on-premise para CloudLite: tabla y veredicto · 20 pts</w:t>
+      </w:r>
+    </w:p>
+    <w:p>
+      <w:pPr>
+        <w:spacing w:before="200" w:after="60"/>
+      </w:pPr>
+      <w:r>
+        <w:rPr>
+          <w:b/>
+          <w:color w:val="1A1C1D"/>
+          <w:sz w:val="32"/>
+        </w:rPr>
+        <w:t>Respuesta esperada</w:t>
+      </w:r>
+    </w:p>
+    <w:tbl>
+      <w:tblPr>
+        <w:tblStyle w:val="TableGrid"/>
+        <w:tblW w:type="auto" w:w="0"/>
+        <w:tblLook w:firstColumn="1" w:firstRow="1" w:lastColumn="0" w:lastRow="0" w:noHBand="0" w:noVBand="1" w:val="04A0"/>
+      </w:tblPr>
+      <w:tblGrid>
+        <w:gridCol w:w="2880"/>
+        <w:gridCol w:w="2880"/>
+        <w:gridCol w:w="2880"/>
+      </w:tblGrid>
+      <w:tr>
+        <w:tc>
+          <w:tcPr>
+            <w:tcW w:type="dxa" w:w="2880"/>
+            <w:shd w:val="clear" w:fill="3A3A3C"/>
+          </w:tcPr>
+          <w:p>
+            <w:r>
+              <w:rPr>
+                <w:b/>
+              </w:rPr>
+            </w:r>
+            <w:r>
+              <w:rPr>
+                <w:b/>
+                <w:color w:val="FFFFFF"/>
+                <w:sz w:val="21"/>
+              </w:rPr>
+              <w:t>Criterio</w:t>
+            </w:r>
+          </w:p>
+        </w:tc>
+        <w:tc>
+          <w:tcPr>
+            <w:tcW w:type="dxa" w:w="2880"/>
+            <w:shd w:val="clear" w:fill="3A3A3C"/>
+          </w:tcPr>
+          <w:p>
+            <w:r>
+              <w:rPr>
+                <w:b/>
+              </w:rPr>
+            </w:r>
+            <w:r>
+              <w:rPr>
+                <w:b/>
+                <w:color w:val="FFFFFF"/>
+                <w:sz w:val="21"/>
+              </w:rPr>
+              <w:t>On-premise en la UNIAJC</w:t>
+            </w:r>
+          </w:p>
+        </w:tc>
+        <w:tc>
+          <w:tcPr>
+            <w:tcW w:type="dxa" w:w="2880"/>
+            <w:shd w:val="clear" w:fill="3A3A3C"/>
+          </w:tcPr>
+          <w:p>
+            <w:r>
+              <w:rPr>
+                <w:b/>
+              </w:rPr>
+            </w:r>
+            <w:r>
+              <w:rPr>
+                <w:b/>
+                <w:color w:val="FFFFFF"/>
+                <w:sz w:val="21"/>
+              </w:rPr>
+              <w:t>Nube</w:t>
+            </w:r>
+          </w:p>
+        </w:tc>
+      </w:tr>
+      <w:tr>
+        <w:tc>
+          <w:tcPr>
+            <w:tcW w:type="dxa" w:w="2880"/>
+          </w:tcPr>
+          <w:p>
+            <w:r/>
+            <w:r>
+              <w:rPr>
+                <w:b w:val="0"/>
+                <w:color w:val="4A4A49"/>
+                <w:sz w:val="20"/>
+              </w:rPr>
+              <w:t>Inversion inicial</w:t>
+            </w:r>
+          </w:p>
+        </w:tc>
+        <w:tc>
+          <w:tcPr>
+            <w:tcW w:type="dxa" w:w="2880"/>
+          </w:tcPr>
+          <w:p>
+            <w:r/>
+            <w:r>
+              <w:rPr>
+                <w:b w:val="0"/>
+                <w:color w:val="4A4A49"/>
+                <w:sz w:val="20"/>
+              </w:rPr>
+              <w:t>Hay que comprar un servidor y su UPS antes de tener la primera pantalla de BiblioLite. No tengo presupuesto.</w:t>
+            </w:r>
+          </w:p>
+        </w:tc>
+        <w:tc>
+          <w:tcPr>
+            <w:tcW w:type="dxa" w:w="2880"/>
+          </w:tcPr>
+          <w:p>
+            <w:r/>
+            <w:r>
+              <w:rPr>
+                <w:b w:val="0"/>
+                <w:color w:val="4A4A49"/>
+                <w:sz w:val="20"/>
+              </w:rPr>
+              <w:t>Arranco en cero y pago por lo que use mientras dure el semestre.</w:t>
+            </w:r>
+          </w:p>
+        </w:tc>
+      </w:tr>
+      <w:tr>
+        <w:tc>
+          <w:tcPr>
+            <w:tcW w:type="dxa" w:w="2880"/>
+            <w:shd w:val="clear" w:fill="ECECEE"/>
+          </w:tcPr>
+          <w:p>
+            <w:r/>
+            <w:r>
+              <w:rPr>
+                <w:b w:val="0"/>
+                <w:color w:val="4A4A49"/>
+                <w:sz w:val="20"/>
+              </w:rPr>
+              <w:t>Tiempo hasta la primera demo del PI</w:t>
+            </w:r>
+          </w:p>
+        </w:tc>
+        <w:tc>
+          <w:tcPr>
+            <w:tcW w:type="dxa" w:w="2880"/>
+            <w:shd w:val="clear" w:fill="ECECEE"/>
+          </w:tcPr>
+          <w:p>
+            <w:r/>
+            <w:r>
+              <w:rPr>
+                <w:b w:val="0"/>
+                <w:color w:val="4A4A49"/>
+                <w:sz w:val="20"/>
+              </w:rPr>
+              <w:t>Semanas: cotizar, comprar y pedir permiso a la oficina de TI para montar algo en la red del campus.</w:t>
+            </w:r>
+          </w:p>
+        </w:tc>
+        <w:tc>
+          <w:tcPr>
+            <w:tcW w:type="dxa" w:w="2880"/>
+            <w:shd w:val="clear" w:fill="ECECEE"/>
+          </w:tcPr>
+          <w:p>
+            <w:r/>
+            <w:r>
+              <w:rPr>
+                <w:b w:val="0"/>
+                <w:color w:val="4A4A49"/>
+                <w:sz w:val="20"/>
+              </w:rPr>
+              <w:t>Minutos: aprovisiono y despliego el stub el mismo dia.</w:t>
+            </w:r>
+          </w:p>
+        </w:tc>
+      </w:tr>
+      <w:tr>
+        <w:tc>
+          <w:tcPr>
+            <w:tcW w:type="dxa" w:w="2880"/>
+          </w:tcPr>
+          <w:p>
+            <w:r/>
+            <w:r>
+              <w:rPr>
+                <w:b w:val="0"/>
+                <w:color w:val="4A4A49"/>
+                <w:sz w:val="20"/>
+              </w:rPr>
+              <w:t>Quien opera SO, parches y respaldos</w:t>
+            </w:r>
+          </w:p>
+        </w:tc>
+        <w:tc>
+          <w:tcPr>
+            <w:tcW w:type="dxa" w:w="2880"/>
+          </w:tcPr>
+          <w:p>
+            <w:r/>
+            <w:r>
+              <w:rPr>
+                <w:b w:val="0"/>
+                <w:color w:val="4A4A49"/>
+                <w:sz w:val="20"/>
+              </w:rPr>
+              <w:t>Yo, o la oficina de TI, todo el semestre. Si el prestamo se cae un sabado, no hay quien lo levante.</w:t>
+            </w:r>
+          </w:p>
+        </w:tc>
+        <w:tc>
+          <w:tcPr>
+            <w:tcW w:type="dxa" w:w="2880"/>
+          </w:tcPr>
+          <w:p>
+            <w:r/>
+            <w:r>
+              <w:rPr>
+                <w:b w:val="0"/>
+                <w:color w:val="4A4A49"/>
+                <w:sz w:val="20"/>
+              </w:rPr>
+              <w:t>El proveedor la infraestructura; yo sigo respondiendo por la app y por los datos de los estudiantes.</w:t>
+            </w:r>
+          </w:p>
+        </w:tc>
+      </w:tr>
+      <w:tr>
+        <w:tc>
+          <w:tcPr>
+            <w:tcW w:type="dxa" w:w="2880"/>
+            <w:shd w:val="clear" w:fill="ECECEE"/>
+          </w:tcPr>
+          <w:p>
+            <w:r/>
+            <w:r>
+              <w:rPr>
+                <w:b w:val="0"/>
+                <w:color w:val="4A4A49"/>
+                <w:sz w:val="20"/>
+              </w:rPr>
+              <w:t>El dia del pico (inicio de semestre)</w:t>
+            </w:r>
+          </w:p>
+        </w:tc>
+        <w:tc>
+          <w:tcPr>
+            <w:tcW w:type="dxa" w:w="2880"/>
+            <w:shd w:val="clear" w:fill="ECECEE"/>
+          </w:tcPr>
+          <w:p>
+            <w:r/>
+            <w:r>
+              <w:rPr>
+                <w:b w:val="0"/>
+                <w:color w:val="4A4A49"/>
+                <w:sz w:val="20"/>
+              </w:rPr>
+              <w:t>La capacidad es la que compre. La semana de matricula todos buscan los libros de reserva a la vez y BiblioLite se cae.</w:t>
+            </w:r>
+          </w:p>
+        </w:tc>
+        <w:tc>
+          <w:tcPr>
+            <w:tcW w:type="dxa" w:w="2880"/>
+            <w:shd w:val="clear" w:fill="ECECEE"/>
+          </w:tcPr>
+          <w:p>
+            <w:r/>
+            <w:r>
+              <w:rPr>
+                <w:b w:val="0"/>
+                <w:color w:val="4A4A49"/>
+                <w:sz w:val="20"/>
+              </w:rPr>
+              <w:t>Subo capacidad esa semana y la devuelvo despues.</w:t>
+            </w:r>
+          </w:p>
+        </w:tc>
+      </w:tr>
+    </w:tbl>
+    <w:p/>
+    <w:p>
+      <w:r>
+        <w:rPr>
+          <w:b/>
+          <w:color w:val="4A4A49"/>
+          <w:sz w:val="22"/>
+        </w:rPr>
+        <w:t>Veredicto (las 2 frases que se piden):</w:t>
+      </w:r>
+    </w:p>
+    <w:p>
+      <w:pPr>
+        <w:ind w:left="432"/>
+        <w:shd w:val="clear" w:fill="F7F7F8"/>
+      </w:pPr>
+      <w:r>
+        <w:rPr>
+          <w:b w:val="0"/>
+          <w:i/>
+          <w:color w:val="4A4A49"/>
+          <w:sz w:val="21"/>
+        </w:rPr>
+        <w:t xml:space="preserve">Elijo </w:t>
       </w:r>
       <w:r>
         <w:rPr>
-          <w:rFonts w:ascii="Consolas" w:hAnsi="Consolas"/>
-          <w:color w:val="111111"/>
+          <w:b/>
+          <w:i/>
+          <w:color w:val="4A4A49"/>
           <w:sz w:val="21"/>
         </w:rPr>
-        <w:t>diagrama</w:t>
+        <w:t>nube</w:t>
       </w:r>
       <w:r>
         <w:rPr>
           <w:b w:val="0"/>
+          <w:i/>
           <w:color w:val="4A4A49"/>
-          <w:sz w:val="22"/>
+          <w:sz w:val="21"/>
         </w:rPr>
-        <w:t xml:space="preserve"> y solo recibe texto Mermaid: si no renderiza, no se puede calificar. Es el error más frecuente de la primera clase, así que conviene anunciarlo antes de que empiecen.</w:t>
+        <w:t xml:space="preserve"> para BiblioLite, porque necesito la primera demo en dos semanas y no tengo presupuesto de capital. </w:t>
+      </w:r>
+      <w:r>
+        <w:rPr>
+          <w:b/>
+          <w:i/>
+          <w:color w:val="4A4A49"/>
+          <w:sz w:val="21"/>
+        </w:rPr>
+        <w:t>Asumo el riesgo de quedar amarrado al proveedor que elija</w:t>
+      </w:r>
+      <w:r>
+        <w:rPr>
+          <w:b w:val="0"/>
+          <w:i/>
+          <w:color w:val="4A4A49"/>
+          <w:sz w:val="21"/>
+        </w:rPr>
+        <w:t>: si sube precios o cierra el servicio, mudar la base de prestamos y el envio de avisos me costaria rehacer la integracion.</w:t>
+      </w:r>
+    </w:p>
+    <w:p>
+      <w:pPr>
+        <w:spacing w:before="200" w:after="60"/>
+      </w:pPr>
+      <w:r>
+        <w:rPr>
+          <w:b/>
+          <w:color w:val="1A1C1D"/>
+          <w:sz w:val="32"/>
+        </w:rPr>
+        <w:t>Como calificar</w:t>
       </w:r>
     </w:p>
     <w:p>
@@ -803,7 +2860,126 @@
           <w:color w:val="4A4A49"/>
           <w:sz w:val="22"/>
         </w:rPr>
-        <w:t>Pegar el Mermaid que devolvió la IA sin revisarlo: aparecen contenedores internos (base de datos, API), se pierden las etiquetas de protocolo o los nombres no coinciden con la ficha. La IA acierta la sintaxis; el modelo sigue siendo del estudiante.</w:t>
+        <w:t xml:space="preserve">8 pts la tabla con los </w:t>
+      </w:r>
+      <w:r>
+        <w:rPr>
+          <w:b/>
+          <w:color w:val="4A4A49"/>
+          <w:sz w:val="22"/>
+        </w:rPr>
+        <w:t>4 criterios en el orden pedido</w:t>
+      </w:r>
+      <w:r>
+        <w:rPr>
+          <w:b w:val="0"/>
+          <w:color w:val="4A4A49"/>
+          <w:sz w:val="22"/>
+        </w:rPr>
+        <w:t xml:space="preserve"> y las 3 columnas.</w:t>
+      </w:r>
+    </w:p>
+    <w:p>
+      <w:pPr>
+        <w:pStyle w:val="ListBullet"/>
+      </w:pPr>
+      <w:r>
+        <w:rPr>
+          <w:b w:val="0"/>
+          <w:color w:val="4A4A49"/>
+          <w:sz w:val="22"/>
+        </w:rPr>
+        <w:t xml:space="preserve">6 pts que las </w:t>
+      </w:r>
+      <w:r>
+        <w:rPr>
+          <w:b/>
+          <w:color w:val="4A4A49"/>
+          <w:sz w:val="22"/>
+        </w:rPr>
+        <w:t>8 celdas de comparacion hablen del dominio propio</w:t>
+      </w:r>
+      <w:r>
+        <w:rPr>
+          <w:b w:val="0"/>
+          <w:color w:val="4A4A49"/>
+          <w:sz w:val="22"/>
+        </w:rPr>
+        <w:t xml:space="preserve"> y no de teoria generica. Una celda que dice «la nube es escalable» no dice nada sobre BiblioLite y no suma.</w:t>
+      </w:r>
+    </w:p>
+    <w:p>
+      <w:pPr>
+        <w:pStyle w:val="ListBullet"/>
+      </w:pPr>
+      <w:r>
+        <w:rPr>
+          <w:b w:val="0"/>
+          <w:color w:val="4A4A49"/>
+          <w:sz w:val="22"/>
+        </w:rPr>
+        <w:t xml:space="preserve">6 pts el veredicto de 2 frases con eleccion </w:t>
+      </w:r>
+      <w:r>
+        <w:rPr>
+          <w:b/>
+          <w:color w:val="4A4A49"/>
+          <w:sz w:val="22"/>
+        </w:rPr>
+        <w:t>y riesgo asumido</w:t>
+      </w:r>
+      <w:r>
+        <w:rPr>
+          <w:b w:val="0"/>
+          <w:color w:val="4A4A49"/>
+          <w:sz w:val="22"/>
+        </w:rPr>
+        <w:t xml:space="preserve">. </w:t>
+      </w:r>
+      <w:r>
+        <w:rPr>
+          <w:b/>
+          <w:color w:val="4A4A49"/>
+          <w:sz w:val="22"/>
+        </w:rPr>
+        <w:t>Cero en el veredicto si no nombra un riesgo</w:t>
+      </w:r>
+      <w:r>
+        <w:rPr>
+          <w:b w:val="0"/>
+          <w:color w:val="4A4A49"/>
+          <w:sz w:val="22"/>
+        </w:rPr>
+        <w:t>, aunque la eleccion sea razonable.</w:t>
+      </w:r>
+    </w:p>
+    <w:p>
+      <w:pPr>
+        <w:pStyle w:val="ListBullet"/>
+      </w:pPr>
+      <w:r>
+        <w:rPr>
+          <w:b w:val="0"/>
+          <w:color w:val="4A4A49"/>
+          <w:sz w:val="22"/>
+        </w:rPr>
+        <w:t xml:space="preserve">Si el estudiante entrega la tabla de </w:t>
+      </w:r>
+      <w:r>
+        <w:rPr>
+          <w:b/>
+          <w:color w:val="4A4A49"/>
+          <w:sz w:val="22"/>
+        </w:rPr>
+        <w:t>AgendaU</w:t>
+      </w:r>
+      <w:r>
+        <w:rPr>
+          <w:b w:val="0"/>
+          <w:color w:val="4A4A49"/>
+          <w:sz w:val="22"/>
+        </w:rPr>
+        <w:t xml:space="preserve"> que se proyecto en clase, tal cual, pierde los 6 pts de dominio propio: la diapositiva era una referencia de estructura, no la respuesta.</w:t>
       </w:r>
     </w:p>
     <w:p>
@@ -816,7 +2992,101 @@
           <w:color w:val="1A1C1D"/>
           <w:sz w:val="32"/>
         </w:rPr>
-        <w:t>Entrega / politica</w:t>
+        <w:t>Errores frecuentes y que hacer</w:t>
+      </w:r>
+    </w:p>
+    <w:p>
+      <w:pPr>
+        <w:pStyle w:val="ListBullet"/>
+      </w:pPr>
+      <w:r>
+        <w:rPr>
+          <w:b w:val="0"/>
+          <w:color w:val="4A4A49"/>
+          <w:sz w:val="22"/>
+        </w:rPr>
+        <w:t>Veredicto sin riesgo: «elijo nube porque es mas facil». Es media respuesta y son 6 pts. El riesgo esperable es dependencia del proveedor; tambien valen el costo que crece sin control (Clase 10) o los datos alojados por un tercero (Clase 6).</w:t>
+      </w:r>
+    </w:p>
+    <w:p>
+      <w:pPr>
+        <w:pStyle w:val="ListBullet"/>
+      </w:pPr>
+      <w:r>
+        <w:rPr>
+          <w:b w:val="0"/>
+          <w:color w:val="4A4A49"/>
+          <w:sz w:val="22"/>
+        </w:rPr>
+        <w:t>Decidir IaaS, PaaS o SaaS aqui. Hoy solo se decide nube u on-premise; el modelo de servicio es el ADR-001 de la Clase 2 y este veredicto es su entrada, no su conclusion.</w:t>
+      </w:r>
+    </w:p>
+    <w:p>
+      <w:pPr>
+        <w:pStyle w:val="ListBullet"/>
+      </w:pPr>
+      <w:r>
+        <w:rPr>
+          <w:b w:val="0"/>
+          <w:color w:val="4A4A49"/>
+          <w:sz w:val="22"/>
+        </w:rPr>
+        <w:t>Celdas copiadas de internet. Se detectan rapido: no nombran el dominio ni una sola vez.</w:t>
+      </w:r>
+    </w:p>
+    <w:p>
+      <w:pPr>
+        <w:pStyle w:val="ListBullet"/>
+      </w:pPr>
+      <w:r>
+        <w:rPr>
+          <w:b w:val="0"/>
+          <w:color w:val="4A4A49"/>
+          <w:sz w:val="22"/>
+        </w:rPr>
+        <w:t xml:space="preserve">Elegir on-premise. No es incorrecto por si mismo y </w:t>
+      </w:r>
+      <w:r>
+        <w:rPr>
+          <w:b/>
+          <w:color w:val="4A4A49"/>
+          <w:sz w:val="22"/>
+        </w:rPr>
+        <w:t>no se penaliza</w:t>
+      </w:r>
+      <w:r>
+        <w:rPr>
+          <w:b w:val="0"/>
+          <w:color w:val="4A4A49"/>
+          <w:sz w:val="22"/>
+        </w:rPr>
+        <w:t>, pero exija que el veredicto explique como consigue el servidor y quien lo opera durante el semestre; si no puede responderlo, la eleccion no esta sustentada.</w:t>
+      </w:r>
+    </w:p>
+    <w:p>
+      <w:pPr>
+        <w:spacing w:before="200" w:after="60"/>
+      </w:pPr>
+      <w:r>
+        <w:rPr>
+          <w:b/>
+          <w:color w:val="1A1C1D"/>
+          <w:sz w:val="32"/>
+        </w:rPr>
+        <w:t>Pregunta 5 · Nivel del modelo C4 · 10 pts</w:t>
+      </w:r>
+    </w:p>
+    <w:p>
+      <w:pPr>
+        <w:spacing w:before="200" w:after="60"/>
+      </w:pPr>
+      <w:r>
+        <w:rPr>
+          <w:b/>
+          <w:color w:val="1A1C1D"/>
+          <w:sz w:val="32"/>
+        </w:rPr>
+        <w:t>Clave y por que</w:t>
       </w:r>
     </w:p>
     <w:p>
@@ -826,7 +3096,374 @@
           <w:color w:val="4A4A49"/>
           <w:sz w:val="22"/>
         </w:rPr>
-        <w:t>La entrega oficial es la respuesta a las preguntas abiertas dentro de ExamLab (https://uniaj.examlab.workers.dev/); el documento en Word/Google Docs es opcional y solo sirve para conservar respuestas. Gratis + navegador · sin cloud con tarjeta.</w:t>
+        <w:t>La clave se lee del banco de la plataforma, asi que esta es la que se califica. La columna de la derecha es lo que hay que poder responderle al estudiante cuando pregunte.</w:t>
+      </w:r>
+    </w:p>
+    <w:tbl>
+      <w:tblPr>
+        <w:tblStyle w:val="TableGrid"/>
+        <w:tblW w:type="auto" w:w="0"/>
+        <w:tblLook w:firstColumn="1" w:firstRow="1" w:lastColumn="0" w:lastRow="0" w:noHBand="0" w:noVBand="1" w:val="04A0"/>
+      </w:tblPr>
+      <w:tblGrid>
+        <w:gridCol w:w="2880"/>
+        <w:gridCol w:w="2880"/>
+        <w:gridCol w:w="2880"/>
+      </w:tblGrid>
+      <w:tr>
+        <w:tc>
+          <w:tcPr>
+            <w:tcW w:type="dxa" w:w="2880"/>
+            <w:shd w:val="clear" w:fill="3A3A3C"/>
+          </w:tcPr>
+          <w:p>
+            <w:r>
+              <w:rPr>
+                <w:b/>
+              </w:rPr>
+            </w:r>
+          </w:p>
+        </w:tc>
+        <w:tc>
+          <w:tcPr>
+            <w:tcW w:type="dxa" w:w="2880"/>
+            <w:shd w:val="clear" w:fill="3A3A3C"/>
+          </w:tcPr>
+          <w:p>
+            <w:r>
+              <w:rPr>
+                <w:b/>
+              </w:rPr>
+            </w:r>
+            <w:r>
+              <w:rPr>
+                <w:b/>
+                <w:color w:val="FFFFFF"/>
+                <w:sz w:val="21"/>
+              </w:rPr>
+              <w:t>Opcion</w:t>
+            </w:r>
+          </w:p>
+        </w:tc>
+        <w:tc>
+          <w:tcPr>
+            <w:tcW w:type="dxa" w:w="2880"/>
+            <w:shd w:val="clear" w:fill="3A3A3C"/>
+          </w:tcPr>
+          <w:p>
+            <w:r>
+              <w:rPr>
+                <w:b/>
+              </w:rPr>
+            </w:r>
+            <w:r>
+              <w:rPr>
+                <w:b/>
+                <w:color w:val="FFFFFF"/>
+                <w:sz w:val="21"/>
+              </w:rPr>
+              <w:t>Por que</w:t>
+            </w:r>
+          </w:p>
+        </w:tc>
+      </w:tr>
+      <w:tr>
+        <w:tc>
+          <w:tcPr>
+            <w:tcW w:type="dxa" w:w="2880"/>
+          </w:tcPr>
+          <w:p>
+            <w:r/>
+            <w:r>
+              <w:rPr>
+                <w:b w:val="0"/>
+                <w:color w:val="4A4A49"/>
+                <w:sz w:val="20"/>
+              </w:rPr>
+              <w:t>no</w:t>
+            </w:r>
+          </w:p>
+        </w:tc>
+        <w:tc>
+          <w:tcPr>
+            <w:tcW w:type="dxa" w:w="2880"/>
+          </w:tcPr>
+          <w:p>
+            <w:r/>
+            <w:r>
+              <w:rPr>
+                <w:b w:val="0"/>
+                <w:color w:val="4A4A49"/>
+                <w:sz w:val="20"/>
+              </w:rPr>
+              <w:t>Nivel 1 - Context: el sistema como caja negra frente a actores y sistemas externos.</w:t>
+            </w:r>
+          </w:p>
+        </w:tc>
+        <w:tc>
+          <w:tcPr>
+            <w:tcW w:type="dxa" w:w="2880"/>
+          </w:tcPr>
+          <w:p>
+            <w:r/>
+            <w:r>
+              <w:rPr>
+                <w:b w:val="0"/>
+                <w:color w:val="4A4A49"/>
+                <w:sz w:val="20"/>
+              </w:rPr>
+              <w:t>Incorrecta, y es la confusion que la pregunta busca detectar. Context es lo que el estudiante entrego HOY: el sistema como caja negra frente a actores y sistemas externos.</w:t>
+            </w:r>
+          </w:p>
+        </w:tc>
+      </w:tr>
+      <w:tr>
+        <w:tc>
+          <w:tcPr>
+            <w:tcW w:type="dxa" w:w="2880"/>
+            <w:shd w:val="clear" w:fill="ECECEE"/>
+          </w:tcPr>
+          <w:p>
+            <w:r/>
+            <w:r>
+              <w:rPr>
+                <w:b/>
+                <w:color w:val="4A4A49"/>
+                <w:sz w:val="20"/>
+              </w:rPr>
+              <w:t>SI</w:t>
+            </w:r>
+          </w:p>
+        </w:tc>
+        <w:tc>
+          <w:tcPr>
+            <w:tcW w:type="dxa" w:w="2880"/>
+            <w:shd w:val="clear" w:fill="ECECEE"/>
+          </w:tcPr>
+          <w:p>
+            <w:r/>
+            <w:r>
+              <w:rPr>
+                <w:b w:val="0"/>
+                <w:color w:val="4A4A49"/>
+                <w:sz w:val="20"/>
+              </w:rPr>
+              <w:t>Nivel 2 - Container: las aplicaciones y los almacenes de datos que forman el sistema.</w:t>
+            </w:r>
+          </w:p>
+        </w:tc>
+        <w:tc>
+          <w:tcPr>
+            <w:tcW w:type="dxa" w:w="2880"/>
+            <w:shd w:val="clear" w:fill="ECECEE"/>
+          </w:tcPr>
+          <w:p>
+            <w:r/>
+            <w:r>
+              <w:rPr>
+                <w:b w:val="0"/>
+                <w:color w:val="4A4A49"/>
+                <w:sz w:val="20"/>
+              </w:rPr>
+              <w:t>CORRECTA. Container es el nivel que muestra las aplicaciones y los almacenes de datos que forman el sistema: la SPA, la API y la base de datos. Es el entregable de la Clase 4.</w:t>
+            </w:r>
+          </w:p>
+        </w:tc>
+      </w:tr>
+      <w:tr>
+        <w:tc>
+          <w:tcPr>
+            <w:tcW w:type="dxa" w:w="2880"/>
+          </w:tcPr>
+          <w:p>
+            <w:r/>
+            <w:r>
+              <w:rPr>
+                <w:b w:val="0"/>
+                <w:color w:val="4A4A49"/>
+                <w:sz w:val="20"/>
+              </w:rPr>
+              <w:t>no</w:t>
+            </w:r>
+          </w:p>
+        </w:tc>
+        <w:tc>
+          <w:tcPr>
+            <w:tcW w:type="dxa" w:w="2880"/>
+          </w:tcPr>
+          <w:p>
+            <w:r/>
+            <w:r>
+              <w:rPr>
+                <w:b w:val="0"/>
+                <w:color w:val="4A4A49"/>
+                <w:sz w:val="20"/>
+              </w:rPr>
+              <w:t>Nivel 3 - Component: las piezas internas de un unico contenedor.</w:t>
+            </w:r>
+          </w:p>
+        </w:tc>
+        <w:tc>
+          <w:tcPr>
+            <w:tcW w:type="dxa" w:w="2880"/>
+          </w:tcPr>
+          <w:p>
+            <w:r/>
+            <w:r>
+              <w:rPr>
+                <w:b w:val="0"/>
+                <w:color w:val="4A4A49"/>
+                <w:sz w:val="20"/>
+              </w:rPr>
+              <w:t>Incorrecta. Component abre UN contenedor y muestra sus modulos internos; el enunciado pide las cajas del sistema completo, no las de una sola.</w:t>
+            </w:r>
+          </w:p>
+        </w:tc>
+      </w:tr>
+      <w:tr>
+        <w:tc>
+          <w:tcPr>
+            <w:tcW w:type="dxa" w:w="2880"/>
+            <w:shd w:val="clear" w:fill="ECECEE"/>
+          </w:tcPr>
+          <w:p>
+            <w:r/>
+            <w:r>
+              <w:rPr>
+                <w:b w:val="0"/>
+                <w:color w:val="4A4A49"/>
+                <w:sz w:val="20"/>
+              </w:rPr>
+              <w:t>no</w:t>
+            </w:r>
+          </w:p>
+        </w:tc>
+        <w:tc>
+          <w:tcPr>
+            <w:tcW w:type="dxa" w:w="2880"/>
+            <w:shd w:val="clear" w:fill="ECECEE"/>
+          </w:tcPr>
+          <w:p>
+            <w:r/>
+            <w:r>
+              <w:rPr>
+                <w:b w:val="0"/>
+                <w:color w:val="4A4A49"/>
+                <w:sz w:val="20"/>
+              </w:rPr>
+              <w:t>Nivel 4 - Code: las clases y las funciones.</w:t>
+            </w:r>
+          </w:p>
+        </w:tc>
+        <w:tc>
+          <w:tcPr>
+            <w:tcW w:type="dxa" w:w="2880"/>
+            <w:shd w:val="clear" w:fill="ECECEE"/>
+          </w:tcPr>
+          <w:p>
+            <w:r/>
+            <w:r>
+              <w:rPr>
+                <w:b w:val="0"/>
+                <w:color w:val="4A4A49"/>
+                <w:sz w:val="20"/>
+              </w:rPr>
+              <w:t>Incorrecta. Code son clases y funciones, y en la practica casi nunca se dibuja porque el codigo mismo ya lo documenta.</w:t>
+            </w:r>
+          </w:p>
+        </w:tc>
+      </w:tr>
+    </w:tbl>
+    <w:p/>
+    <w:p>
+      <w:pPr>
+        <w:spacing w:before="200" w:after="60"/>
+      </w:pPr>
+      <w:r>
+        <w:rPr>
+          <w:b/>
+          <w:color w:val="1A1C1D"/>
+          <w:sz w:val="32"/>
+        </w:rPr>
+        <w:t>Como calificar</w:t>
+      </w:r>
+    </w:p>
+    <w:p>
+      <w:pPr>
+        <w:pStyle w:val="ListBullet"/>
+      </w:pPr>
+      <w:r>
+        <w:rPr>
+          <w:b w:val="0"/>
+          <w:color w:val="4A4A49"/>
+          <w:sz w:val="22"/>
+        </w:rPr>
+        <w:t>10 pts la opcion correcta, 0 en cualquier otra. No hay puntos parciales.</w:t>
+      </w:r>
+    </w:p>
+    <w:p>
+      <w:pPr>
+        <w:pStyle w:val="ListBullet"/>
+      </w:pPr>
+      <w:r>
+        <w:rPr>
+          <w:b w:val="0"/>
+          <w:color w:val="4A4A49"/>
+          <w:sz w:val="22"/>
+        </w:rPr>
+        <w:t>Comprueba que el estudiante distingue el nivel que entrega hoy (Context) del que entrega en la Clase 4 (Container). Si falla mas de un tercio del grupo, conviene repetir la regla de los cuatro niveles al abrir la Clase 4.</w:t>
+      </w:r>
+    </w:p>
+    <w:p>
+      <w:pPr>
+        <w:spacing w:before="200" w:after="60"/>
+      </w:pPr>
+      <w:r>
+        <w:rPr>
+          <w:b/>
+          <w:color w:val="1A1C1D"/>
+          <w:sz w:val="32"/>
+        </w:rPr>
+        <w:t>Errores frecuentes y que hacer</w:t>
+      </w:r>
+    </w:p>
+    <w:p>
+      <w:pPr>
+        <w:pStyle w:val="ListBullet"/>
+      </w:pPr>
+      <w:r>
+        <w:rPr>
+          <w:b w:val="0"/>
+          <w:color w:val="4A4A49"/>
+          <w:sz w:val="22"/>
+        </w:rPr>
+        <w:t>Marcar Context. Suele venir de haber memorizado «C4 = una caja» sin los cuatro niveles.</w:t>
+      </w:r>
+    </w:p>
+    <w:p>
+      <w:pPr>
+        <w:pStyle w:val="ListBullet"/>
+      </w:pPr>
+      <w:r>
+        <w:rPr>
+          <w:b w:val="0"/>
+          <w:color w:val="4A4A49"/>
+          <w:sz w:val="22"/>
+        </w:rPr>
+        <w:t>Marcar Component. Confunde «piezas internas del sistema» con «piezas internas de un contenedor».</w:t>
+      </w:r>
+    </w:p>
+    <w:p>
+      <w:pPr>
+        <w:spacing w:before="200" w:after="60"/>
+      </w:pPr>
+      <w:r>
+        <w:rPr>
+          <w:b/>
+          <w:color w:val="1A1C1D"/>
+          <w:sz w:val="32"/>
+        </w:rPr>
+        <w:t>Lo que van a preguntar (respuestas listas)</w:t>
       </w:r>
     </w:p>
     <w:p>
@@ -836,7 +3473,170 @@
           <w:color w:val="4A4A49"/>
           <w:sz w:val="22"/>
         </w:rPr>
-        <w:t>La UNIAJC no tiene campus virtual propio.</w:t>
+        <w:t>Estas son las dudas que aparecen todos los semestres. Tenerlas resueltas por escrito es lo que evita responder la misma cosa quince veces durante el taller.</w:t>
+      </w:r>
+    </w:p>
+    <w:p>
+      <w:r>
+        <w:rPr>
+          <w:b/>
+          <w:color w:val="4A4A49"/>
+          <w:sz w:val="22"/>
+        </w:rPr>
+        <w:t>¿Puedo cambiar de dominio en la Clase 2?</w:t>
+      </w:r>
+    </w:p>
+    <w:p>
+      <w:r>
+        <w:rPr>
+          <w:b w:val="0"/>
+          <w:color w:val="4A4A49"/>
+          <w:sz w:val="22"/>
+        </w:rPr>
+        <w:t>No. El dominio se cierra hoy y las Clases 4, 7, 11 y 15 reutilizan estos mismos nombres. Si el dominio elegido resulta demasiado grande, se recorta el bloque «fuera de alcance», no se cambia de dominio.</w:t>
+      </w:r>
+    </w:p>
+    <w:p>
+      <w:r>
+        <w:rPr>
+          <w:b/>
+          <w:color w:val="4A4A49"/>
+          <w:sz w:val="22"/>
+        </w:rPr>
+        <w:t>¿El diagrama lo tengo que escribir a mano en Mermaid?</w:t>
+      </w:r>
+    </w:p>
+    <w:p>
+      <w:r>
+        <w:rPr>
+          <w:b w:val="0"/>
+          <w:color w:val="4A4A49"/>
+          <w:sz w:val="22"/>
+        </w:rPr>
+        <w:t>No. Dibujelo en Excalidraw o draw.io, que es donde se piensa el modelo, y pida a una IA que lo traduzca a Mermaid. Usted revisa el resultado y lo pega en ExamLab. Lo que se califica es el diagrama renderizado en la plataforma, no el PNG.</w:t>
+      </w:r>
+    </w:p>
+    <w:p>
+      <w:r>
+        <w:rPr>
+          <w:b/>
+          <w:color w:val="4A4A49"/>
+          <w:sz w:val="22"/>
+        </w:rPr>
+        <w:t>¿Por que mi diagrama no puede tener la base de datos?</w:t>
+      </w:r>
+    </w:p>
+    <w:p>
+      <w:r>
+        <w:rPr>
+          <w:b w:val="0"/>
+          <w:color w:val="4A4A49"/>
+          <w:sz w:val="22"/>
+        </w:rPr>
+        <w:t>Porque este es el nivel Context, donde el sistema es una caja negra. La base de datos aparece en el nivel Container, que es el entregable de la Clase 4. Si se dibuja hoy, la Clase 4 no tendria nada nuevo que revelar.</w:t>
+      </w:r>
+    </w:p>
+    <w:p>
+      <w:r>
+        <w:rPr>
+          <w:b/>
+          <w:color w:val="4A4A49"/>
+          <w:sz w:val="22"/>
+        </w:rPr>
+        <w:t>¿Cuantas cajas debe tener el diagrama?</w:t>
+      </w:r>
+    </w:p>
+    <w:p>
+      <w:r>
+        <w:rPr>
+          <w:b w:val="0"/>
+          <w:color w:val="4A4A49"/>
+          <w:sz w:val="22"/>
+        </w:rPr>
+        <w:t>Entre cuatro y ocho elementos en total. Si hay veinte, es casi seguro que se colaron piezas internas del sistema.</w:t>
+      </w:r>
+    </w:p>
+    <w:p>
+      <w:r>
+        <w:rPr>
+          <w:b/>
+          <w:color w:val="4A4A49"/>
+          <w:sz w:val="22"/>
+        </w:rPr>
+        <w:t>¿Entonces la respuesta correcta siempre es nube?</w:t>
+      </w:r>
+    </w:p>
+    <w:p>
+      <w:r>
+        <w:rPr>
+          <w:b w:val="0"/>
+          <w:color w:val="4A4A49"/>
+          <w:sz w:val="22"/>
+        </w:rPr>
+        <w:t>Para un proyecto de un semestre, sin presupuesto y con una sola persona desarrollando, casi siempre si. Pero lo que se califica no es la eleccion: son los 4 criterios aplicados a su dominio y el riesgo que declara asumir. Un veredicto por on-premise bien sustentado vale lo mismo.</w:t>
+      </w:r>
+    </w:p>
+    <w:p>
+      <w:r>
+        <w:rPr>
+          <w:b/>
+          <w:color w:val="4A4A49"/>
+          <w:sz w:val="22"/>
+        </w:rPr>
+        <w:t>¿Tengo que abrir una cuenta en AWS o en Azure?</w:t>
+      </w:r>
+    </w:p>
+    <w:p>
+      <w:r>
+        <w:rPr>
+          <w:b w:val="0"/>
+          <w:color w:val="4A4A49"/>
+          <w:sz w:val="22"/>
+        </w:rPr>
+        <w:t>No, y ninguna actividad del curso lo va a pedir. Todo se trabaja con draw.io, Excalidraw, Killercoda y el nivel gratuito de GitHub Actions. No se pide tarjeta de credito en ningun momento del semestre.</w:t>
+      </w:r>
+    </w:p>
+    <w:p>
+      <w:r>
+        <w:rPr>
+          <w:b/>
+          <w:color w:val="4A4A49"/>
+          <w:sz w:val="22"/>
+        </w:rPr>
+        <w:t>¿La ficha la entrego en Word o en ExamLab?</w:t>
+      </w:r>
+    </w:p>
+    <w:p>
+      <w:r>
+        <w:rPr>
+          <w:b w:val="0"/>
+          <w:color w:val="4A4A49"/>
+          <w:sz w:val="22"/>
+        </w:rPr>
+        <w:t>La entrega que se califica es la respuesta dentro de ExamLab. El documento en Word o Google Docs es opcional y solo sirve para que conserve sus respuestas.</w:t>
+      </w:r>
+    </w:p>
+    <w:p>
+      <w:pPr>
+        <w:spacing w:before="200" w:after="60"/>
+      </w:pPr>
+      <w:r>
+        <w:rPr>
+          <w:b/>
+          <w:color w:val="1A1C1D"/>
+          <w:sz w:val="32"/>
+        </w:rPr>
+        <w:t>Politica de entrega</w:t>
+      </w:r>
+    </w:p>
+    <w:p>
+      <w:r>
+        <w:rPr>
+          <w:b w:val="0"/>
+          <w:color w:val="4A4A49"/>
+          <w:sz w:val="22"/>
+        </w:rPr>
+        <w:t>La entrega que se califica es la respuesta dentro de ExamLab (https://uniaj.examlab.workers.dev/). El documento en Word o Google Docs es opcional y solo sirve para que el estudiante conserve sus respuestas. Gratis + navegador; sin cuentas cloud de pago ni tarjeta.</w:t>
       </w:r>
     </w:p>
     <w:sectPr>

--- a/Arquitectura de Sistemas Computacionales/Kit docente/Clase 1/Solucion Taller Clase 1 - CloudLite.docx
+++ b/Arquitectura de Sistemas Computacionales/Kit docente/Clase 1/Solucion Taller Clase 1 - CloudLite.docx
@@ -9,7 +9,7 @@
           <w:color w:val="1A1C1D"/>
           <w:sz w:val="44"/>
         </w:rPr>
-        <w:t>Solucion Taller Clase 1 — Ficha, C4 Context y nube vs on-premise</w:t>
+        <w:t>Solucion — Actividad del Corte 1, preguntas 1 a 3 (dominio, ficha y C4 Context)</w:t>
       </w:r>
     </w:p>
     <w:p>
@@ -69,7 +69,7 @@
           <w:color w:val="4A4A49"/>
           <w:sz w:val="22"/>
         </w:rPr>
-        <w:t xml:space="preserve"> Las 5 preguntas resueltas sobre el dominio </w:t>
+        <w:t xml:space="preserve"> Las tres preguntas que corresponden a la Clase 1, resueltas sobre el dominio </w:t>
       </w:r>
       <w:r>
         <w:rPr>
@@ -85,7 +85,74 @@
           <w:color w:val="4A4A49"/>
           <w:sz w:val="22"/>
         </w:rPr>
-        <w:t xml:space="preserve"> (prestamos de biblioteca). El dominio de la solucion es distinto del que se proyecta en clase (AgendaU) a proposito: sirve de contraste para calificar, y evita que esta solucion se convierta en la respuesta que todos copian.</w:t>
+        <w:t xml:space="preserve"> (prestamos de biblioteca). El dominio de la solucion es distinto del que se proyecta en clase (</w:t>
+      </w:r>
+      <w:r>
+        <w:rPr>
+          <w:b/>
+          <w:color w:val="4A4A49"/>
+          <w:sz w:val="22"/>
+        </w:rPr>
+        <w:t>AgendaU</w:t>
+      </w:r>
+      <w:r>
+        <w:rPr>
+          <w:b w:val="0"/>
+          <w:color w:val="4A4A49"/>
+          <w:sz w:val="22"/>
+        </w:rPr>
+        <w:t>) a proposito: sirve de contraste para calificar y evita que esta solucion se convierta en la respuesta que todos copian.</w:t>
+      </w:r>
+    </w:p>
+    <w:p>
+      <w:pPr>
+        <w:ind w:left="432"/>
+        <w:shd w:val="clear" w:fill="F7F7F8"/>
+      </w:pPr>
+      <w:r>
+        <w:rPr>
+          <w:b w:val="0"/>
+          <w:i/>
+          <w:color w:val="4A4A49"/>
+          <w:sz w:val="21"/>
+        </w:rPr>
+        <w:t xml:space="preserve">Estas 3 preguntas valen </w:t>
+      </w:r>
+      <w:r>
+        <w:rPr>
+          <w:b/>
+          <w:i/>
+          <w:color w:val="4A4A49"/>
+          <w:sz w:val="21"/>
+        </w:rPr>
+        <w:t>25 de los 100 puntos</w:t>
+      </w:r>
+      <w:r>
+        <w:rPr>
+          <w:b w:val="0"/>
+          <w:i/>
+          <w:color w:val="4A4A49"/>
+          <w:sz w:val="21"/>
+        </w:rPr>
+        <w:t xml:space="preserve"> de la actividad del Corte 1, que es </w:t>
+      </w:r>
+      <w:r>
+        <w:rPr>
+          <w:b/>
+          <w:i/>
+          <w:color w:val="4A4A49"/>
+          <w:sz w:val="21"/>
+        </w:rPr>
+        <w:t>una sola para las Clases 1 a 4</w:t>
+      </w:r>
+      <w:r>
+        <w:rPr>
+          <w:b w:val="0"/>
+          <w:i/>
+          <w:color w:val="4A4A49"/>
+          <w:sz w:val="21"/>
+        </w:rPr>
+        <w:t xml:space="preserve"> y se entrega completa al cierre del corte. Las preguntas 4 a 11 se resuelven en las Clases 2, 3 y 4.</w:t>
       </w:r>
     </w:p>
     <w:p>
@@ -166,7 +233,7 @@
           <w:color w:val="4A4A49"/>
           <w:sz w:val="22"/>
         </w:rPr>
-        <w:t>Entregable: Ficha PI de 6 bloques + C4 Context en Mermaid renderizado en ExamLab (boceto previo en Excalidraw/draw.io)</w:t>
+        <w:t>Entregable: Ficha PI de 5 bloques + C4 Context en Mermaid renderizado en ExamLab (boceto previo en Excalidraw/draw.io)</w:t>
       </w:r>
     </w:p>
     <w:p>
@@ -179,7 +246,7 @@
           <w:color w:val="4A4A49"/>
           <w:sz w:val="22"/>
         </w:rPr>
-        <w:t>Total: 100 puntos</w:t>
+        <w:t>Estas preguntas: 25.0 puntos</w:t>
       </w:r>
       <w:r>
         <w:rPr>
@@ -187,7 +254,7 @@
           <w:color w:val="4A4A49"/>
           <w:sz w:val="22"/>
         </w:rPr>
-        <w:t xml:space="preserve"> repartidos en 5 preguntas.</w:t>
+        <w:t xml:space="preserve"> en 3 preguntas.</w:t>
       </w:r>
     </w:p>
     <w:tbl>
@@ -317,7 +384,7 @@
                 <w:color w:val="4A4A49"/>
                 <w:sz w:val="20"/>
               </w:rPr>
-              <w:t>Ficha del PI CloudLite App</w:t>
+              <w:t>Dominio y problema de CloudLite App</w:t>
             </w:r>
           </w:p>
         </w:tc>
@@ -349,7 +416,7 @@
                 <w:color w:val="4A4A49"/>
                 <w:sz w:val="20"/>
               </w:rPr>
-              <w:t>20</w:t>
+              <w:t>6.25</w:t>
             </w:r>
           </w:p>
         </w:tc>
@@ -385,7 +452,7 @@
                 <w:color w:val="4A4A49"/>
                 <w:sz w:val="20"/>
               </w:rPr>
-              <w:t>C4 Context en Mermaid</w:t>
+              <w:t>Ficha del dominio (cinco bloques)</w:t>
             </w:r>
           </w:p>
         </w:tc>
@@ -402,7 +469,7 @@
                 <w:color w:val="111111"/>
                 <w:sz w:val="19"/>
               </w:rPr>
-              <w:t>diagrama</w:t>
+              <w:t>abierta</w:t>
             </w:r>
           </w:p>
         </w:tc>
@@ -419,7 +486,7 @@
                 <w:color w:val="4A4A49"/>
                 <w:sz w:val="20"/>
               </w:rPr>
-              <w:t>35</w:t>
+              <w:t>8.75</w:t>
             </w:r>
           </w:p>
         </w:tc>
@@ -453,7 +520,7 @@
                 <w:color w:val="4A4A49"/>
                 <w:sz w:val="20"/>
               </w:rPr>
-              <w:t>Nube y on-premise: que es cierto</w:t>
+              <w:t>C4 Context en Mermaid</w:t>
             </w:r>
           </w:p>
         </w:tc>
@@ -469,7 +536,7 @@
                 <w:color w:val="111111"/>
                 <w:sz w:val="19"/>
               </w:rPr>
-              <w:t>cerrada_multi</w:t>
+              <w:t>diagrama</w:t>
             </w:r>
           </w:p>
         </w:tc>
@@ -485,143 +552,7 @@
                 <w:color w:val="4A4A49"/>
                 <w:sz w:val="20"/>
               </w:rPr>
-              <w:t>15</w:t>
-            </w:r>
-          </w:p>
-        </w:tc>
-      </w:tr>
-      <w:tr>
-        <w:tc>
-          <w:tcPr>
-            <w:tcW w:type="dxa" w:w="2160"/>
-            <w:shd w:val="clear" w:fill="ECECEE"/>
-          </w:tcPr>
-          <w:p>
-            <w:r/>
-            <w:r>
-              <w:rPr>
-                <w:b w:val="0"/>
-                <w:color w:val="4A4A49"/>
-                <w:sz w:val="20"/>
-              </w:rPr>
-              <w:t>4</w:t>
-            </w:r>
-          </w:p>
-        </w:tc>
-        <w:tc>
-          <w:tcPr>
-            <w:tcW w:type="dxa" w:w="2160"/>
-            <w:shd w:val="clear" w:fill="ECECEE"/>
-          </w:tcPr>
-          <w:p>
-            <w:r/>
-            <w:r>
-              <w:rPr>
-                <w:b w:val="0"/>
-                <w:color w:val="4A4A49"/>
-                <w:sz w:val="20"/>
-              </w:rPr>
-              <w:t>Nube u on-premise para CloudLite: tabla y veredicto</w:t>
-            </w:r>
-          </w:p>
-        </w:tc>
-        <w:tc>
-          <w:tcPr>
-            <w:tcW w:type="dxa" w:w="2160"/>
-            <w:shd w:val="clear" w:fill="ECECEE"/>
-          </w:tcPr>
-          <w:p>
-            <w:r/>
-            <w:r>
-              <w:rPr>
-                <w:rFonts w:ascii="Consolas" w:hAnsi="Consolas"/>
-                <w:color w:val="111111"/>
-                <w:sz w:val="19"/>
-              </w:rPr>
-              <w:t>abierta</w:t>
-            </w:r>
-          </w:p>
-        </w:tc>
-        <w:tc>
-          <w:tcPr>
-            <w:tcW w:type="dxa" w:w="2160"/>
-            <w:shd w:val="clear" w:fill="ECECEE"/>
-          </w:tcPr>
-          <w:p>
-            <w:r/>
-            <w:r>
-              <w:rPr>
-                <w:b w:val="0"/>
-                <w:color w:val="4A4A49"/>
-                <w:sz w:val="20"/>
-              </w:rPr>
-              <w:t>20</w:t>
-            </w:r>
-          </w:p>
-        </w:tc>
-      </w:tr>
-      <w:tr>
-        <w:tc>
-          <w:tcPr>
-            <w:tcW w:type="dxa" w:w="2160"/>
-          </w:tcPr>
-          <w:p>
-            <w:r/>
-            <w:r>
-              <w:rPr>
-                <w:b w:val="0"/>
-                <w:color w:val="4A4A49"/>
-                <w:sz w:val="20"/>
-              </w:rPr>
-              <w:t>5</w:t>
-            </w:r>
-          </w:p>
-        </w:tc>
-        <w:tc>
-          <w:tcPr>
-            <w:tcW w:type="dxa" w:w="2160"/>
-          </w:tcPr>
-          <w:p>
-            <w:r/>
-            <w:r>
-              <w:rPr>
-                <w:b w:val="0"/>
-                <w:color w:val="4A4A49"/>
-                <w:sz w:val="20"/>
-              </w:rPr>
-              <w:t>Nivel del modelo C4</w:t>
-            </w:r>
-          </w:p>
-        </w:tc>
-        <w:tc>
-          <w:tcPr>
-            <w:tcW w:type="dxa" w:w="2160"/>
-          </w:tcPr>
-          <w:p>
-            <w:r/>
-            <w:r>
-              <w:rPr>
-                <w:rFonts w:ascii="Consolas" w:hAnsi="Consolas"/>
-                <w:color w:val="111111"/>
-                <w:sz w:val="19"/>
-              </w:rPr>
-              <w:t>cerrada</w:t>
-            </w:r>
-          </w:p>
-        </w:tc>
-        <w:tc>
-          <w:tcPr>
-            <w:tcW w:type="dxa" w:w="2160"/>
-          </w:tcPr>
-          <w:p>
-            <w:r/>
-            <w:r>
-              <w:rPr>
-                <w:b w:val="0"/>
-                <w:color w:val="4A4A49"/>
-                <w:sz w:val="20"/>
-              </w:rPr>
-              <w:t>10</w:t>
+              <w:t>10.0</w:t>
             </w:r>
           </w:p>
         </w:tc>
@@ -638,7 +569,7 @@
           <w:color w:val="1A1C1D"/>
           <w:sz w:val="32"/>
         </w:rPr>
-        <w:t>Pregunta 1 · Ficha del PI CloudLite App · 20 pts</w:t>
+        <w:t>Pregunta 1 · Dominio y problema de CloudLite App · 6.25 pts</w:t>
       </w:r>
     </w:p>
     <w:p>
@@ -661,7 +592,7 @@
           <w:color w:val="4A4A49"/>
           <w:sz w:val="22"/>
         </w:rPr>
-        <w:t>1. DOMINIO</w:t>
+        <w:t>DOMINIO</w:t>
       </w:r>
     </w:p>
     <w:p>
@@ -681,7 +612,7 @@
           <w:color w:val="4A4A49"/>
           <w:sz w:val="22"/>
         </w:rPr>
-        <w:t>2. PROBLEMA</w:t>
+        <w:t>PROBLEMA</w:t>
       </w:r>
       <w:r>
         <w:rPr>
@@ -689,7 +620,7 @@
           <w:color w:val="4A4A49"/>
           <w:sz w:val="22"/>
         </w:rPr>
-        <w:t xml:space="preserve"> (3 frases: quien sufre, como se resuelve hoy, cifra del dolor)</w:t>
+        <w:t xml:space="preserve"> (3 frases: quien lo sufre y como se mide)</w:t>
       </w:r>
     </w:p>
     <w:p>
@@ -699,7 +630,7 @@
           <w:color w:val="4A4A49"/>
           <w:sz w:val="22"/>
         </w:rPr>
-        <w:t>Los estudiantes que necesitan un libro de reserva no saben si esta disponible sin ir</w:t>
+        <w:t>El auxiliar de biblioteca lleva los prestamos en una planilla de Excel que solo el puede</w:t>
       </w:r>
     </w:p>
     <w:p>
@@ -709,7 +640,7 @@
           <w:color w:val="4A4A49"/>
           <w:sz w:val="22"/>
         </w:rPr>
-        <w:t>hasta el mostrador. Hoy la biblioteca lleva los prestamos en una planilla de Excel que</w:t>
+        <w:t>abrir, y las renovaciones le llegan por WhatsApp a su numero personal. Los estudiantes que</w:t>
       </w:r>
     </w:p>
     <w:p>
@@ -719,7 +650,7 @@
           <w:color w:val="4A4A49"/>
           <w:sz w:val="22"/>
         </w:rPr>
-        <w:t>solo la auxiliar puede abrir, y las renovaciones se piden por WhatsApp al numero</w:t>
+        <w:t>necesitan un libro de reserva no saben si esta disponible sin ir hasta el mostrador. El</w:t>
       </w:r>
     </w:p>
     <w:p>
@@ -729,7 +660,7 @@
           <w:color w:val="4A4A49"/>
           <w:sz w:val="22"/>
         </w:rPr>
-        <w:t>personal de la auxiliar. En el ultimo semestre se registraron 38 libros devueltos tarde</w:t>
+        <w:t>semestre pasado se registraron 38 libros devueltos tarde sin cobro de multa, porque nadie</w:t>
       </w:r>
     </w:p>
     <w:p>
@@ -739,7 +670,232 @@
           <w:color w:val="4A4A49"/>
           <w:sz w:val="22"/>
         </w:rPr>
-        <w:t>sin cobro de multa porque nadie noto el vencimiento.</w:t>
+        <w:t>noto el vencimiento.</w:t>
+      </w:r>
+    </w:p>
+    <w:p>
+      <w:pPr>
+        <w:spacing w:before="200" w:after="60"/>
+      </w:pPr>
+      <w:r>
+        <w:rPr>
+          <w:b/>
+          <w:color w:val="1A1C1D"/>
+          <w:sz w:val="32"/>
+        </w:rPr>
+        <w:t>Como calificar</w:t>
+      </w:r>
+    </w:p>
+    <w:p>
+      <w:pPr>
+        <w:pStyle w:val="ListBullet"/>
+      </w:pPr>
+      <w:r>
+        <w:rPr>
+          <w:b w:val="0"/>
+          <w:color w:val="4A4A49"/>
+          <w:sz w:val="22"/>
+        </w:rPr>
+        <w:t>3 pts el dominio concreto y del tamano adecuado.</w:t>
+      </w:r>
+    </w:p>
+    <w:p>
+      <w:pPr>
+        <w:pStyle w:val="ListBullet"/>
+      </w:pPr>
+      <w:r>
+        <w:rPr>
+          <w:b w:val="0"/>
+          <w:color w:val="4A4A49"/>
+          <w:sz w:val="22"/>
+        </w:rPr>
+        <w:t xml:space="preserve">1.5 pts que el problema nombre a </w:t>
+      </w:r>
+      <w:r>
+        <w:rPr>
+          <w:b/>
+          <w:color w:val="4A4A49"/>
+          <w:sz w:val="22"/>
+        </w:rPr>
+        <w:t>QUIEN</w:t>
+      </w:r>
+      <w:r>
+        <w:rPr>
+          <w:b w:val="0"/>
+          <w:color w:val="4A4A49"/>
+          <w:sz w:val="22"/>
+        </w:rPr>
+        <w:t xml:space="preserve"> lo sufre con un rol concreto. «Los usuarios» no es un rol; «el auxiliar de biblioteca» si.</w:t>
+      </w:r>
+    </w:p>
+    <w:p>
+      <w:pPr>
+        <w:pStyle w:val="ListBullet"/>
+      </w:pPr>
+      <w:r>
+        <w:rPr>
+          <w:b w:val="0"/>
+          <w:color w:val="4A4A49"/>
+          <w:sz w:val="22"/>
+        </w:rPr>
+        <w:t xml:space="preserve">1.75 pts que incluya </w:t>
+      </w:r>
+      <w:r>
+        <w:rPr>
+          <w:b/>
+          <w:color w:val="4A4A49"/>
+          <w:sz w:val="22"/>
+        </w:rPr>
+        <w:t>una cifra</w:t>
+      </w:r>
+      <w:r>
+        <w:rPr>
+          <w:b w:val="0"/>
+          <w:color w:val="4A4A49"/>
+          <w:sz w:val="22"/>
+        </w:rPr>
+        <w:t xml:space="preserve"> que mida el dolor. Una cifra estimada sirve; «mucho tiempo» o «se pierde informacion» no.</w:t>
+      </w:r>
+    </w:p>
+    <w:p>
+      <w:pPr>
+        <w:pStyle w:val="ListBullet"/>
+      </w:pPr>
+      <w:r>
+        <w:rPr>
+          <w:b/>
+          <w:color w:val="4A4A49"/>
+          <w:sz w:val="22"/>
+        </w:rPr>
+        <w:t>Si el dominio es generico</w:t>
+      </w:r>
+      <w:r>
+        <w:rPr>
+          <w:b w:val="0"/>
+          <w:color w:val="4A4A49"/>
+          <w:sz w:val="22"/>
+        </w:rPr>
+        <w:t xml:space="preserve"> («una red social», «una app de la universidad», «un e-commerce»), </w:t>
+      </w:r>
+      <w:r>
+        <w:rPr>
+          <w:b/>
+          <w:color w:val="4A4A49"/>
+          <w:sz w:val="22"/>
+        </w:rPr>
+        <w:t>toda la pregunta vale cero</w:t>
+      </w:r>
+      <w:r>
+        <w:rPr>
+          <w:b w:val="0"/>
+          <w:color w:val="4A4A49"/>
+          <w:sz w:val="22"/>
+        </w:rPr>
+        <w:t>: sin dominio concreto no hay nada que arquitecturar en las clases siguientes, y el estudiante llegaria a la pregunta 9 sin sistema que dibujar.</w:t>
+      </w:r>
+    </w:p>
+    <w:p>
+      <w:pPr>
+        <w:pStyle w:val="ListBullet"/>
+      </w:pPr>
+      <w:r>
+        <w:rPr>
+          <w:b w:val="0"/>
+          <w:color w:val="4A4A49"/>
+          <w:sz w:val="22"/>
+        </w:rPr>
+        <w:t>Se descuenta si el problema pasa de 3 frases.</w:t>
+      </w:r>
+    </w:p>
+    <w:p>
+      <w:pPr>
+        <w:spacing w:before="200" w:after="60"/>
+      </w:pPr>
+      <w:r>
+        <w:rPr>
+          <w:b/>
+          <w:color w:val="1A1C1D"/>
+          <w:sz w:val="32"/>
+        </w:rPr>
+        <w:t>Errores frecuentes y que hacer</w:t>
+      </w:r>
+    </w:p>
+    <w:p>
+      <w:pPr>
+        <w:pStyle w:val="ListBullet"/>
+      </w:pPr>
+      <w:r>
+        <w:rPr>
+          <w:b w:val="0"/>
+          <w:color w:val="4A4A49"/>
+          <w:sz w:val="22"/>
+        </w:rPr>
+        <w:t>Dominio generico. Es el error que hay que cortar HOY, porque arrastra las once preguntas. La prueba rapida: si el enunciado sirve igual para otro sistema, no es un dominio.</w:t>
+      </w:r>
+    </w:p>
+    <w:p>
+      <w:pPr>
+        <w:pStyle w:val="ListBullet"/>
+      </w:pPr>
+      <w:r>
+        <w:rPr>
+          <w:b w:val="0"/>
+          <w:color w:val="4A4A49"/>
+          <w:sz w:val="22"/>
+        </w:rPr>
+        <w:t>Problema sin cifra: «se pierde mucho tiempo». Pida un numero, aunque sea estimado, y aceptelo: el objetivo es que exista algo medible contra lo que comparar, no la exactitud del dato.</w:t>
+      </w:r>
+    </w:p>
+    <w:p>
+      <w:pPr>
+        <w:pStyle w:val="ListBullet"/>
+      </w:pPr>
+      <w:r>
+        <w:rPr>
+          <w:b w:val="0"/>
+          <w:color w:val="4A4A49"/>
+          <w:sz w:val="22"/>
+        </w:rPr>
+        <w:t>Problema que describe la solucion y no el dolor: «el problema es que no tienen una app». El problema es lo que pasa hoy sin el sistema.</w:t>
+      </w:r>
+    </w:p>
+    <w:p>
+      <w:pPr>
+        <w:pStyle w:val="ListBullet"/>
+      </w:pPr>
+      <w:r>
+        <w:rPr>
+          <w:b w:val="0"/>
+          <w:color w:val="4A4A49"/>
+          <w:sz w:val="22"/>
+        </w:rPr>
+        <w:t>Confundir quien sufre con quien paga. El coordinador aprueba el proyecto; el que sufre es quien hace el trabajo manual todos los dias.</w:t>
+      </w:r>
+    </w:p>
+    <w:p>
+      <w:pPr>
+        <w:spacing w:before="200" w:after="60"/>
+      </w:pPr>
+      <w:r>
+        <w:rPr>
+          <w:b/>
+          <w:color w:val="1A1C1D"/>
+          <w:sz w:val="32"/>
+        </w:rPr>
+        <w:t>Pregunta 2 · Ficha del dominio (cinco bloques) · 8.75 pts</w:t>
+      </w:r>
+    </w:p>
+    <w:p>
+      <w:pPr>
+        <w:spacing w:before="200" w:after="60"/>
+      </w:pPr>
+      <w:r>
+        <w:rPr>
+          <w:b/>
+          <w:color w:val="1A1C1D"/>
+          <w:sz w:val="32"/>
+        </w:rPr>
+        <w:t>Respuesta esperada</w:t>
       </w:r>
     </w:p>
     <w:p>
@@ -749,7 +905,47 @@
           <w:color w:val="4A4A49"/>
           <w:sz w:val="22"/>
         </w:rPr>
-        <w:t>3. CAPACIDADES</w:t>
+        <w:t>DOMINIO</w:t>
+      </w:r>
+    </w:p>
+    <w:p>
+      <w:r>
+        <w:rPr>
+          <w:b w:val="0"/>
+          <w:color w:val="4A4A49"/>
+          <w:sz w:val="22"/>
+        </w:rPr>
+        <w:t>BiblioLite: prestamo y devolucion de libros de la biblioteca de la universidad.</w:t>
+      </w:r>
+    </w:p>
+    <w:p>
+      <w:r>
+        <w:rPr>
+          <w:b/>
+          <w:color w:val="4A4A49"/>
+          <w:sz w:val="22"/>
+        </w:rPr>
+        <w:t>PROBLEMA</w:t>
+      </w:r>
+    </w:p>
+    <w:p>
+      <w:r>
+        <w:rPr>
+          <w:b w:val="0"/>
+          <w:color w:val="4A4A49"/>
+          <w:sz w:val="22"/>
+        </w:rPr>
+        <w:t>(el mismo de la pregunta 1, repetido para que la ficha se lea completa)</w:t>
+      </w:r>
+    </w:p>
+    <w:p>
+      <w:r>
+        <w:rPr>
+          <w:b/>
+          <w:color w:val="4A4A49"/>
+          <w:sz w:val="22"/>
+        </w:rPr>
+        <w:t>ACTORES</w:t>
       </w:r>
       <w:r>
         <w:rPr>
@@ -757,7 +953,87 @@
           <w:color w:val="4A4A49"/>
           <w:sz w:val="22"/>
         </w:rPr>
-        <w:t xml:space="preserve"> (4, verbo + objeto de negocio, sin tecnologia)</w:t>
+        <w:t xml:space="preserve"> (2 a 3, con lo que espera cada uno, y los sistemas externos)</w:t>
+      </w:r>
+    </w:p>
+    <w:p>
+      <w:pPr>
+        <w:pStyle w:val="ListBullet"/>
+      </w:pPr>
+      <w:r>
+        <w:rPr>
+          <w:b w:val="0"/>
+          <w:color w:val="4A4A49"/>
+          <w:sz w:val="22"/>
+        </w:rPr>
+        <w:t>Estudiante: quiere saber si el libro esta libre sin caminar hasta la biblioteca.</w:t>
+      </w:r>
+    </w:p>
+    <w:p>
+      <w:pPr>
+        <w:pStyle w:val="ListBullet"/>
+      </w:pPr>
+      <w:r>
+        <w:rPr>
+          <w:b w:val="0"/>
+          <w:color w:val="4A4A49"/>
+          <w:sz w:val="22"/>
+        </w:rPr>
+        <w:t>Auxiliar de biblioteca: quiere registrar un prestamo en menos de 30 segundos.</w:t>
+      </w:r>
+    </w:p>
+    <w:p>
+      <w:pPr>
+        <w:pStyle w:val="ListBullet"/>
+      </w:pPr>
+      <w:r>
+        <w:rPr>
+          <w:b w:val="0"/>
+          <w:color w:val="4A4A49"/>
+          <w:sz w:val="22"/>
+        </w:rPr>
+        <w:t>Coordinador de la biblioteca: quiere saber que titulos se agotan cada semestre.</w:t>
+      </w:r>
+    </w:p>
+    <w:p>
+      <w:pPr>
+        <w:pStyle w:val="ListBullet"/>
+      </w:pPr>
+      <w:r>
+        <w:rPr>
+          <w:b w:val="0"/>
+          <w:color w:val="4A4A49"/>
+          <w:sz w:val="22"/>
+        </w:rPr>
+        <w:t>Sistemas externos: proveedor de identidad institucional (valida que quien reserva es</w:t>
+      </w:r>
+    </w:p>
+    <w:p>
+      <w:r>
+        <w:rPr>
+          <w:b w:val="0"/>
+          <w:color w:val="4A4A49"/>
+          <w:sz w:val="22"/>
+        </w:rPr>
+        <w:t>estudiante activo) y correo transaccional SaaS (envia el aviso de vencimiento).</w:t>
+      </w:r>
+    </w:p>
+    <w:p>
+      <w:r>
+        <w:rPr>
+          <w:b/>
+          <w:color w:val="4A4A49"/>
+          <w:sz w:val="22"/>
+        </w:rPr>
+        <w:t>CAPACIDADES</w:t>
+      </w:r>
+      <w:r>
+        <w:rPr>
+          <w:b w:val="0"/>
+          <w:color w:val="4A4A49"/>
+          <w:sz w:val="22"/>
+        </w:rPr>
+        <w:t xml:space="preserve"> (3 a 5, verbo + objeto de negocio)</w:t>
       </w:r>
     </w:p>
     <w:p>
@@ -819,116 +1095,7 @@
           <w:color w:val="4A4A49"/>
           <w:sz w:val="22"/>
         </w:rPr>
-        <w:t>4. ACTORES</w:t>
-      </w:r>
-      <w:r>
-        <w:rPr>
-          <w:b w:val="0"/>
-          <w:color w:val="4A4A49"/>
-          <w:sz w:val="22"/>
-        </w:rPr>
-        <w:t xml:space="preserve"> (3, con lo que espera cada uno)</w:t>
-      </w:r>
-    </w:p>
-    <w:p>
-      <w:pPr>
-        <w:pStyle w:val="ListBullet"/>
-      </w:pPr>
-      <w:r>
-        <w:rPr>
-          <w:b w:val="0"/>
-          <w:color w:val="4A4A49"/>
-          <w:sz w:val="22"/>
-        </w:rPr>
-        <w:t>Estudiante: quiere saber si el libro esta libre sin caminar hasta la biblioteca.</w:t>
-      </w:r>
-    </w:p>
-    <w:p>
-      <w:pPr>
-        <w:pStyle w:val="ListBullet"/>
-      </w:pPr>
-      <w:r>
-        <w:rPr>
-          <w:b w:val="0"/>
-          <w:color w:val="4A4A49"/>
-          <w:sz w:val="22"/>
-        </w:rPr>
-        <w:t>Auxiliar de biblioteca: quiere registrar un prestamo en menos de 30 segundos.</w:t>
-      </w:r>
-    </w:p>
-    <w:p>
-      <w:pPr>
-        <w:pStyle w:val="ListBullet"/>
-      </w:pPr>
-      <w:r>
-        <w:rPr>
-          <w:b w:val="0"/>
-          <w:color w:val="4A4A49"/>
-          <w:sz w:val="22"/>
-        </w:rPr>
-        <w:t>Coordinador de la biblioteca: quiere saber que titulos se agotan cada semestre.</w:t>
-      </w:r>
-    </w:p>
-    <w:p>
-      <w:r>
-        <w:rPr>
-          <w:b/>
-          <w:color w:val="4A4A49"/>
-          <w:sz w:val="22"/>
-        </w:rPr>
-        <w:t>5. SISTEMAS EXTERNOS</w:t>
-      </w:r>
-      <w:r>
-        <w:rPr>
-          <w:b w:val="0"/>
-          <w:color w:val="4A4A49"/>
-          <w:sz w:val="22"/>
-        </w:rPr>
-        <w:t xml:space="preserve"> (2 o 3, con los que BiblioLite intercambia informacion)</w:t>
-      </w:r>
-    </w:p>
-    <w:p>
-      <w:pPr>
-        <w:pStyle w:val="ListBullet"/>
-      </w:pPr>
-      <w:r>
-        <w:rPr>
-          <w:b w:val="0"/>
-          <w:color w:val="4A4A49"/>
-          <w:sz w:val="22"/>
-        </w:rPr>
-        <w:t>Proveedor de identidad institucional: valida que quien reserva es estudiante activo.</w:t>
-      </w:r>
-    </w:p>
-    <w:p>
-      <w:pPr>
-        <w:pStyle w:val="ListBullet"/>
-      </w:pPr>
-      <w:r>
-        <w:rPr>
-          <w:b w:val="0"/>
-          <w:color w:val="4A4A49"/>
-          <w:sz w:val="22"/>
-        </w:rPr>
-        <w:t>Correo transaccional SaaS: envia el aviso de vencimiento.</w:t>
-      </w:r>
-    </w:p>
-    <w:p>
-      <w:r>
-        <w:rPr>
-          <w:b/>
-          <w:color w:val="4A4A49"/>
-          <w:sz w:val="22"/>
-        </w:rPr>
-        <w:t>6. FUERA DE ALCANCE</w:t>
-      </w:r>
-      <w:r>
-        <w:rPr>
-          <w:b w:val="0"/>
-          <w:color w:val="4A4A49"/>
-          <w:sz w:val="22"/>
-        </w:rPr>
-        <w:t xml:space="preserve"> (3)</w:t>
+        <w:t>FUERA DE ALCANCE</w:t>
       </w:r>
     </w:p>
     <w:p>
@@ -993,7 +1160,23 @@
           <w:color w:val="4A4A49"/>
           <w:sz w:val="22"/>
         </w:rPr>
-        <w:t>3 pts los 6 bloques rotulados y completos.</w:t>
+        <w:t xml:space="preserve">2 pts los </w:t>
+      </w:r>
+      <w:r>
+        <w:rPr>
+          <w:b/>
+          <w:color w:val="4A4A49"/>
+          <w:sz w:val="22"/>
+        </w:rPr>
+        <w:t>cinco</w:t>
+      </w:r>
+      <w:r>
+        <w:rPr>
+          <w:b w:val="0"/>
+          <w:color w:val="4A4A49"/>
+          <w:sz w:val="22"/>
+        </w:rPr>
+        <w:t xml:space="preserve"> bloques presentes y rotulados en el orden pedido.</w:t>
       </w:r>
     </w:p>
     <w:p>
@@ -1006,7 +1189,7 @@
           <w:color w:val="4A4A49"/>
           <w:sz w:val="22"/>
         </w:rPr>
-        <w:t xml:space="preserve">4 pts el problema con las 3 frases exigidas </w:t>
+        <w:t>2.5 pts las capacidades (</w:t>
       </w:r>
       <w:r>
         <w:rPr>
@@ -1014,7 +1197,7 @@
           <w:color w:val="4A4A49"/>
           <w:sz w:val="22"/>
         </w:rPr>
-        <w:t>y una cifra medible</w:t>
+        <w:t>3 a 5</w:t>
       </w:r>
       <w:r>
         <w:rPr>
@@ -1022,7 +1205,7 @@
           <w:color w:val="4A4A49"/>
           <w:sz w:val="22"/>
         </w:rPr>
-        <w:t>. La cifra es lo que mas falta: sin ella el problema es una opinion.</w:t>
+        <w:t>) en verbo mas objeto de negocio, sin nombrar tecnologia. Se descuenta por cada capacidad que sea una pieza tecnica.</w:t>
       </w:r>
     </w:p>
     <w:p>
@@ -1035,7 +1218,7 @@
           <w:color w:val="4A4A49"/>
           <w:sz w:val="22"/>
         </w:rPr>
-        <w:t xml:space="preserve">4 pts las 4 capacidades en verbo + objeto, </w:t>
+        <w:t>2.25 pts los actores (</w:t>
       </w:r>
       <w:r>
         <w:rPr>
@@ -1043,7 +1226,23 @@
           <w:color w:val="4A4A49"/>
           <w:sz w:val="22"/>
         </w:rPr>
-        <w:t>sin nombrar tecnologia</w:t>
+        <w:t>2 a 3</w:t>
+      </w:r>
+      <w:r>
+        <w:rPr>
+          <w:b w:val="0"/>
+          <w:color w:val="4A4A49"/>
+          <w:sz w:val="22"/>
+        </w:rPr>
+        <w:t xml:space="preserve">) con su expectativa explicita, </w:t>
+      </w:r>
+      <w:r>
+        <w:rPr>
+          <w:b/>
+          <w:color w:val="4A4A49"/>
+          <w:sz w:val="22"/>
+        </w:rPr>
+        <w:t>mas los sistemas externos nombrados dentro de este mismo bloque</w:t>
       </w:r>
       <w:r>
         <w:rPr>
@@ -1064,7 +1263,7 @@
           <w:color w:val="4A4A49"/>
           <w:sz w:val="22"/>
         </w:rPr>
-        <w:t>3 pts los 3 actores con expectativa explicita.</w:t>
+        <w:t>2 pts el fuera de alcance con exclusiones que un evaluador razonable si habria esperado.</w:t>
       </w:r>
     </w:p>
     <w:p>
@@ -1077,7 +1276,7 @@
           <w:color w:val="4A4A49"/>
           <w:sz w:val="22"/>
         </w:rPr>
-        <w:t xml:space="preserve">3 pts los 2 o 3 sistemas externos, y que sean </w:t>
+        <w:t xml:space="preserve">Los sistemas externos de la ficha deben ser </w:t>
       </w:r>
       <w:r>
         <w:rPr>
@@ -1093,65 +1292,7 @@
           <w:color w:val="4A4A49"/>
           <w:sz w:val="22"/>
         </w:rPr>
-        <w:t xml:space="preserve"> que los </w:t>
-      </w:r>
-      <w:r>
-        <w:rPr>
-          <w:rFonts w:ascii="Consolas" w:hAnsi="Consolas"/>
-          <w:color w:val="111111"/>
-          <w:sz w:val="21"/>
-        </w:rPr>
-        <w:t>System_Ext</w:t>
-      </w:r>
-      <w:r>
-        <w:rPr>
-          <w:b w:val="0"/>
-          <w:color w:val="4A4A49"/>
-          <w:sz w:val="22"/>
-        </w:rPr>
-        <w:t xml:space="preserve"> de la pregunta 2.</w:t>
-      </w:r>
-    </w:p>
-    <w:p>
-      <w:pPr>
-        <w:pStyle w:val="ListBullet"/>
-      </w:pPr>
-      <w:r>
-        <w:rPr>
-          <w:b w:val="0"/>
-          <w:color w:val="4A4A49"/>
-          <w:sz w:val="22"/>
-        </w:rPr>
-        <w:t>3 pts las 3 exclusiones.</w:t>
-      </w:r>
-    </w:p>
-    <w:p>
-      <w:pPr>
-        <w:pStyle w:val="ListBullet"/>
-      </w:pPr>
-      <w:r>
-        <w:rPr>
-          <w:b w:val="0"/>
-          <w:color w:val="4A4A49"/>
-          <w:sz w:val="22"/>
-        </w:rPr>
-        <w:t xml:space="preserve">Si el dominio es generico («una app de la universidad», «una red social»), los bloques 1 y 2 valen </w:t>
-      </w:r>
-      <w:r>
-        <w:rPr>
-          <w:b/>
-          <w:color w:val="4A4A49"/>
-          <w:sz w:val="22"/>
-        </w:rPr>
-        <w:t>cero</w:t>
-      </w:r>
-      <w:r>
-        <w:rPr>
-          <w:b w:val="0"/>
-          <w:color w:val="4A4A49"/>
-          <w:sz w:val="22"/>
-        </w:rPr>
-        <w:t>: sin dominio concreto no hay nada que arquitecturar en las clases siguientes.</w:t>
+        <w:t xml:space="preserve"> que aparezcan en el diagrama de la pregunta 3. Compare los dos antes de poner nota.</w:t>
       </w:r>
     </w:p>
     <w:p>
@@ -1177,7 +1318,7 @@
           <w:color w:val="4A4A49"/>
           <w:sz w:val="22"/>
         </w:rPr>
-        <w:t>«Tener login con JWT» como capacidad. Es un medio, no un fin: la capacidad seria «autenticar al estudiante». Se corrige en el momento preguntando «¿que puede HACER el usuario con eso?».</w:t>
+        <w:t>«Tener login con JWT» o «usar cache» como capacidad. Son medios, no fines. Se corrige en el momento preguntando «¿que puede HACER el usuario con eso?»: la capacidad seria «autenticar al estudiante».</w:t>
       </w:r>
     </w:p>
     <w:p>
@@ -1190,7 +1331,7 @@
           <w:color w:val="4A4A49"/>
           <w:sz w:val="22"/>
         </w:rPr>
-        <w:t>Problema sin cifra: «se pierde mucho tiempo». Pida un numero, aunque sea estimado; «38 libros» sirve, «mucho tiempo» no.</w:t>
+        <w:t>Poner los sistemas externos en un bloque aparte. La ficha son cinco bloques y van dentro de ACTORES; no penalice la intencion, pero corrija la estructura porque la rubrica cuenta cinco.</w:t>
       </w:r>
     </w:p>
     <w:p>
@@ -1203,7 +1344,7 @@
           <w:color w:val="4A4A49"/>
           <w:sz w:val="22"/>
         </w:rPr>
-        <w:t>Sistemas externos inventados que no vuelven a aparecer en el diagrama. Compare los dos bloques antes de poner nota: es el criterio de 3 pts.</w:t>
+        <w:t>Ocho o diez capacidades. El rango es 3 a 5 y es una decision pedagogica: con una sola persona y doce semanas, un alcance de ocho capacidades garantiza que el proyecto no llegue a ninguna parte.</w:t>
       </w:r>
     </w:p>
     <w:p>
@@ -1221,6 +1362,19 @@
     </w:p>
     <w:p>
       <w:pPr>
+        <w:pStyle w:val="ListBullet"/>
+      </w:pPr>
+      <w:r>
+        <w:rPr>
+          <w:b w:val="0"/>
+          <w:color w:val="4A4A49"/>
+          <w:sz w:val="22"/>
+        </w:rPr>
+        <w:t>Actores que no son personas: «la base de datos» no es un actor. Los actores son humanos con un rol; lo demas son sistemas externos.</w:t>
+      </w:r>
+    </w:p>
+    <w:p>
+      <w:pPr>
         <w:spacing w:before="200" w:after="60"/>
       </w:pPr>
       <w:r>
@@ -1229,7 +1383,7 @@
           <w:color w:val="1A1C1D"/>
           <w:sz w:val="32"/>
         </w:rPr>
-        <w:t>Pregunta 2 · C4 Context en Mermaid · 35 pts</w:t>
+        <w:t>Pregunta 3 · C4 Context en Mermaid · 10.0 pts</w:t>
       </w:r>
     </w:p>
     <w:p>
@@ -1579,7 +1733,7 @@
           <w:color w:val="4A4A49"/>
           <w:sz w:val="22"/>
         </w:rPr>
-        <w:t xml:space="preserve">12 pts los conteos exactos: </w:t>
+        <w:t xml:space="preserve">3 pts </w:t>
       </w:r>
       <w:r>
         <w:rPr>
@@ -1587,7 +1741,7 @@
           <w:color w:val="4A4A49"/>
           <w:sz w:val="22"/>
         </w:rPr>
-        <w:t>1</w:t>
+        <w:t>una sola caja</w:t>
       </w:r>
       <w:r>
         <w:rPr>
@@ -1611,23 +1765,20 @@
           <w:color w:val="4A4A49"/>
           <w:sz w:val="22"/>
         </w:rPr>
-        <w:t xml:space="preserve">, </w:t>
+        <w:t xml:space="preserve"> para CloudLite completo.</w:t>
       </w:r>
-      <w:r>
-        <w:rPr>
-          <w:b/>
-          <w:color w:val="4A4A49"/>
-          <w:sz w:val="22"/>
-        </w:rPr>
-        <w:t>2</w:t>
-      </w:r>
+    </w:p>
+    <w:p>
+      <w:pPr>
+        <w:pStyle w:val="ListBullet"/>
+      </w:pPr>
       <w:r>
         <w:rPr>
           <w:b w:val="0"/>
           <w:color w:val="4A4A49"/>
           <w:sz w:val="22"/>
         </w:rPr>
-        <w:t xml:space="preserve"> </w:t>
+        <w:t xml:space="preserve">2 pts los actores como </w:t>
       </w:r>
       <w:r>
         <w:rPr>
@@ -1643,23 +1794,20 @@
           <w:color w:val="4A4A49"/>
           <w:sz w:val="22"/>
         </w:rPr>
-        <w:t xml:space="preserve">, </w:t>
+        <w:t>, coherentes con la ficha.</w:t>
       </w:r>
-      <w:r>
-        <w:rPr>
-          <w:b/>
-          <w:color w:val="4A4A49"/>
-          <w:sz w:val="22"/>
-        </w:rPr>
-        <w:t>2</w:t>
-      </w:r>
+    </w:p>
+    <w:p>
+      <w:pPr>
+        <w:pStyle w:val="ListBullet"/>
+      </w:pPr>
       <w:r>
         <w:rPr>
           <w:b w:val="0"/>
           <w:color w:val="4A4A49"/>
           <w:sz w:val="22"/>
         </w:rPr>
-        <w:t xml:space="preserve"> </w:t>
+        <w:t xml:space="preserve">2 pts los sistemas externos como </w:t>
       </w:r>
       <w:r>
         <w:rPr>
@@ -1675,7 +1823,7 @@
           <w:color w:val="4A4A49"/>
           <w:sz w:val="22"/>
         </w:rPr>
-        <w:t>. Se cuentan, no se estiman.</w:t>
+        <w:t>, los mismos que la ficha.</w:t>
       </w:r>
     </w:p>
     <w:p>
@@ -1688,7 +1836,7 @@
           <w:color w:val="4A4A49"/>
           <w:sz w:val="22"/>
         </w:rPr>
-        <w:t xml:space="preserve">12 pts las </w:t>
+        <w:t xml:space="preserve">2 pts que </w:t>
       </w:r>
       <w:r>
         <w:rPr>
@@ -1696,7 +1844,7 @@
           <w:color w:val="4A4A49"/>
           <w:sz w:val="22"/>
         </w:rPr>
-        <w:t>5</w:t>
+        <w:t>toda</w:t>
       </w:r>
       <w:r>
         <w:rPr>
@@ -1704,23 +1852,7 @@
           <w:color w:val="4A4A49"/>
           <w:sz w:val="22"/>
         </w:rPr>
-        <w:t xml:space="preserve"> </w:t>
-      </w:r>
-      <w:r>
-        <w:rPr>
-          <w:rFonts w:ascii="Consolas" w:hAnsi="Consolas"/>
-          <w:color w:val="111111"/>
-          <w:sz w:val="21"/>
-        </w:rPr>
-        <w:t>Rel</w:t>
-      </w:r>
-      <w:r>
-        <w:rPr>
-          <w:b w:val="0"/>
-          <w:color w:val="4A4A49"/>
-          <w:sz w:val="22"/>
-        </w:rPr>
-        <w:t xml:space="preserve"> con verbo de negocio </w:t>
+        <w:t xml:space="preserve"> flecha lleve verbo de negocio </w:t>
       </w:r>
       <w:r>
         <w:rPr>
@@ -1736,7 +1868,7 @@
           <w:color w:val="4A4A49"/>
           <w:sz w:val="22"/>
         </w:rPr>
-        <w:t xml:space="preserve"> protocolo. Una flecha sin protocolo o rotulada «usa» no suma.</w:t>
+        <w:t xml:space="preserve"> protocolo. Una flecha rotulada «usa», o sin protocolo, no suma.</w:t>
       </w:r>
     </w:p>
     <w:p>
@@ -1749,20 +1881,7 @@
           <w:color w:val="4A4A49"/>
           <w:sz w:val="22"/>
         </w:rPr>
-        <w:t>6 pts que renderice sin error de sintaxis dentro de ExamLab.</w:t>
-      </w:r>
-    </w:p>
-    <w:p>
-      <w:pPr>
-        <w:pStyle w:val="ListBullet"/>
-      </w:pPr>
-      <w:r>
-        <w:rPr>
-          <w:b w:val="0"/>
-          <w:color w:val="4A4A49"/>
-          <w:sz w:val="22"/>
-        </w:rPr>
-        <w:t>5 pts coherencia de nombres con la ficha de la pregunta 1.</w:t>
+        <w:t>1 pt que el diagrama renderice sin error dentro de la plataforma.</w:t>
       </w:r>
     </w:p>
     <w:p>
@@ -1775,7 +1894,7 @@
           <w:color w:val="4A4A49"/>
           <w:sz w:val="22"/>
         </w:rPr>
-        <w:t>Los 12 pts de conteos se pierden completos</w:t>
+        <w:t>Si aparece un contenedor interno</w:t>
       </w:r>
       <w:r>
         <w:rPr>
@@ -1783,7 +1902,7 @@
           <w:color w:val="4A4A49"/>
           <w:sz w:val="22"/>
         </w:rPr>
-        <w:t xml:space="preserve"> si aparece un contenedor interno (base de datos, API, worker, cache): eso es nivel 2, y aprobarlo hoy deja sin sentido la Clase 4.</w:t>
+        <w:t xml:space="preserve"> (base de datos, API, worker, cache) se pierden los 3 pts de la caja del sistema: eso es el nivel Container de la pregunta 9, y aprobarlo aqui la deja sin nada que revelar.</w:t>
       </w:r>
     </w:p>
     <w:p>
@@ -1938,1531 +2057,6 @@
           <w:color w:val="1A1C1D"/>
           <w:sz w:val="32"/>
         </w:rPr>
-        <w:t>Pregunta 3 · Nube y on-premise: que es cierto · 15 pts</w:t>
-      </w:r>
-    </w:p>
-    <w:p>
-      <w:pPr>
-        <w:spacing w:before="200" w:after="60"/>
-      </w:pPr>
-      <w:r>
-        <w:rPr>
-          <w:b/>
-          <w:color w:val="1A1C1D"/>
-          <w:sz w:val="32"/>
-        </w:rPr>
-        <w:t>Clave y por que</w:t>
-      </w:r>
-    </w:p>
-    <w:p>
-      <w:r>
-        <w:rPr>
-          <w:b w:val="0"/>
-          <w:color w:val="4A4A49"/>
-          <w:sz w:val="22"/>
-        </w:rPr>
-        <w:t>La clave se lee del banco de la plataforma, asi que esta es la que se califica. La columna de la derecha es lo que hay que poder responderle al estudiante cuando pregunte.</w:t>
-      </w:r>
-    </w:p>
-    <w:tbl>
-      <w:tblPr>
-        <w:tblStyle w:val="TableGrid"/>
-        <w:tblW w:type="auto" w:w="0"/>
-        <w:tblLook w:firstColumn="1" w:firstRow="1" w:lastColumn="0" w:lastRow="0" w:noHBand="0" w:noVBand="1" w:val="04A0"/>
-      </w:tblPr>
-      <w:tblGrid>
-        <w:gridCol w:w="2880"/>
-        <w:gridCol w:w="2880"/>
-        <w:gridCol w:w="2880"/>
-      </w:tblGrid>
-      <w:tr>
-        <w:tc>
-          <w:tcPr>
-            <w:tcW w:type="dxa" w:w="2880"/>
-            <w:shd w:val="clear" w:fill="3A3A3C"/>
-          </w:tcPr>
-          <w:p>
-            <w:r>
-              <w:rPr>
-                <w:b/>
-              </w:rPr>
-            </w:r>
-          </w:p>
-        </w:tc>
-        <w:tc>
-          <w:tcPr>
-            <w:tcW w:type="dxa" w:w="2880"/>
-            <w:shd w:val="clear" w:fill="3A3A3C"/>
-          </w:tcPr>
-          <w:p>
-            <w:r>
-              <w:rPr>
-                <w:b/>
-              </w:rPr>
-            </w:r>
-            <w:r>
-              <w:rPr>
-                <w:b/>
-                <w:color w:val="FFFFFF"/>
-                <w:sz w:val="21"/>
-              </w:rPr>
-              <w:t>Opcion</w:t>
-            </w:r>
-          </w:p>
-        </w:tc>
-        <w:tc>
-          <w:tcPr>
-            <w:tcW w:type="dxa" w:w="2880"/>
-            <w:shd w:val="clear" w:fill="3A3A3C"/>
-          </w:tcPr>
-          <w:p>
-            <w:r>
-              <w:rPr>
-                <w:b/>
-              </w:rPr>
-            </w:r>
-            <w:r>
-              <w:rPr>
-                <w:b/>
-                <w:color w:val="FFFFFF"/>
-                <w:sz w:val="21"/>
-              </w:rPr>
-              <w:t>Por que</w:t>
-            </w:r>
-          </w:p>
-        </w:tc>
-      </w:tr>
-      <w:tr>
-        <w:tc>
-          <w:tcPr>
-            <w:tcW w:type="dxa" w:w="2880"/>
-          </w:tcPr>
-          <w:p>
-            <w:r/>
-            <w:r>
-              <w:rPr>
-                <w:b/>
-                <w:color w:val="4A4A49"/>
-                <w:sz w:val="20"/>
-              </w:rPr>
-              <w:t>SI</w:t>
-            </w:r>
-          </w:p>
-        </w:tc>
-        <w:tc>
-          <w:tcPr>
-            <w:tcW w:type="dxa" w:w="2880"/>
-          </w:tcPr>
-          <w:p>
-            <w:r/>
-            <w:r>
-              <w:rPr>
-                <w:b w:val="0"/>
-                <w:color w:val="4A4A49"/>
-                <w:sz w:val="20"/>
-              </w:rPr>
-              <w:t>En la nube el costo se comporta como gasto operativo variable, mientras en on-premise es una inversion de capital anticipada.</w:t>
-            </w:r>
-          </w:p>
-        </w:tc>
-        <w:tc>
-          <w:tcPr>
-            <w:tcW w:type="dxa" w:w="2880"/>
-          </w:tcPr>
-          <w:p>
-            <w:r/>
-            <w:r>
-              <w:rPr>
-                <w:b w:val="0"/>
-                <w:color w:val="4A4A49"/>
-                <w:sz w:val="20"/>
-              </w:rPr>
-              <w:t>CORRECTA. Es la diferencia de fondo y no de monto: on-premise compromete dinero antes de que exista una linea de codigo y se amortiza a anos; la nube se paga por lo consumido, mes a mes. Por eso en la nube el costo pasa a ser un atributo tecnico y no solo administrativo, idea que la Clase 10 retoma.</w:t>
-            </w:r>
-          </w:p>
-        </w:tc>
-      </w:tr>
-      <w:tr>
-        <w:tc>
-          <w:tcPr>
-            <w:tcW w:type="dxa" w:w="2880"/>
-            <w:shd w:val="clear" w:fill="ECECEE"/>
-          </w:tcPr>
-          <w:p>
-            <w:r/>
-            <w:r>
-              <w:rPr>
-                <w:b/>
-                <w:color w:val="4A4A49"/>
-                <w:sz w:val="20"/>
-              </w:rPr>
-              <w:t>SI</w:t>
-            </w:r>
-          </w:p>
-        </w:tc>
-        <w:tc>
-          <w:tcPr>
-            <w:tcW w:type="dxa" w:w="2880"/>
-            <w:shd w:val="clear" w:fill="ECECEE"/>
-          </w:tcPr>
-          <w:p>
-            <w:r/>
-            <w:r>
-              <w:rPr>
-                <w:b w:val="0"/>
-                <w:color w:val="4A4A49"/>
-                <w:sz w:val="20"/>
-              </w:rPr>
-              <w:t>La elasticidad permite devolver capacidad cuando baja la demanda, algo que no ocurre con servidores ya comprados.</w:t>
-            </w:r>
-          </w:p>
-        </w:tc>
-        <w:tc>
-          <w:tcPr>
-            <w:tcW w:type="dxa" w:w="2880"/>
-            <w:shd w:val="clear" w:fill="ECECEE"/>
-          </w:tcPr>
-          <w:p>
-            <w:r/>
-            <w:r>
-              <w:rPr>
-                <w:b w:val="0"/>
-                <w:color w:val="4A4A49"/>
-                <w:sz w:val="20"/>
-              </w:rPr>
-              <w:t>CORRECTA. Devolver capacidad es lo que distingue elasticidad de «tener capacidad de sobra». Un servidor ya comprado no se puede devolver el lunes siguiente al pico.</w:t>
-            </w:r>
-          </w:p>
-        </w:tc>
-      </w:tr>
-      <w:tr>
-        <w:tc>
-          <w:tcPr>
-            <w:tcW w:type="dxa" w:w="2880"/>
-          </w:tcPr>
-          <w:p>
-            <w:r/>
-            <w:r>
-              <w:rPr>
-                <w:b w:val="0"/>
-                <w:color w:val="4A4A49"/>
-                <w:sz w:val="20"/>
-              </w:rPr>
-              <w:t>no</w:t>
-            </w:r>
-          </w:p>
-        </w:tc>
-        <w:tc>
-          <w:tcPr>
-            <w:tcW w:type="dxa" w:w="2880"/>
-          </w:tcPr>
-          <w:p>
-            <w:r/>
-            <w:r>
-              <w:rPr>
-                <w:b w:val="0"/>
-                <w:color w:val="4A4A49"/>
-                <w:sz w:val="20"/>
-              </w:rPr>
-              <w:t>Migrar a la nube elimina la responsabilidad del equipo sobre la seguridad de su propia aplicacion.</w:t>
-            </w:r>
-          </w:p>
-        </w:tc>
-        <w:tc>
-          <w:tcPr>
-            <w:tcW w:type="dxa" w:w="2880"/>
-          </w:tcPr>
-          <w:p>
-            <w:r/>
-            <w:r>
-              <w:rPr>
-                <w:b w:val="0"/>
-                <w:color w:val="4A4A49"/>
-                <w:sz w:val="20"/>
-              </w:rPr>
-              <w:t>FALSA, y es la trampa principal. En la nube la responsabilidad se REPARTE, no desaparece: el proveedor responde por su infraestructura y el equipo sigue respondiendo por su propia aplicacion, sus permisos y sus datos. Cuanto se reparte es lo que decide el modelo de servicio de la Clase 2.</w:t>
-            </w:r>
-          </w:p>
-        </w:tc>
-      </w:tr>
-      <w:tr>
-        <w:tc>
-          <w:tcPr>
-            <w:tcW w:type="dxa" w:w="2880"/>
-            <w:shd w:val="clear" w:fill="ECECEE"/>
-          </w:tcPr>
-          <w:p>
-            <w:r/>
-            <w:r>
-              <w:rPr>
-                <w:b/>
-                <w:color w:val="4A4A49"/>
-                <w:sz w:val="20"/>
-              </w:rPr>
-              <w:t>SI</w:t>
-            </w:r>
-          </w:p>
-        </w:tc>
-        <w:tc>
-          <w:tcPr>
-            <w:tcW w:type="dxa" w:w="2880"/>
-            <w:shd w:val="clear" w:fill="ECECEE"/>
-          </w:tcPr>
-          <w:p>
-            <w:r/>
-            <w:r>
-              <w:rPr>
-                <w:b w:val="0"/>
-                <w:color w:val="4A4A49"/>
-                <w:sz w:val="20"/>
-              </w:rPr>
-              <w:t>En on-premise el equipo sigue respondiendo por la energia, el enfriamiento y el reemplazo del hardware.</w:t>
-            </w:r>
-          </w:p>
-        </w:tc>
-        <w:tc>
-          <w:tcPr>
-            <w:tcW w:type="dxa" w:w="2880"/>
-            <w:shd w:val="clear" w:fill="ECECEE"/>
-          </w:tcPr>
-          <w:p>
-            <w:r/>
-            <w:r>
-              <w:rPr>
-                <w:b w:val="0"/>
-                <w:color w:val="4A4A49"/>
-                <w:sz w:val="20"/>
-              </w:rPr>
-              <w:t>CORRECTA. Energia, enfriamiento y reemplazo de hardware son costos y trabajo que no desaparecen porque el servidor este «ahi». Es el criterio 3 de la tabla de la pregunta 4.</w:t>
-            </w:r>
-          </w:p>
-        </w:tc>
-      </w:tr>
-      <w:tr>
-        <w:tc>
-          <w:tcPr>
-            <w:tcW w:type="dxa" w:w="2880"/>
-          </w:tcPr>
-          <w:p>
-            <w:r/>
-            <w:r>
-              <w:rPr>
-                <w:b w:val="0"/>
-                <w:color w:val="4A4A49"/>
-                <w:sz w:val="20"/>
-              </w:rPr>
-              <w:t>no</w:t>
-            </w:r>
-          </w:p>
-        </w:tc>
-        <w:tc>
-          <w:tcPr>
-            <w:tcW w:type="dxa" w:w="2880"/>
-          </w:tcPr>
-          <w:p>
-            <w:r/>
-            <w:r>
-              <w:rPr>
-                <w:b w:val="0"/>
-                <w:color w:val="4A4A49"/>
-                <w:sz w:val="20"/>
-              </w:rPr>
-              <w:t>La nube garantiza automaticamente menor latencia para todos los usuarios sin importar la region.</w:t>
-            </w:r>
-          </w:p>
-        </w:tc>
-        <w:tc>
-          <w:tcPr>
-            <w:tcW w:type="dxa" w:w="2880"/>
-          </w:tcPr>
-          <w:p>
-            <w:r/>
-            <w:r>
-              <w:rPr>
-                <w:b w:val="0"/>
-                <w:color w:val="4A4A49"/>
-                <w:sz w:val="20"/>
-              </w:rPr>
-              <w:t>FALSA. La latencia depende de la distancia fisica a la region donde se despliega. Un usuario en Cali contra una region en Virginia puede estar peor que contra un servidor en el campus.</w:t>
-            </w:r>
-          </w:p>
-        </w:tc>
-      </w:tr>
-      <w:tr>
-        <w:tc>
-          <w:tcPr>
-            <w:tcW w:type="dxa" w:w="2880"/>
-            <w:shd w:val="clear" w:fill="ECECEE"/>
-          </w:tcPr>
-          <w:p>
-            <w:r/>
-            <w:r>
-              <w:rPr>
-                <w:b w:val="0"/>
-                <w:color w:val="4A4A49"/>
-                <w:sz w:val="20"/>
-              </w:rPr>
-              <w:t>no</w:t>
-            </w:r>
-          </w:p>
-        </w:tc>
-        <w:tc>
-          <w:tcPr>
-            <w:tcW w:type="dxa" w:w="2880"/>
-            <w:shd w:val="clear" w:fill="ECECEE"/>
-          </w:tcPr>
-          <w:p>
-            <w:r/>
-            <w:r>
-              <w:rPr>
-                <w:b w:val="0"/>
-                <w:color w:val="4A4A49"/>
-                <w:sz w:val="20"/>
-              </w:rPr>
-              <w:t>Todo sistema en la nube es por definicion mas barato que su equivalente on-premise.</w:t>
-            </w:r>
-          </w:p>
-        </w:tc>
-        <w:tc>
-          <w:tcPr>
-            <w:tcW w:type="dxa" w:w="2880"/>
-            <w:shd w:val="clear" w:fill="ECECEE"/>
-          </w:tcPr>
-          <w:p>
-            <w:r/>
-            <w:r>
-              <w:rPr>
-                <w:b w:val="0"/>
-                <w:color w:val="4A4A49"/>
-                <w:sz w:val="20"/>
-              </w:rPr>
-              <w:t>FALSA. Es la generalizacion mas comun. La nube suele ganar en time-to-market y en no comprometer capital; en carga constante y predecible durante anos, on-premise puede salir mas barato.</w:t>
-            </w:r>
-          </w:p>
-        </w:tc>
-      </w:tr>
-    </w:tbl>
-    <w:p/>
-    <w:p>
-      <w:pPr>
-        <w:spacing w:before="200" w:after="60"/>
-      </w:pPr>
-      <w:r>
-        <w:rPr>
-          <w:b/>
-          <w:color w:val="1A1C1D"/>
-          <w:sz w:val="32"/>
-        </w:rPr>
-        <w:t>Como calificar</w:t>
-      </w:r>
-    </w:p>
-    <w:p>
-      <w:pPr>
-        <w:pStyle w:val="ListBullet"/>
-      </w:pPr>
-      <w:r>
-        <w:rPr>
-          <w:b w:val="0"/>
-          <w:color w:val="4A4A49"/>
-          <w:sz w:val="22"/>
-        </w:rPr>
-        <w:t>5 pts por cada opcion correcta marcada.</w:t>
-      </w:r>
-    </w:p>
-    <w:p>
-      <w:pPr>
-        <w:pStyle w:val="ListBullet"/>
-      </w:pPr>
-      <w:r>
-        <w:rPr>
-          <w:b w:val="0"/>
-          <w:color w:val="4A4A49"/>
-          <w:sz w:val="22"/>
-        </w:rPr>
-        <w:t xml:space="preserve">Se </w:t>
-      </w:r>
-      <w:r>
-        <w:rPr>
-          <w:b/>
-          <w:color w:val="4A4A49"/>
-          <w:sz w:val="22"/>
-        </w:rPr>
-        <w:t>descuentan 5 pts</w:t>
-      </w:r>
-      <w:r>
-        <w:rPr>
-          <w:b w:val="0"/>
-          <w:color w:val="4A4A49"/>
-          <w:sz w:val="22"/>
-        </w:rPr>
-        <w:t xml:space="preserve"> por cada opcion incorrecta marcada, sin bajar de cero.</w:t>
-      </w:r>
-    </w:p>
-    <w:p>
-      <w:pPr>
-        <w:pStyle w:val="ListBullet"/>
-      </w:pPr>
-      <w:r>
-        <w:rPr>
-          <w:b w:val="0"/>
-          <w:color w:val="4A4A49"/>
-          <w:sz w:val="22"/>
-        </w:rPr>
-        <w:t xml:space="preserve">Marcar las seis da </w:t>
-      </w:r>
-      <w:r>
-        <w:rPr>
-          <w:b/>
-          <w:color w:val="4A4A49"/>
-          <w:sz w:val="22"/>
-        </w:rPr>
-        <w:t>cero</w:t>
-      </w:r>
-      <w:r>
-        <w:rPr>
-          <w:b w:val="0"/>
-          <w:color w:val="4A4A49"/>
-          <w:sz w:val="22"/>
-        </w:rPr>
-        <w:t>: el diseno de la pregunta castiga marcar todo por seguridad.</w:t>
-      </w:r>
-    </w:p>
-    <w:p>
-      <w:pPr>
-        <w:spacing w:before="200" w:after="60"/>
-      </w:pPr>
-      <w:r>
-        <w:rPr>
-          <w:b/>
-          <w:color w:val="1A1C1D"/>
-          <w:sz w:val="32"/>
-        </w:rPr>
-        <w:t>Errores frecuentes y que hacer</w:t>
-      </w:r>
-    </w:p>
-    <w:p>
-      <w:pPr>
-        <w:pStyle w:val="ListBullet"/>
-      </w:pPr>
-      <w:r>
-        <w:rPr>
-          <w:b w:val="0"/>
-          <w:color w:val="4A4A49"/>
-          <w:sz w:val="22"/>
-        </w:rPr>
-        <w:t>Marcar la opcion de «la nube elimina la responsabilidad de seguridad». Si aparece muy repetida en el grupo, vale dedicarle dos minutos en la Clase 2, porque es el cimiento del modelo de responsabilidad compartida.</w:t>
-      </w:r>
-    </w:p>
-    <w:p>
-      <w:pPr>
-        <w:pStyle w:val="ListBullet"/>
-      </w:pPr>
-      <w:r>
-        <w:rPr>
-          <w:b w:val="0"/>
-          <w:color w:val="4A4A49"/>
-          <w:sz w:val="22"/>
-        </w:rPr>
-        <w:t>Marcar «siempre mas barato». Suele venir de material de marketing; la respuesta corta es «depende de la carga y del plazo».</w:t>
-      </w:r>
-    </w:p>
-    <w:p>
-      <w:pPr>
-        <w:spacing w:before="200" w:after="60"/>
-      </w:pPr>
-      <w:r>
-        <w:rPr>
-          <w:b/>
-          <w:color w:val="1A1C1D"/>
-          <w:sz w:val="32"/>
-        </w:rPr>
-        <w:t>Pregunta 4 · Nube u on-premise para CloudLite: tabla y veredicto · 20 pts</w:t>
-      </w:r>
-    </w:p>
-    <w:p>
-      <w:pPr>
-        <w:spacing w:before="200" w:after="60"/>
-      </w:pPr>
-      <w:r>
-        <w:rPr>
-          <w:b/>
-          <w:color w:val="1A1C1D"/>
-          <w:sz w:val="32"/>
-        </w:rPr>
-        <w:t>Respuesta esperada</w:t>
-      </w:r>
-    </w:p>
-    <w:tbl>
-      <w:tblPr>
-        <w:tblStyle w:val="TableGrid"/>
-        <w:tblW w:type="auto" w:w="0"/>
-        <w:tblLook w:firstColumn="1" w:firstRow="1" w:lastColumn="0" w:lastRow="0" w:noHBand="0" w:noVBand="1" w:val="04A0"/>
-      </w:tblPr>
-      <w:tblGrid>
-        <w:gridCol w:w="2880"/>
-        <w:gridCol w:w="2880"/>
-        <w:gridCol w:w="2880"/>
-      </w:tblGrid>
-      <w:tr>
-        <w:tc>
-          <w:tcPr>
-            <w:tcW w:type="dxa" w:w="2880"/>
-            <w:shd w:val="clear" w:fill="3A3A3C"/>
-          </w:tcPr>
-          <w:p>
-            <w:r>
-              <w:rPr>
-                <w:b/>
-              </w:rPr>
-            </w:r>
-            <w:r>
-              <w:rPr>
-                <w:b/>
-                <w:color w:val="FFFFFF"/>
-                <w:sz w:val="21"/>
-              </w:rPr>
-              <w:t>Criterio</w:t>
-            </w:r>
-          </w:p>
-        </w:tc>
-        <w:tc>
-          <w:tcPr>
-            <w:tcW w:type="dxa" w:w="2880"/>
-            <w:shd w:val="clear" w:fill="3A3A3C"/>
-          </w:tcPr>
-          <w:p>
-            <w:r>
-              <w:rPr>
-                <w:b/>
-              </w:rPr>
-            </w:r>
-            <w:r>
-              <w:rPr>
-                <w:b/>
-                <w:color w:val="FFFFFF"/>
-                <w:sz w:val="21"/>
-              </w:rPr>
-              <w:t>On-premise en la UNIAJC</w:t>
-            </w:r>
-          </w:p>
-        </w:tc>
-        <w:tc>
-          <w:tcPr>
-            <w:tcW w:type="dxa" w:w="2880"/>
-            <w:shd w:val="clear" w:fill="3A3A3C"/>
-          </w:tcPr>
-          <w:p>
-            <w:r>
-              <w:rPr>
-                <w:b/>
-              </w:rPr>
-            </w:r>
-            <w:r>
-              <w:rPr>
-                <w:b/>
-                <w:color w:val="FFFFFF"/>
-                <w:sz w:val="21"/>
-              </w:rPr>
-              <w:t>Nube</w:t>
-            </w:r>
-          </w:p>
-        </w:tc>
-      </w:tr>
-      <w:tr>
-        <w:tc>
-          <w:tcPr>
-            <w:tcW w:type="dxa" w:w="2880"/>
-          </w:tcPr>
-          <w:p>
-            <w:r/>
-            <w:r>
-              <w:rPr>
-                <w:b w:val="0"/>
-                <w:color w:val="4A4A49"/>
-                <w:sz w:val="20"/>
-              </w:rPr>
-              <w:t>Inversion inicial</w:t>
-            </w:r>
-          </w:p>
-        </w:tc>
-        <w:tc>
-          <w:tcPr>
-            <w:tcW w:type="dxa" w:w="2880"/>
-          </w:tcPr>
-          <w:p>
-            <w:r/>
-            <w:r>
-              <w:rPr>
-                <w:b w:val="0"/>
-                <w:color w:val="4A4A49"/>
-                <w:sz w:val="20"/>
-              </w:rPr>
-              <w:t>Hay que comprar un servidor y su UPS antes de tener la primera pantalla de BiblioLite. No tengo presupuesto.</w:t>
-            </w:r>
-          </w:p>
-        </w:tc>
-        <w:tc>
-          <w:tcPr>
-            <w:tcW w:type="dxa" w:w="2880"/>
-          </w:tcPr>
-          <w:p>
-            <w:r/>
-            <w:r>
-              <w:rPr>
-                <w:b w:val="0"/>
-                <w:color w:val="4A4A49"/>
-                <w:sz w:val="20"/>
-              </w:rPr>
-              <w:t>Arranco en cero y pago por lo que use mientras dure el semestre.</w:t>
-            </w:r>
-          </w:p>
-        </w:tc>
-      </w:tr>
-      <w:tr>
-        <w:tc>
-          <w:tcPr>
-            <w:tcW w:type="dxa" w:w="2880"/>
-            <w:shd w:val="clear" w:fill="ECECEE"/>
-          </w:tcPr>
-          <w:p>
-            <w:r/>
-            <w:r>
-              <w:rPr>
-                <w:b w:val="0"/>
-                <w:color w:val="4A4A49"/>
-                <w:sz w:val="20"/>
-              </w:rPr>
-              <w:t>Tiempo hasta la primera demo del PI</w:t>
-            </w:r>
-          </w:p>
-        </w:tc>
-        <w:tc>
-          <w:tcPr>
-            <w:tcW w:type="dxa" w:w="2880"/>
-            <w:shd w:val="clear" w:fill="ECECEE"/>
-          </w:tcPr>
-          <w:p>
-            <w:r/>
-            <w:r>
-              <w:rPr>
-                <w:b w:val="0"/>
-                <w:color w:val="4A4A49"/>
-                <w:sz w:val="20"/>
-              </w:rPr>
-              <w:t>Semanas: cotizar, comprar y pedir permiso a la oficina de TI para montar algo en la red del campus.</w:t>
-            </w:r>
-          </w:p>
-        </w:tc>
-        <w:tc>
-          <w:tcPr>
-            <w:tcW w:type="dxa" w:w="2880"/>
-            <w:shd w:val="clear" w:fill="ECECEE"/>
-          </w:tcPr>
-          <w:p>
-            <w:r/>
-            <w:r>
-              <w:rPr>
-                <w:b w:val="0"/>
-                <w:color w:val="4A4A49"/>
-                <w:sz w:val="20"/>
-              </w:rPr>
-              <w:t>Minutos: aprovisiono y despliego el stub el mismo dia.</w:t>
-            </w:r>
-          </w:p>
-        </w:tc>
-      </w:tr>
-      <w:tr>
-        <w:tc>
-          <w:tcPr>
-            <w:tcW w:type="dxa" w:w="2880"/>
-          </w:tcPr>
-          <w:p>
-            <w:r/>
-            <w:r>
-              <w:rPr>
-                <w:b w:val="0"/>
-                <w:color w:val="4A4A49"/>
-                <w:sz w:val="20"/>
-              </w:rPr>
-              <w:t>Quien opera SO, parches y respaldos</w:t>
-            </w:r>
-          </w:p>
-        </w:tc>
-        <w:tc>
-          <w:tcPr>
-            <w:tcW w:type="dxa" w:w="2880"/>
-          </w:tcPr>
-          <w:p>
-            <w:r/>
-            <w:r>
-              <w:rPr>
-                <w:b w:val="0"/>
-                <w:color w:val="4A4A49"/>
-                <w:sz w:val="20"/>
-              </w:rPr>
-              <w:t>Yo, o la oficina de TI, todo el semestre. Si el prestamo se cae un sabado, no hay quien lo levante.</w:t>
-            </w:r>
-          </w:p>
-        </w:tc>
-        <w:tc>
-          <w:tcPr>
-            <w:tcW w:type="dxa" w:w="2880"/>
-          </w:tcPr>
-          <w:p>
-            <w:r/>
-            <w:r>
-              <w:rPr>
-                <w:b w:val="0"/>
-                <w:color w:val="4A4A49"/>
-                <w:sz w:val="20"/>
-              </w:rPr>
-              <w:t>El proveedor la infraestructura; yo sigo respondiendo por la app y por los datos de los estudiantes.</w:t>
-            </w:r>
-          </w:p>
-        </w:tc>
-      </w:tr>
-      <w:tr>
-        <w:tc>
-          <w:tcPr>
-            <w:tcW w:type="dxa" w:w="2880"/>
-            <w:shd w:val="clear" w:fill="ECECEE"/>
-          </w:tcPr>
-          <w:p>
-            <w:r/>
-            <w:r>
-              <w:rPr>
-                <w:b w:val="0"/>
-                <w:color w:val="4A4A49"/>
-                <w:sz w:val="20"/>
-              </w:rPr>
-              <w:t>El dia del pico (inicio de semestre)</w:t>
-            </w:r>
-          </w:p>
-        </w:tc>
-        <w:tc>
-          <w:tcPr>
-            <w:tcW w:type="dxa" w:w="2880"/>
-            <w:shd w:val="clear" w:fill="ECECEE"/>
-          </w:tcPr>
-          <w:p>
-            <w:r/>
-            <w:r>
-              <w:rPr>
-                <w:b w:val="0"/>
-                <w:color w:val="4A4A49"/>
-                <w:sz w:val="20"/>
-              </w:rPr>
-              <w:t>La capacidad es la que compre. La semana de matricula todos buscan los libros de reserva a la vez y BiblioLite se cae.</w:t>
-            </w:r>
-          </w:p>
-        </w:tc>
-        <w:tc>
-          <w:tcPr>
-            <w:tcW w:type="dxa" w:w="2880"/>
-            <w:shd w:val="clear" w:fill="ECECEE"/>
-          </w:tcPr>
-          <w:p>
-            <w:r/>
-            <w:r>
-              <w:rPr>
-                <w:b w:val="0"/>
-                <w:color w:val="4A4A49"/>
-                <w:sz w:val="20"/>
-              </w:rPr>
-              <w:t>Subo capacidad esa semana y la devuelvo despues.</w:t>
-            </w:r>
-          </w:p>
-        </w:tc>
-      </w:tr>
-    </w:tbl>
-    <w:p/>
-    <w:p>
-      <w:r>
-        <w:rPr>
-          <w:b/>
-          <w:color w:val="4A4A49"/>
-          <w:sz w:val="22"/>
-        </w:rPr>
-        <w:t>Veredicto (las 2 frases que se piden):</w:t>
-      </w:r>
-    </w:p>
-    <w:p>
-      <w:pPr>
-        <w:ind w:left="432"/>
-        <w:shd w:val="clear" w:fill="F7F7F8"/>
-      </w:pPr>
-      <w:r>
-        <w:rPr>
-          <w:b w:val="0"/>
-          <w:i/>
-          <w:color w:val="4A4A49"/>
-          <w:sz w:val="21"/>
-        </w:rPr>
-        <w:t xml:space="preserve">Elijo </w:t>
-      </w:r>
-      <w:r>
-        <w:rPr>
-          <w:b/>
-          <w:i/>
-          <w:color w:val="4A4A49"/>
-          <w:sz w:val="21"/>
-        </w:rPr>
-        <w:t>nube</w:t>
-      </w:r>
-      <w:r>
-        <w:rPr>
-          <w:b w:val="0"/>
-          <w:i/>
-          <w:color w:val="4A4A49"/>
-          <w:sz w:val="21"/>
-        </w:rPr>
-        <w:t xml:space="preserve"> para BiblioLite, porque necesito la primera demo en dos semanas y no tengo presupuesto de capital. </w:t>
-      </w:r>
-      <w:r>
-        <w:rPr>
-          <w:b/>
-          <w:i/>
-          <w:color w:val="4A4A49"/>
-          <w:sz w:val="21"/>
-        </w:rPr>
-        <w:t>Asumo el riesgo de quedar amarrado al proveedor que elija</w:t>
-      </w:r>
-      <w:r>
-        <w:rPr>
-          <w:b w:val="0"/>
-          <w:i/>
-          <w:color w:val="4A4A49"/>
-          <w:sz w:val="21"/>
-        </w:rPr>
-        <w:t>: si sube precios o cierra el servicio, mudar la base de prestamos y el envio de avisos me costaria rehacer la integracion.</w:t>
-      </w:r>
-    </w:p>
-    <w:p>
-      <w:pPr>
-        <w:spacing w:before="200" w:after="60"/>
-      </w:pPr>
-      <w:r>
-        <w:rPr>
-          <w:b/>
-          <w:color w:val="1A1C1D"/>
-          <w:sz w:val="32"/>
-        </w:rPr>
-        <w:t>Como calificar</w:t>
-      </w:r>
-    </w:p>
-    <w:p>
-      <w:pPr>
-        <w:pStyle w:val="ListBullet"/>
-      </w:pPr>
-      <w:r>
-        <w:rPr>
-          <w:b w:val="0"/>
-          <w:color w:val="4A4A49"/>
-          <w:sz w:val="22"/>
-        </w:rPr>
-        <w:t xml:space="preserve">8 pts la tabla con los </w:t>
-      </w:r>
-      <w:r>
-        <w:rPr>
-          <w:b/>
-          <w:color w:val="4A4A49"/>
-          <w:sz w:val="22"/>
-        </w:rPr>
-        <w:t>4 criterios en el orden pedido</w:t>
-      </w:r>
-      <w:r>
-        <w:rPr>
-          <w:b w:val="0"/>
-          <w:color w:val="4A4A49"/>
-          <w:sz w:val="22"/>
-        </w:rPr>
-        <w:t xml:space="preserve"> y las 3 columnas.</w:t>
-      </w:r>
-    </w:p>
-    <w:p>
-      <w:pPr>
-        <w:pStyle w:val="ListBullet"/>
-      </w:pPr>
-      <w:r>
-        <w:rPr>
-          <w:b w:val="0"/>
-          <w:color w:val="4A4A49"/>
-          <w:sz w:val="22"/>
-        </w:rPr>
-        <w:t xml:space="preserve">6 pts que las </w:t>
-      </w:r>
-      <w:r>
-        <w:rPr>
-          <w:b/>
-          <w:color w:val="4A4A49"/>
-          <w:sz w:val="22"/>
-        </w:rPr>
-        <w:t>8 celdas de comparacion hablen del dominio propio</w:t>
-      </w:r>
-      <w:r>
-        <w:rPr>
-          <w:b w:val="0"/>
-          <w:color w:val="4A4A49"/>
-          <w:sz w:val="22"/>
-        </w:rPr>
-        <w:t xml:space="preserve"> y no de teoria generica. Una celda que dice «la nube es escalable» no dice nada sobre BiblioLite y no suma.</w:t>
-      </w:r>
-    </w:p>
-    <w:p>
-      <w:pPr>
-        <w:pStyle w:val="ListBullet"/>
-      </w:pPr>
-      <w:r>
-        <w:rPr>
-          <w:b w:val="0"/>
-          <w:color w:val="4A4A49"/>
-          <w:sz w:val="22"/>
-        </w:rPr>
-        <w:t xml:space="preserve">6 pts el veredicto de 2 frases con eleccion </w:t>
-      </w:r>
-      <w:r>
-        <w:rPr>
-          <w:b/>
-          <w:color w:val="4A4A49"/>
-          <w:sz w:val="22"/>
-        </w:rPr>
-        <w:t>y riesgo asumido</w:t>
-      </w:r>
-      <w:r>
-        <w:rPr>
-          <w:b w:val="0"/>
-          <w:color w:val="4A4A49"/>
-          <w:sz w:val="22"/>
-        </w:rPr>
-        <w:t xml:space="preserve">. </w:t>
-      </w:r>
-      <w:r>
-        <w:rPr>
-          <w:b/>
-          <w:color w:val="4A4A49"/>
-          <w:sz w:val="22"/>
-        </w:rPr>
-        <w:t>Cero en el veredicto si no nombra un riesgo</w:t>
-      </w:r>
-      <w:r>
-        <w:rPr>
-          <w:b w:val="0"/>
-          <w:color w:val="4A4A49"/>
-          <w:sz w:val="22"/>
-        </w:rPr>
-        <w:t>, aunque la eleccion sea razonable.</w:t>
-      </w:r>
-    </w:p>
-    <w:p>
-      <w:pPr>
-        <w:pStyle w:val="ListBullet"/>
-      </w:pPr>
-      <w:r>
-        <w:rPr>
-          <w:b w:val="0"/>
-          <w:color w:val="4A4A49"/>
-          <w:sz w:val="22"/>
-        </w:rPr>
-        <w:t xml:space="preserve">Si el estudiante entrega la tabla de </w:t>
-      </w:r>
-      <w:r>
-        <w:rPr>
-          <w:b/>
-          <w:color w:val="4A4A49"/>
-          <w:sz w:val="22"/>
-        </w:rPr>
-        <w:t>AgendaU</w:t>
-      </w:r>
-      <w:r>
-        <w:rPr>
-          <w:b w:val="0"/>
-          <w:color w:val="4A4A49"/>
-          <w:sz w:val="22"/>
-        </w:rPr>
-        <w:t xml:space="preserve"> que se proyecto en clase, tal cual, pierde los 6 pts de dominio propio: la diapositiva era una referencia de estructura, no la respuesta.</w:t>
-      </w:r>
-    </w:p>
-    <w:p>
-      <w:pPr>
-        <w:spacing w:before="200" w:after="60"/>
-      </w:pPr>
-      <w:r>
-        <w:rPr>
-          <w:b/>
-          <w:color w:val="1A1C1D"/>
-          <w:sz w:val="32"/>
-        </w:rPr>
-        <w:t>Errores frecuentes y que hacer</w:t>
-      </w:r>
-    </w:p>
-    <w:p>
-      <w:pPr>
-        <w:pStyle w:val="ListBullet"/>
-      </w:pPr>
-      <w:r>
-        <w:rPr>
-          <w:b w:val="0"/>
-          <w:color w:val="4A4A49"/>
-          <w:sz w:val="22"/>
-        </w:rPr>
-        <w:t>Veredicto sin riesgo: «elijo nube porque es mas facil». Es media respuesta y son 6 pts. El riesgo esperable es dependencia del proveedor; tambien valen el costo que crece sin control (Clase 10) o los datos alojados por un tercero (Clase 6).</w:t>
-      </w:r>
-    </w:p>
-    <w:p>
-      <w:pPr>
-        <w:pStyle w:val="ListBullet"/>
-      </w:pPr>
-      <w:r>
-        <w:rPr>
-          <w:b w:val="0"/>
-          <w:color w:val="4A4A49"/>
-          <w:sz w:val="22"/>
-        </w:rPr>
-        <w:t>Decidir IaaS, PaaS o SaaS aqui. Hoy solo se decide nube u on-premise; el modelo de servicio es el ADR-001 de la Clase 2 y este veredicto es su entrada, no su conclusion.</w:t>
-      </w:r>
-    </w:p>
-    <w:p>
-      <w:pPr>
-        <w:pStyle w:val="ListBullet"/>
-      </w:pPr>
-      <w:r>
-        <w:rPr>
-          <w:b w:val="0"/>
-          <w:color w:val="4A4A49"/>
-          <w:sz w:val="22"/>
-        </w:rPr>
-        <w:t>Celdas copiadas de internet. Se detectan rapido: no nombran el dominio ni una sola vez.</w:t>
-      </w:r>
-    </w:p>
-    <w:p>
-      <w:pPr>
-        <w:pStyle w:val="ListBullet"/>
-      </w:pPr>
-      <w:r>
-        <w:rPr>
-          <w:b w:val="0"/>
-          <w:color w:val="4A4A49"/>
-          <w:sz w:val="22"/>
-        </w:rPr>
-        <w:t xml:space="preserve">Elegir on-premise. No es incorrecto por si mismo y </w:t>
-      </w:r>
-      <w:r>
-        <w:rPr>
-          <w:b/>
-          <w:color w:val="4A4A49"/>
-          <w:sz w:val="22"/>
-        </w:rPr>
-        <w:t>no se penaliza</w:t>
-      </w:r>
-      <w:r>
-        <w:rPr>
-          <w:b w:val="0"/>
-          <w:color w:val="4A4A49"/>
-          <w:sz w:val="22"/>
-        </w:rPr>
-        <w:t>, pero exija que el veredicto explique como consigue el servidor y quien lo opera durante el semestre; si no puede responderlo, la eleccion no esta sustentada.</w:t>
-      </w:r>
-    </w:p>
-    <w:p>
-      <w:pPr>
-        <w:spacing w:before="200" w:after="60"/>
-      </w:pPr>
-      <w:r>
-        <w:rPr>
-          <w:b/>
-          <w:color w:val="1A1C1D"/>
-          <w:sz w:val="32"/>
-        </w:rPr>
-        <w:t>Pregunta 5 · Nivel del modelo C4 · 10 pts</w:t>
-      </w:r>
-    </w:p>
-    <w:p>
-      <w:pPr>
-        <w:spacing w:before="200" w:after="60"/>
-      </w:pPr>
-      <w:r>
-        <w:rPr>
-          <w:b/>
-          <w:color w:val="1A1C1D"/>
-          <w:sz w:val="32"/>
-        </w:rPr>
-        <w:t>Clave y por que</w:t>
-      </w:r>
-    </w:p>
-    <w:p>
-      <w:r>
-        <w:rPr>
-          <w:b w:val="0"/>
-          <w:color w:val="4A4A49"/>
-          <w:sz w:val="22"/>
-        </w:rPr>
-        <w:t>La clave se lee del banco de la plataforma, asi que esta es la que se califica. La columna de la derecha es lo que hay que poder responderle al estudiante cuando pregunte.</w:t>
-      </w:r>
-    </w:p>
-    <w:tbl>
-      <w:tblPr>
-        <w:tblStyle w:val="TableGrid"/>
-        <w:tblW w:type="auto" w:w="0"/>
-        <w:tblLook w:firstColumn="1" w:firstRow="1" w:lastColumn="0" w:lastRow="0" w:noHBand="0" w:noVBand="1" w:val="04A0"/>
-      </w:tblPr>
-      <w:tblGrid>
-        <w:gridCol w:w="2880"/>
-        <w:gridCol w:w="2880"/>
-        <w:gridCol w:w="2880"/>
-      </w:tblGrid>
-      <w:tr>
-        <w:tc>
-          <w:tcPr>
-            <w:tcW w:type="dxa" w:w="2880"/>
-            <w:shd w:val="clear" w:fill="3A3A3C"/>
-          </w:tcPr>
-          <w:p>
-            <w:r>
-              <w:rPr>
-                <w:b/>
-              </w:rPr>
-            </w:r>
-          </w:p>
-        </w:tc>
-        <w:tc>
-          <w:tcPr>
-            <w:tcW w:type="dxa" w:w="2880"/>
-            <w:shd w:val="clear" w:fill="3A3A3C"/>
-          </w:tcPr>
-          <w:p>
-            <w:r>
-              <w:rPr>
-                <w:b/>
-              </w:rPr>
-            </w:r>
-            <w:r>
-              <w:rPr>
-                <w:b/>
-                <w:color w:val="FFFFFF"/>
-                <w:sz w:val="21"/>
-              </w:rPr>
-              <w:t>Opcion</w:t>
-            </w:r>
-          </w:p>
-        </w:tc>
-        <w:tc>
-          <w:tcPr>
-            <w:tcW w:type="dxa" w:w="2880"/>
-            <w:shd w:val="clear" w:fill="3A3A3C"/>
-          </w:tcPr>
-          <w:p>
-            <w:r>
-              <w:rPr>
-                <w:b/>
-              </w:rPr>
-            </w:r>
-            <w:r>
-              <w:rPr>
-                <w:b/>
-                <w:color w:val="FFFFFF"/>
-                <w:sz w:val="21"/>
-              </w:rPr>
-              <w:t>Por que</w:t>
-            </w:r>
-          </w:p>
-        </w:tc>
-      </w:tr>
-      <w:tr>
-        <w:tc>
-          <w:tcPr>
-            <w:tcW w:type="dxa" w:w="2880"/>
-          </w:tcPr>
-          <w:p>
-            <w:r/>
-            <w:r>
-              <w:rPr>
-                <w:b w:val="0"/>
-                <w:color w:val="4A4A49"/>
-                <w:sz w:val="20"/>
-              </w:rPr>
-              <w:t>no</w:t>
-            </w:r>
-          </w:p>
-        </w:tc>
-        <w:tc>
-          <w:tcPr>
-            <w:tcW w:type="dxa" w:w="2880"/>
-          </w:tcPr>
-          <w:p>
-            <w:r/>
-            <w:r>
-              <w:rPr>
-                <w:b w:val="0"/>
-                <w:color w:val="4A4A49"/>
-                <w:sz w:val="20"/>
-              </w:rPr>
-              <w:t>Nivel 1 - Context: el sistema como caja negra frente a actores y sistemas externos.</w:t>
-            </w:r>
-          </w:p>
-        </w:tc>
-        <w:tc>
-          <w:tcPr>
-            <w:tcW w:type="dxa" w:w="2880"/>
-          </w:tcPr>
-          <w:p>
-            <w:r/>
-            <w:r>
-              <w:rPr>
-                <w:b w:val="0"/>
-                <w:color w:val="4A4A49"/>
-                <w:sz w:val="20"/>
-              </w:rPr>
-              <w:t>Incorrecta, y es la confusion que la pregunta busca detectar. Context es lo que el estudiante entrego HOY: el sistema como caja negra frente a actores y sistemas externos.</w:t>
-            </w:r>
-          </w:p>
-        </w:tc>
-      </w:tr>
-      <w:tr>
-        <w:tc>
-          <w:tcPr>
-            <w:tcW w:type="dxa" w:w="2880"/>
-            <w:shd w:val="clear" w:fill="ECECEE"/>
-          </w:tcPr>
-          <w:p>
-            <w:r/>
-            <w:r>
-              <w:rPr>
-                <w:b/>
-                <w:color w:val="4A4A49"/>
-                <w:sz w:val="20"/>
-              </w:rPr>
-              <w:t>SI</w:t>
-            </w:r>
-          </w:p>
-        </w:tc>
-        <w:tc>
-          <w:tcPr>
-            <w:tcW w:type="dxa" w:w="2880"/>
-            <w:shd w:val="clear" w:fill="ECECEE"/>
-          </w:tcPr>
-          <w:p>
-            <w:r/>
-            <w:r>
-              <w:rPr>
-                <w:b w:val="0"/>
-                <w:color w:val="4A4A49"/>
-                <w:sz w:val="20"/>
-              </w:rPr>
-              <w:t>Nivel 2 - Container: las aplicaciones y los almacenes de datos que forman el sistema.</w:t>
-            </w:r>
-          </w:p>
-        </w:tc>
-        <w:tc>
-          <w:tcPr>
-            <w:tcW w:type="dxa" w:w="2880"/>
-            <w:shd w:val="clear" w:fill="ECECEE"/>
-          </w:tcPr>
-          <w:p>
-            <w:r/>
-            <w:r>
-              <w:rPr>
-                <w:b w:val="0"/>
-                <w:color w:val="4A4A49"/>
-                <w:sz w:val="20"/>
-              </w:rPr>
-              <w:t>CORRECTA. Container es el nivel que muestra las aplicaciones y los almacenes de datos que forman el sistema: la SPA, la API y la base de datos. Es el entregable de la Clase 4.</w:t>
-            </w:r>
-          </w:p>
-        </w:tc>
-      </w:tr>
-      <w:tr>
-        <w:tc>
-          <w:tcPr>
-            <w:tcW w:type="dxa" w:w="2880"/>
-          </w:tcPr>
-          <w:p>
-            <w:r/>
-            <w:r>
-              <w:rPr>
-                <w:b w:val="0"/>
-                <w:color w:val="4A4A49"/>
-                <w:sz w:val="20"/>
-              </w:rPr>
-              <w:t>no</w:t>
-            </w:r>
-          </w:p>
-        </w:tc>
-        <w:tc>
-          <w:tcPr>
-            <w:tcW w:type="dxa" w:w="2880"/>
-          </w:tcPr>
-          <w:p>
-            <w:r/>
-            <w:r>
-              <w:rPr>
-                <w:b w:val="0"/>
-                <w:color w:val="4A4A49"/>
-                <w:sz w:val="20"/>
-              </w:rPr>
-              <w:t>Nivel 3 - Component: las piezas internas de un unico contenedor.</w:t>
-            </w:r>
-          </w:p>
-        </w:tc>
-        <w:tc>
-          <w:tcPr>
-            <w:tcW w:type="dxa" w:w="2880"/>
-          </w:tcPr>
-          <w:p>
-            <w:r/>
-            <w:r>
-              <w:rPr>
-                <w:b w:val="0"/>
-                <w:color w:val="4A4A49"/>
-                <w:sz w:val="20"/>
-              </w:rPr>
-              <w:t>Incorrecta. Component abre UN contenedor y muestra sus modulos internos; el enunciado pide las cajas del sistema completo, no las de una sola.</w:t>
-            </w:r>
-          </w:p>
-        </w:tc>
-      </w:tr>
-      <w:tr>
-        <w:tc>
-          <w:tcPr>
-            <w:tcW w:type="dxa" w:w="2880"/>
-            <w:shd w:val="clear" w:fill="ECECEE"/>
-          </w:tcPr>
-          <w:p>
-            <w:r/>
-            <w:r>
-              <w:rPr>
-                <w:b w:val="0"/>
-                <w:color w:val="4A4A49"/>
-                <w:sz w:val="20"/>
-              </w:rPr>
-              <w:t>no</w:t>
-            </w:r>
-          </w:p>
-        </w:tc>
-        <w:tc>
-          <w:tcPr>
-            <w:tcW w:type="dxa" w:w="2880"/>
-            <w:shd w:val="clear" w:fill="ECECEE"/>
-          </w:tcPr>
-          <w:p>
-            <w:r/>
-            <w:r>
-              <w:rPr>
-                <w:b w:val="0"/>
-                <w:color w:val="4A4A49"/>
-                <w:sz w:val="20"/>
-              </w:rPr>
-              <w:t>Nivel 4 - Code: las clases y las funciones.</w:t>
-            </w:r>
-          </w:p>
-        </w:tc>
-        <w:tc>
-          <w:tcPr>
-            <w:tcW w:type="dxa" w:w="2880"/>
-            <w:shd w:val="clear" w:fill="ECECEE"/>
-          </w:tcPr>
-          <w:p>
-            <w:r/>
-            <w:r>
-              <w:rPr>
-                <w:b w:val="0"/>
-                <w:color w:val="4A4A49"/>
-                <w:sz w:val="20"/>
-              </w:rPr>
-              <w:t>Incorrecta. Code son clases y funciones, y en la practica casi nunca se dibuja porque el codigo mismo ya lo documenta.</w:t>
-            </w:r>
-          </w:p>
-        </w:tc>
-      </w:tr>
-    </w:tbl>
-    <w:p/>
-    <w:p>
-      <w:pPr>
-        <w:spacing w:before="200" w:after="60"/>
-      </w:pPr>
-      <w:r>
-        <w:rPr>
-          <w:b/>
-          <w:color w:val="1A1C1D"/>
-          <w:sz w:val="32"/>
-        </w:rPr>
-        <w:t>Como calificar</w:t>
-      </w:r>
-    </w:p>
-    <w:p>
-      <w:pPr>
-        <w:pStyle w:val="ListBullet"/>
-      </w:pPr>
-      <w:r>
-        <w:rPr>
-          <w:b w:val="0"/>
-          <w:color w:val="4A4A49"/>
-          <w:sz w:val="22"/>
-        </w:rPr>
-        <w:t>10 pts la opcion correcta, 0 en cualquier otra. No hay puntos parciales.</w:t>
-      </w:r>
-    </w:p>
-    <w:p>
-      <w:pPr>
-        <w:pStyle w:val="ListBullet"/>
-      </w:pPr>
-      <w:r>
-        <w:rPr>
-          <w:b w:val="0"/>
-          <w:color w:val="4A4A49"/>
-          <w:sz w:val="22"/>
-        </w:rPr>
-        <w:t>Comprueba que el estudiante distingue el nivel que entrega hoy (Context) del que entrega en la Clase 4 (Container). Si falla mas de un tercio del grupo, conviene repetir la regla de los cuatro niveles al abrir la Clase 4.</w:t>
-      </w:r>
-    </w:p>
-    <w:p>
-      <w:pPr>
-        <w:spacing w:before="200" w:after="60"/>
-      </w:pPr>
-      <w:r>
-        <w:rPr>
-          <w:b/>
-          <w:color w:val="1A1C1D"/>
-          <w:sz w:val="32"/>
-        </w:rPr>
-        <w:t>Errores frecuentes y que hacer</w:t>
-      </w:r>
-    </w:p>
-    <w:p>
-      <w:pPr>
-        <w:pStyle w:val="ListBullet"/>
-      </w:pPr>
-      <w:r>
-        <w:rPr>
-          <w:b w:val="0"/>
-          <w:color w:val="4A4A49"/>
-          <w:sz w:val="22"/>
-        </w:rPr>
-        <w:t>Marcar Context. Suele venir de haber memorizado «C4 = una caja» sin los cuatro niveles.</w:t>
-      </w:r>
-    </w:p>
-    <w:p>
-      <w:pPr>
-        <w:pStyle w:val="ListBullet"/>
-      </w:pPr>
-      <w:r>
-        <w:rPr>
-          <w:b w:val="0"/>
-          <w:color w:val="4A4A49"/>
-          <w:sz w:val="22"/>
-        </w:rPr>
-        <w:t>Marcar Component. Confunde «piezas internas del sistema» con «piezas internas de un contenedor».</w:t>
-      </w:r>
-    </w:p>
-    <w:p>
-      <w:pPr>
-        <w:spacing w:before="200" w:after="60"/>
-      </w:pPr>
-      <w:r>
-        <w:rPr>
-          <w:b/>
-          <w:color w:val="1A1C1D"/>
-          <w:sz w:val="32"/>
-        </w:rPr>
         <w:t>Lo que van a preguntar (respuestas listas)</w:t>
       </w:r>
     </w:p>
@@ -3483,7 +2077,7 @@
           <w:color w:val="4A4A49"/>
           <w:sz w:val="22"/>
         </w:rPr>
-        <w:t>¿Puedo cambiar de dominio en la Clase 2?</w:t>
+        <w:t>¿La actividad se entrega hoy?</w:t>
       </w:r>
     </w:p>
     <w:p>
@@ -3493,7 +2087,7 @@
           <w:color w:val="4A4A49"/>
           <w:sz w:val="22"/>
         </w:rPr>
-        <w:t>No. El dominio se cierra hoy y las Clases 4, 7, 11 y 15 reutilizan estos mismos nombres. Si el dominio elegido resulta demasiado grande, se recorta el bloque «fuera de alcance», no se cambia de dominio.</w:t>
+        <w:t>No. Es una sola actividad de 11 preguntas para las Clases 1 a 4. Hoy se resuelven las tres primeras; la entrega completa cierra al final del Corte 1. Conviene decirlo al abrir el taller, porque es la duda que mas aparece.</w:t>
       </w:r>
     </w:p>
     <w:p>
@@ -3503,7 +2097,7 @@
           <w:color w:val="4A4A49"/>
           <w:sz w:val="22"/>
         </w:rPr>
-        <w:t>¿El diagrama lo tengo que escribir a mano en Mermaid?</w:t>
+        <w:t>¿Puede cambiar de dominio en la Clase 2?</w:t>
       </w:r>
     </w:p>
     <w:p>
@@ -3513,7 +2107,7 @@
           <w:color w:val="4A4A49"/>
           <w:sz w:val="22"/>
         </w:rPr>
-        <w:t>No. Dibujelo en Excalidraw o draw.io, que es donde se piensa el modelo, y pida a una IA que lo traduzca a Mermaid. Usted revisa el resultado y lo pega en ExamLab. Lo que se califica es el diagrama renderizado en la plataforma, no el PNG.</w:t>
+        <w:t>No. El dominio se cierra hoy y las preguntas 4 a 11 lo reutilizan. Si el dominio elegido resulta demasiado grande, se recorta el bloque «fuera de alcance», no se cambia de dominio.</w:t>
       </w:r>
     </w:p>
     <w:p>
@@ -3523,7 +2117,7 @@
           <w:color w:val="4A4A49"/>
           <w:sz w:val="22"/>
         </w:rPr>
-        <w:t>¿Por que mi diagrama no puede tener la base de datos?</w:t>
+        <w:t>¿Cuantos actores y capacidades exactamente?</w:t>
       </w:r>
     </w:p>
     <w:p>
@@ -3533,7 +2127,67 @@
           <w:color w:val="4A4A49"/>
           <w:sz w:val="22"/>
         </w:rPr>
-        <w:t>Porque este es el nivel Context, donde el sistema es una caja negra. La base de datos aparece en el nivel Container, que es el entregable de la Clase 4. Si se dibuja hoy, la Clase 4 no tendria nada nuevo que revelar.</w:t>
+        <w:t>Son rangos, no numeros fijos: 2 a 3 actores y 3 a 5 capacidades. Lo que se califica no es la cantidad sino la forma: actor con expectativa, capacidad en verbo mas objeto de negocio.</w:t>
+      </w:r>
+    </w:p>
+    <w:p>
+      <w:r>
+        <w:rPr>
+          <w:b/>
+          <w:color w:val="4A4A49"/>
+          <w:sz w:val="22"/>
+        </w:rPr>
+        <w:t>¿Los sistemas externos son un bloque de la ficha?</w:t>
+      </w:r>
+    </w:p>
+    <w:p>
+      <w:r>
+        <w:rPr>
+          <w:b w:val="0"/>
+          <w:color w:val="4A4A49"/>
+          <w:sz w:val="22"/>
+        </w:rPr>
+        <w:t>No. La ficha son cinco bloques y los sistemas externos van dentro de ACTORES. Si un estudiante los pone aparte, corrija la estructura pero no penalice la intencion: lo que importa es que esten y que coincidan con el diagrama.</w:t>
+      </w:r>
+    </w:p>
+    <w:p>
+      <w:r>
+        <w:rPr>
+          <w:b/>
+          <w:color w:val="4A4A49"/>
+          <w:sz w:val="22"/>
+        </w:rPr>
+        <w:t>¿El diagrama hay que escribirlo a mano en Mermaid?</w:t>
+      </w:r>
+    </w:p>
+    <w:p>
+      <w:r>
+        <w:rPr>
+          <w:b w:val="0"/>
+          <w:color w:val="4A4A49"/>
+          <w:sz w:val="22"/>
+        </w:rPr>
+        <w:t>No. Se disena en Excalidraw o draw.io, que es donde se piensa el modelo, y se pide a una IA que lo traduzca. Lo que se califica es el diagrama renderizado dentro de ExamLab, no el PNG.</w:t>
+      </w:r>
+    </w:p>
+    <w:p>
+      <w:r>
+        <w:rPr>
+          <w:b/>
+          <w:color w:val="4A4A49"/>
+          <w:sz w:val="22"/>
+        </w:rPr>
+        <w:t>¿Por que el diagrama no puede tener la base de datos?</w:t>
+      </w:r>
+    </w:p>
+    <w:p>
+      <w:r>
+        <w:rPr>
+          <w:b w:val="0"/>
+          <w:color w:val="4A4A49"/>
+          <w:sz w:val="22"/>
+        </w:rPr>
+        <w:t>Porque es el nivel Context, donde el sistema es una caja negra. La base de datos aparece en el nivel Container, que es la pregunta 9 de esta misma actividad. Si se dibuja hoy, esa pregunta no tendria nada nuevo que revelar.</w:t>
       </w:r>
     </w:p>
     <w:p>
@@ -3563,27 +2217,7 @@
           <w:color w:val="4A4A49"/>
           <w:sz w:val="22"/>
         </w:rPr>
-        <w:t>¿Entonces la respuesta correcta siempre es nube?</w:t>
-      </w:r>
-    </w:p>
-    <w:p>
-      <w:r>
-        <w:rPr>
-          <w:b w:val="0"/>
-          <w:color w:val="4A4A49"/>
-          <w:sz w:val="22"/>
-        </w:rPr>
-        <w:t>Para un proyecto de un semestre, sin presupuesto y con una sola persona desarrollando, casi siempre si. Pero lo que se califica no es la eleccion: son los 4 criterios aplicados a su dominio y el riesgo que declara asumir. Un veredicto por on-premise bien sustentado vale lo mismo.</w:t>
-      </w:r>
-    </w:p>
-    <w:p>
-      <w:r>
-        <w:rPr>
-          <w:b/>
-          <w:color w:val="4A4A49"/>
-          <w:sz w:val="22"/>
-        </w:rPr>
-        <w:t>¿Tengo que abrir una cuenta en AWS o en Azure?</w:t>
+        <w:t>¿Hay que abrir una cuenta en AWS o en Azure?</w:t>
       </w:r>
     </w:p>
     <w:p>
@@ -3594,26 +2228,6 @@
           <w:sz w:val="22"/>
         </w:rPr>
         <w:t>No, y ninguna actividad del curso lo va a pedir. Todo se trabaja con draw.io, Excalidraw, Killercoda y el nivel gratuito de GitHub Actions. No se pide tarjeta de credito en ningun momento del semestre.</w:t>
-      </w:r>
-    </w:p>
-    <w:p>
-      <w:r>
-        <w:rPr>
-          <w:b/>
-          <w:color w:val="4A4A49"/>
-          <w:sz w:val="22"/>
-        </w:rPr>
-        <w:t>¿La ficha la entrego en Word o en ExamLab?</w:t>
-      </w:r>
-    </w:p>
-    <w:p>
-      <w:r>
-        <w:rPr>
-          <w:b w:val="0"/>
-          <w:color w:val="4A4A49"/>
-          <w:sz w:val="22"/>
-        </w:rPr>
-        <w:t>La entrega que se califica es la respuesta dentro de ExamLab. El documento en Word o Google Docs es opcional y solo sirve para que conserve sus respuestas.</w:t>
       </w:r>
     </w:p>
     <w:p>

--- a/Arquitectura de Sistemas Computacionales/Kit docente/Clase 1/Solucion Taller Clase 1 - CloudLite.docx
+++ b/Arquitectura de Sistemas Computacionales/Kit docente/Clase 1/Solucion Taller Clase 1 - CloudLite.docx
@@ -9,7 +9,7 @@
           <w:color w:val="1A1C1D"/>
           <w:sz w:val="44"/>
         </w:rPr>
-        <w:t>Solucion — Actividad del Corte 1, preguntas 1 a 3 (dominio, ficha y C4 Context)</w:t>
+        <w:t>Solucion — Actividad del Corte 1, preguntas 1 a 4 (dominio, ficha, C4 Context y calidad)</w:t>
       </w:r>
     </w:p>
     <w:p>
@@ -69,7 +69,7 @@
           <w:color w:val="4A4A49"/>
           <w:sz w:val="22"/>
         </w:rPr>
-        <w:t xml:space="preserve"> Las tres preguntas que corresponden a la Clase 1, resueltas sobre el dominio </w:t>
+        <w:t xml:space="preserve"> Las cuatro preguntas que corresponden a la Clase 1, resueltas sobre el dominio </w:t>
       </w:r>
       <w:r>
         <w:rPr>
@@ -116,7 +116,7 @@
           <w:color w:val="4A4A49"/>
           <w:sz w:val="21"/>
         </w:rPr>
-        <w:t xml:space="preserve">Estas 3 preguntas valen </w:t>
+        <w:t xml:space="preserve">Estas 4 preguntas valen </w:t>
       </w:r>
       <w:r>
         <w:rPr>
@@ -152,7 +152,7 @@
           <w:color w:val="4A4A49"/>
           <w:sz w:val="21"/>
         </w:rPr>
-        <w:t xml:space="preserve"> y se entrega completa al cierre del corte. Las preguntas 4 a 11 se resuelven en las Clases 2, 3 y 4.</w:t>
+        <w:t xml:space="preserve"> y se entrega completa al cierre del corte. Las preguntas 5 a 15 se resuelven en las Clases 2, 3 y 4.</w:t>
       </w:r>
     </w:p>
     <w:p>
@@ -254,7 +254,7 @@
           <w:color w:val="4A4A49"/>
           <w:sz w:val="22"/>
         </w:rPr>
-        <w:t xml:space="preserve"> en 3 preguntas.</w:t>
+        <w:t xml:space="preserve"> en 4 preguntas.</w:t>
       </w:r>
     </w:p>
     <w:tbl>
@@ -416,7 +416,7 @@
                 <w:color w:val="4A4A49"/>
                 <w:sz w:val="20"/>
               </w:rPr>
-              <w:t>6.25</w:t>
+              <w:t>5.0</w:t>
             </w:r>
           </w:p>
         </w:tc>
@@ -486,7 +486,7 @@
                 <w:color w:val="4A4A49"/>
                 <w:sz w:val="20"/>
               </w:rPr>
-              <w:t>8.75</w:t>
+              <w:t>7.0</w:t>
             </w:r>
           </w:p>
         </w:tc>
@@ -552,7 +552,77 @@
                 <w:color w:val="4A4A49"/>
                 <w:sz w:val="20"/>
               </w:rPr>
-              <w:t>10.0</w:t>
+              <w:t>8.0</w:t>
+            </w:r>
+          </w:p>
+        </w:tc>
+      </w:tr>
+      <w:tr>
+        <w:tc>
+          <w:tcPr>
+            <w:tcW w:type="dxa" w:w="2160"/>
+            <w:shd w:val="clear" w:fill="ECECEE"/>
+          </w:tcPr>
+          <w:p>
+            <w:r/>
+            <w:r>
+              <w:rPr>
+                <w:b w:val="0"/>
+                <w:color w:val="4A4A49"/>
+                <w:sz w:val="20"/>
+              </w:rPr>
+              <w:t>4</w:t>
+            </w:r>
+          </w:p>
+        </w:tc>
+        <w:tc>
+          <w:tcPr>
+            <w:tcW w:type="dxa" w:w="2160"/>
+            <w:shd w:val="clear" w:fill="ECECEE"/>
+          </w:tcPr>
+          <w:p>
+            <w:r/>
+            <w:r>
+              <w:rPr>
+                <w:b w:val="0"/>
+                <w:color w:val="4A4A49"/>
+                <w:sz w:val="20"/>
+              </w:rPr>
+              <w:t>Atributos de calidad de su CloudLite</w:t>
+            </w:r>
+          </w:p>
+        </w:tc>
+        <w:tc>
+          <w:tcPr>
+            <w:tcW w:type="dxa" w:w="2160"/>
+            <w:shd w:val="clear" w:fill="ECECEE"/>
+          </w:tcPr>
+          <w:p>
+            <w:r/>
+            <w:r>
+              <w:rPr>
+                <w:rFonts w:ascii="Consolas" w:hAnsi="Consolas"/>
+                <w:color w:val="111111"/>
+                <w:sz w:val="19"/>
+              </w:rPr>
+              <w:t>abierta</w:t>
+            </w:r>
+          </w:p>
+        </w:tc>
+        <w:tc>
+          <w:tcPr>
+            <w:tcW w:type="dxa" w:w="2160"/>
+            <w:shd w:val="clear" w:fill="ECECEE"/>
+          </w:tcPr>
+          <w:p>
+            <w:r/>
+            <w:r>
+              <w:rPr>
+                <w:b w:val="0"/>
+                <w:color w:val="4A4A49"/>
+                <w:sz w:val="20"/>
+              </w:rPr>
+              <w:t>5.0</w:t>
             </w:r>
           </w:p>
         </w:tc>
@@ -569,7 +639,7 @@
           <w:color w:val="1A1C1D"/>
           <w:sz w:val="32"/>
         </w:rPr>
-        <w:t>Pregunta 1 · Dominio y problema de CloudLite App · 6.25 pts</w:t>
+        <w:t>Pregunta 1 · Dominio y problema de CloudLite App · 5.0 pts</w:t>
       </w:r>
     </w:p>
     <w:p>
@@ -791,7 +861,7 @@
           <w:color w:val="4A4A49"/>
           <w:sz w:val="22"/>
         </w:rPr>
-        <w:t>: sin dominio concreto no hay nada que arquitecturar en las clases siguientes, y el estudiante llegaria a la pregunta 9 sin sistema que dibujar.</w:t>
+        <w:t>: sin dominio concreto no hay nada que arquitecturar en las clases siguientes, y el estudiante llegaria a la pregunta 13 sin sistema que dibujar.</w:t>
       </w:r>
     </w:p>
     <w:p>
@@ -882,7 +952,7 @@
           <w:color w:val="1A1C1D"/>
           <w:sz w:val="32"/>
         </w:rPr>
-        <w:t>Pregunta 2 · Ficha del dominio (cinco bloques) · 8.75 pts</w:t>
+        <w:t>Pregunta 2 · Ficha del dominio (cinco bloques) · 7.0 pts</w:t>
       </w:r>
     </w:p>
     <w:p>
@@ -1383,7 +1453,7 @@
           <w:color w:val="1A1C1D"/>
           <w:sz w:val="32"/>
         </w:rPr>
-        <w:t>Pregunta 3 · C4 Context en Mermaid · 10.0 pts</w:t>
+        <w:t>Pregunta 3 · C4 Context en Mermaid · 8.0 pts</w:t>
       </w:r>
     </w:p>
     <w:p>
@@ -1902,7 +1972,7 @@
           <w:color w:val="4A4A49"/>
           <w:sz w:val="22"/>
         </w:rPr>
-        <w:t xml:space="preserve"> (base de datos, API, worker, cache) se pierden los 3 pts de la caja del sistema: eso es el nivel Container de la pregunta 9, y aprobarlo aqui la deja sin nada que revelar.</w:t>
+        <w:t xml:space="preserve"> (base de datos, API, worker, cache) se pierden los 3 pts de la caja del sistema: eso es el nivel Container de la pregunta 13, y aprobarlo aqui la deja sin nada que revelar.</w:t>
       </w:r>
     </w:p>
     <w:p>
@@ -2057,6 +2127,383 @@
           <w:color w:val="1A1C1D"/>
           <w:sz w:val="32"/>
         </w:rPr>
+        <w:t>Pregunta 4 · Atributos de calidad de su CloudLite · 5.0 pts</w:t>
+      </w:r>
+    </w:p>
+    <w:p>
+      <w:pPr>
+        <w:spacing w:before="200" w:after="60"/>
+      </w:pPr>
+      <w:r>
+        <w:rPr>
+          <w:b/>
+          <w:color w:val="1A1C1D"/>
+          <w:sz w:val="32"/>
+        </w:rPr>
+        <w:t>Respuesta esperada</w:t>
+      </w:r>
+    </w:p>
+    <w:p>
+      <w:r>
+        <w:rPr>
+          <w:b/>
+          <w:color w:val="4A4A49"/>
+          <w:sz w:val="22"/>
+        </w:rPr>
+        <w:t>Atributo 1 — Disponibilidad</w:t>
+      </w:r>
+    </w:p>
+    <w:p>
+      <w:r>
+        <w:rPr>
+          <w:b w:val="0"/>
+          <w:color w:val="4A4A49"/>
+          <w:sz w:val="22"/>
+        </w:rPr>
+        <w:t>Por que pesa en BiblioLite: la semana de matricula todos buscan los libros de reserva a la</w:t>
+      </w:r>
+    </w:p>
+    <w:p>
+      <w:r>
+        <w:rPr>
+          <w:b w:val="0"/>
+          <w:color w:val="4A4A49"/>
+          <w:sz w:val="22"/>
+        </w:rPr>
+        <w:t>vez, y si el sistema no responde el estudiante vuelve al mostrador, que es justo el</w:t>
+      </w:r>
+    </w:p>
+    <w:p>
+      <w:r>
+        <w:rPr>
+          <w:b w:val="0"/>
+          <w:color w:val="4A4A49"/>
+          <w:sz w:val="22"/>
+        </w:rPr>
+        <w:t>problema que veniamos a resolver.</w:t>
+      </w:r>
+    </w:p>
+    <w:p>
+      <w:r>
+        <w:rPr>
+          <w:b w:val="0"/>
+          <w:color w:val="4A4A49"/>
+          <w:sz w:val="22"/>
+        </w:rPr>
+        <w:t>Como lo mediria: el sistema responde el 99,5 % del mes, es decir que acepto hasta unas 3</w:t>
+      </w:r>
+    </w:p>
+    <w:p>
+      <w:r>
+        <w:rPr>
+          <w:b w:val="0"/>
+          <w:color w:val="4A4A49"/>
+          <w:sz w:val="22"/>
+        </w:rPr>
+        <w:t>horas y media de caida, siempre que no caigan en la semana de matricula.</w:t>
+      </w:r>
+    </w:p>
+    <w:p>
+      <w:r>
+        <w:rPr>
+          <w:b/>
+          <w:color w:val="4A4A49"/>
+          <w:sz w:val="22"/>
+        </w:rPr>
+        <w:t>Atributo 2 — Rendimiento</w:t>
+      </w:r>
+    </w:p>
+    <w:p>
+      <w:r>
+        <w:rPr>
+          <w:b w:val="0"/>
+          <w:color w:val="4A4A49"/>
+          <w:sz w:val="22"/>
+        </w:rPr>
+        <w:t>Por que pesa en BiblioLite: la consulta de disponibilidad es la accion que mas se repite y</w:t>
+      </w:r>
+    </w:p>
+    <w:p>
+      <w:r>
+        <w:rPr>
+          <w:b w:val="0"/>
+          <w:color w:val="4A4A49"/>
+          <w:sz w:val="22"/>
+        </w:rPr>
+        <w:t>compite contra la alternativa de caminar hasta la biblioteca; si tarda, nadie la usa.</w:t>
+      </w:r>
+    </w:p>
+    <w:p>
+      <w:r>
+        <w:rPr>
+          <w:b w:val="0"/>
+          <w:color w:val="4A4A49"/>
+          <w:sz w:val="22"/>
+        </w:rPr>
+        <w:t>Como lo mediria: el listado de disponibilidad de un titulo responde en menos de 400 ms</w:t>
+      </w:r>
+    </w:p>
+    <w:p>
+      <w:r>
+        <w:rPr>
+          <w:b w:val="0"/>
+          <w:color w:val="4A4A49"/>
+          <w:sz w:val="22"/>
+        </w:rPr>
+        <w:t>para el 95 % de las consultas.</w:t>
+      </w:r>
+    </w:p>
+    <w:p>
+      <w:r>
+        <w:rPr>
+          <w:b/>
+          <w:color w:val="4A4A49"/>
+          <w:sz w:val="22"/>
+        </w:rPr>
+        <w:t>Conflicto</w:t>
+      </w:r>
+    </w:p>
+    <w:p>
+      <w:r>
+        <w:rPr>
+          <w:b w:val="0"/>
+          <w:color w:val="4A4A49"/>
+          <w:sz w:val="22"/>
+        </w:rPr>
+        <w:t>Sacrifico disponibilidad antes que rendimiento. Prefiero un sistema que a veces este caido</w:t>
+      </w:r>
+    </w:p>
+    <w:p>
+      <w:r>
+        <w:rPr>
+          <w:b w:val="0"/>
+          <w:color w:val="4A4A49"/>
+          <w:sz w:val="22"/>
+        </w:rPr>
+        <w:t>pero que cuando responda sea inmediato, porque el estudiante que encuentra el sistema</w:t>
+      </w:r>
+    </w:p>
+    <w:p>
+      <w:r>
+        <w:rPr>
+          <w:b w:val="0"/>
+          <w:color w:val="4A4A49"/>
+          <w:sz w:val="22"/>
+        </w:rPr>
+        <w:t>caido camina hasta la biblioteca igual que hoy, mientras que uno que espera diez segundos</w:t>
+      </w:r>
+    </w:p>
+    <w:p>
+      <w:r>
+        <w:rPr>
+          <w:b w:val="0"/>
+          <w:color w:val="4A4A49"/>
+          <w:sz w:val="22"/>
+        </w:rPr>
+        <w:t>deja de confiar en el dato y tampoco vuelve. A cambio acepto no montar redundancia, que es</w:t>
+      </w:r>
+    </w:p>
+    <w:p>
+      <w:r>
+        <w:rPr>
+          <w:b w:val="0"/>
+          <w:color w:val="4A4A49"/>
+          <w:sz w:val="22"/>
+        </w:rPr>
+        <w:t>lo que me permite sostener el proyecto sin presupuesto.</w:t>
+      </w:r>
+    </w:p>
+    <w:p>
+      <w:pPr>
+        <w:spacing w:before="200" w:after="60"/>
+      </w:pPr>
+      <w:r>
+        <w:rPr>
+          <w:b/>
+          <w:color w:val="1A1C1D"/>
+          <w:sz w:val="32"/>
+        </w:rPr>
+        <w:t>Como calificar</w:t>
+      </w:r>
+    </w:p>
+    <w:p>
+      <w:pPr>
+        <w:pStyle w:val="ListBullet"/>
+      </w:pPr>
+      <w:r>
+        <w:rPr>
+          <w:b w:val="0"/>
+          <w:color w:val="4A4A49"/>
+          <w:sz w:val="22"/>
+        </w:rPr>
+        <w:t xml:space="preserve">1 pt la eleccion de dos atributos </w:t>
+      </w:r>
+      <w:r>
+        <w:rPr>
+          <w:b/>
+          <w:color w:val="4A4A49"/>
+          <w:sz w:val="22"/>
+        </w:rPr>
+        <w:t>con una razon atada al dominio</w:t>
+      </w:r>
+      <w:r>
+        <w:rPr>
+          <w:b w:val="0"/>
+          <w:color w:val="4A4A49"/>
+          <w:sz w:val="22"/>
+        </w:rPr>
+        <w:t>. «La disponibilidad es importante» no es una razon; «la semana de matricula todos consultan a la vez» si.</w:t>
+      </w:r>
+    </w:p>
+    <w:p>
+      <w:pPr>
+        <w:pStyle w:val="ListBullet"/>
+      </w:pPr>
+      <w:r>
+        <w:rPr>
+          <w:b w:val="0"/>
+          <w:color w:val="4A4A49"/>
+          <w:sz w:val="22"/>
+        </w:rPr>
+        <w:t xml:space="preserve">2 pts las dos metricas, con </w:t>
+      </w:r>
+      <w:r>
+        <w:rPr>
+          <w:b/>
+          <w:color w:val="4A4A49"/>
+          <w:sz w:val="22"/>
+        </w:rPr>
+        <w:t>numero y unidad</w:t>
+      </w:r>
+      <w:r>
+        <w:rPr>
+          <w:b w:val="0"/>
+          <w:color w:val="4A4A49"/>
+          <w:sz w:val="22"/>
+        </w:rPr>
+        <w:t>. Una metrica sin numero («que sea rapido», «que sea seguro») no suma. El numero puede ser discutible; lo que no puede es faltar.</w:t>
+      </w:r>
+    </w:p>
+    <w:p>
+      <w:pPr>
+        <w:pStyle w:val="ListBullet"/>
+      </w:pPr>
+      <w:r>
+        <w:rPr>
+          <w:b w:val="0"/>
+          <w:color w:val="4A4A49"/>
+          <w:sz w:val="22"/>
+        </w:rPr>
+        <w:t xml:space="preserve">2 pts la frase de conflicto: </w:t>
+      </w:r>
+      <w:r>
+        <w:rPr>
+          <w:b/>
+          <w:color w:val="4A4A49"/>
+          <w:sz w:val="22"/>
+        </w:rPr>
+        <w:t>cual sacrifica y que gana</w:t>
+      </w:r>
+      <w:r>
+        <w:rPr>
+          <w:b w:val="0"/>
+          <w:color w:val="4A4A49"/>
+          <w:sz w:val="22"/>
+        </w:rPr>
+        <w:t xml:space="preserve">. </w:t>
+      </w:r>
+      <w:r>
+        <w:rPr>
+          <w:b/>
+          <w:color w:val="4A4A49"/>
+          <w:sz w:val="22"/>
+        </w:rPr>
+        <w:t>Cero en este criterio</w:t>
+      </w:r>
+      <w:r>
+        <w:rPr>
+          <w:b w:val="0"/>
+          <w:color w:val="4A4A49"/>
+          <w:sz w:val="22"/>
+        </w:rPr>
+        <w:t xml:space="preserve"> si la respuesta dice que los cuatro son igual de importantes o no elige: es justamente lo que la pregunta evalua.</w:t>
+      </w:r>
+    </w:p>
+    <w:p>
+      <w:pPr>
+        <w:spacing w:before="200" w:after="60"/>
+      </w:pPr>
+      <w:r>
+        <w:rPr>
+          <w:b/>
+          <w:color w:val="1A1C1D"/>
+          <w:sz w:val="32"/>
+        </w:rPr>
+        <w:t>Errores frecuentes y que hacer</w:t>
+      </w:r>
+    </w:p>
+    <w:p>
+      <w:pPr>
+        <w:pStyle w:val="ListBullet"/>
+      </w:pPr>
+      <w:r>
+        <w:rPr>
+          <w:b w:val="0"/>
+          <w:color w:val="4A4A49"/>
+          <w:sz w:val="22"/>
+        </w:rPr>
+        <w:t>Elegir los cuatro «porque todos importan». Es la respuesta que la pregunta busca descartar: si no se sacrifica nada, no se decidio nada. Devuelvala pidiendo que elija dos.</w:t>
+      </w:r>
+    </w:p>
+    <w:p>
+      <w:pPr>
+        <w:pStyle w:val="ListBullet"/>
+      </w:pPr>
+      <w:r>
+        <w:rPr>
+          <w:b w:val="0"/>
+          <w:color w:val="4A4A49"/>
+          <w:sz w:val="22"/>
+        </w:rPr>
+        <w:t>Metricas copiadas de la clase sin aterrizar: «menos de 300 ms» sirve solo si dice de QUE operacion de su dominio.</w:t>
+      </w:r>
+    </w:p>
+    <w:p>
+      <w:pPr>
+        <w:pStyle w:val="ListBullet"/>
+      </w:pPr>
+      <w:r>
+        <w:rPr>
+          <w:b w:val="0"/>
+          <w:color w:val="4A4A49"/>
+          <w:sz w:val="22"/>
+        </w:rPr>
+        <w:t>Confundir seguridad con disponibilidad: «que nadie lo tumbe» es disponibilidad; seguridad es quien puede ver o cambiar que.</w:t>
+      </w:r>
+    </w:p>
+    <w:p>
+      <w:pPr>
+        <w:pStyle w:val="ListBullet"/>
+      </w:pPr>
+      <w:r>
+        <w:rPr>
+          <w:b w:val="0"/>
+          <w:color w:val="4A4A49"/>
+          <w:sz w:val="22"/>
+        </w:rPr>
+        <w:t>Usar porcentajes sin traducirlos a tiempo. Si escribe 99,9 %, pidale que diga cuantos minutos al mes son: es la unica forma de saber si entendio lo que esta prometiendo.</w:t>
+      </w:r>
+    </w:p>
+    <w:p>
+      <w:pPr>
+        <w:spacing w:before="200" w:after="60"/>
+      </w:pPr>
+      <w:r>
+        <w:rPr>
+          <w:b/>
+          <w:color w:val="1A1C1D"/>
+          <w:sz w:val="32"/>
+        </w:rPr>
         <w:t>Lo que van a preguntar (respuestas listas)</w:t>
       </w:r>
     </w:p>
@@ -2087,7 +2534,7 @@
           <w:color w:val="4A4A49"/>
           <w:sz w:val="22"/>
         </w:rPr>
-        <w:t>No. Es una sola actividad de 11 preguntas para las Clases 1 a 4. Hoy se resuelven las tres primeras; la entrega completa cierra al final del Corte 1. Conviene decirlo al abrir el taller, porque es la duda que mas aparece.</w:t>
+        <w:t>No. Es una sola actividad de 15 preguntas para las Clases 1 a 4. Hoy se resuelven las cuatro primeras; la entrega completa cierra al final del Corte 1. Conviene decirlo al abrir el taller, porque es la duda que mas aparece.</w:t>
       </w:r>
     </w:p>
     <w:p>
@@ -2107,7 +2554,7 @@
           <w:color w:val="4A4A49"/>
           <w:sz w:val="22"/>
         </w:rPr>
-        <w:t>No. El dominio se cierra hoy y las preguntas 4 a 11 lo reutilizan. Si el dominio elegido resulta demasiado grande, se recorta el bloque «fuera de alcance», no se cambia de dominio.</w:t>
+        <w:t>No. El dominio se cierra hoy y las preguntas 5 a 15 lo reutilizan. Si el dominio elegido resulta demasiado grande, se recorta el bloque «fuera de alcance», no se cambia de dominio.</w:t>
       </w:r>
     </w:p>
     <w:p>
@@ -2187,7 +2634,7 @@
           <w:color w:val="4A4A49"/>
           <w:sz w:val="22"/>
         </w:rPr>
-        <w:t>Porque es el nivel Context, donde el sistema es una caja negra. La base de datos aparece en el nivel Container, que es la pregunta 9 de esta misma actividad. Si se dibuja hoy, esa pregunta no tendria nada nuevo que revelar.</w:t>
+        <w:t>Porque es el nivel Context, donde el sistema es una caja negra. La base de datos aparece en el nivel Container, que es la pregunta 13 de esta misma actividad. Si se dibuja hoy, esa pregunta no tendria nada nuevo que revelar.</w:t>
       </w:r>
     </w:p>
     <w:p>

--- a/Arquitectura de Sistemas Computacionales/Kit docente/Clase 1/Solucion Taller Clase 1 - CloudLite.docx
+++ b/Arquitectura de Sistemas Computacionales/Kit docente/Clase 1/Solucion Taller Clase 1 - CloudLite.docx
@@ -38,6 +38,7 @@
       <w:r>
         <w:rPr>
           <w:rFonts w:ascii="Consolas" w:hAnsi="Consolas"/>
+          <w:b w:val="0"/>
           <w:i/>
           <w:color w:val="111111"/>
           <w:sz w:val="20"/>
@@ -183,6 +184,7 @@
       <w:r>
         <w:rPr>
           <w:rFonts w:ascii="Consolas" w:hAnsi="Consolas"/>
+          <w:b w:val="0"/>
           <w:color w:val="111111"/>
           <w:sz w:val="21"/>
         </w:rPr>
@@ -204,6 +206,7 @@
       <w:r>
         <w:rPr>
           <w:rFonts w:ascii="Consolas" w:hAnsi="Consolas"/>
+          <w:b w:val="0"/>
           <w:color w:val="111111"/>
           <w:sz w:val="21"/>
         </w:rPr>
@@ -397,6 +400,7 @@
             <w:r>
               <w:rPr>
                 <w:rFonts w:ascii="Consolas" w:hAnsi="Consolas"/>
+                <w:b w:val="0"/>
                 <w:color w:val="111111"/>
                 <w:sz w:val="19"/>
               </w:rPr>
@@ -466,6 +470,7 @@
             <w:r>
               <w:rPr>
                 <w:rFonts w:ascii="Consolas" w:hAnsi="Consolas"/>
+                <w:b w:val="0"/>
                 <w:color w:val="111111"/>
                 <w:sz w:val="19"/>
               </w:rPr>
@@ -533,6 +538,7 @@
             <w:r>
               <w:rPr>
                 <w:rFonts w:ascii="Consolas" w:hAnsi="Consolas"/>
+                <w:b w:val="0"/>
                 <w:color w:val="111111"/>
                 <w:sz w:val="19"/>
               </w:rPr>
@@ -602,6 +608,7 @@
             <w:r>
               <w:rPr>
                 <w:rFonts w:ascii="Consolas" w:hAnsi="Consolas"/>
+                <w:b w:val="0"/>
                 <w:color w:val="111111"/>
                 <w:sz w:val="19"/>
               </w:rPr>
@@ -664,15 +671,13 @@
         </w:rPr>
         <w:t>DOMINIO</w:t>
       </w:r>
-    </w:p>
-    <w:p>
       <w:r>
         <w:rPr>
           <w:b w:val="0"/>
           <w:color w:val="4A4A49"/>
           <w:sz w:val="22"/>
         </w:rPr>
-        <w:t>BiblioLite: prestamo y devolucion de libros de la biblioteca de la universidad.</w:t>
+        <w:t xml:space="preserve"> BiblioLite: prestamo y devolucion de libros de la biblioteca de la universidad.</w:t>
       </w:r>
     </w:p>
     <w:p>
@@ -690,57 +695,7 @@
           <w:color w:val="4A4A49"/>
           <w:sz w:val="22"/>
         </w:rPr>
-        <w:t xml:space="preserve"> (3 frases: quien lo sufre y como se mide)</w:t>
-      </w:r>
-    </w:p>
-    <w:p>
-      <w:r>
-        <w:rPr>
-          <w:b w:val="0"/>
-          <w:color w:val="4A4A49"/>
-          <w:sz w:val="22"/>
-        </w:rPr>
-        <w:t>El auxiliar de biblioteca lleva los prestamos en una planilla de Excel que solo el puede</w:t>
-      </w:r>
-    </w:p>
-    <w:p>
-      <w:r>
-        <w:rPr>
-          <w:b w:val="0"/>
-          <w:color w:val="4A4A49"/>
-          <w:sz w:val="22"/>
-        </w:rPr>
-        <w:t>abrir, y las renovaciones le llegan por WhatsApp a su numero personal. Los estudiantes que</w:t>
-      </w:r>
-    </w:p>
-    <w:p>
-      <w:r>
-        <w:rPr>
-          <w:b w:val="0"/>
-          <w:color w:val="4A4A49"/>
-          <w:sz w:val="22"/>
-        </w:rPr>
-        <w:t>necesitan un libro de reserva no saben si esta disponible sin ir hasta el mostrador. El</w:t>
-      </w:r>
-    </w:p>
-    <w:p>
-      <w:r>
-        <w:rPr>
-          <w:b w:val="0"/>
-          <w:color w:val="4A4A49"/>
-          <w:sz w:val="22"/>
-        </w:rPr>
-        <w:t>semestre pasado se registraron 38 libros devueltos tarde sin cobro de multa, porque nadie</w:t>
-      </w:r>
-    </w:p>
-    <w:p>
-      <w:r>
-        <w:rPr>
-          <w:b w:val="0"/>
-          <w:color w:val="4A4A49"/>
-          <w:sz w:val="22"/>
-        </w:rPr>
-        <w:t>noto el vencimiento.</w:t>
+        <w:t xml:space="preserve"> (3 frases: quien lo sufre y como se mide) El auxiliar de biblioteca lleva los prestamos en una planilla de Excel que solo el puede abrir, y las renovaciones le llegan por WhatsApp a su numero personal. Los estudiantes que necesitan un libro de reserva no saben si esta disponible sin ir hasta el mostrador. El semestre pasado se registraron 38 libros devueltos tarde sin cobro de multa, porque nadie noto el vencimiento.</w:t>
       </w:r>
     </w:p>
     <w:p>
@@ -977,15 +932,13 @@
         </w:rPr>
         <w:t>DOMINIO</w:t>
       </w:r>
-    </w:p>
-    <w:p>
       <w:r>
         <w:rPr>
           <w:b w:val="0"/>
           <w:color w:val="4A4A49"/>
           <w:sz w:val="22"/>
         </w:rPr>
-        <w:t>BiblioLite: prestamo y devolucion de libros de la biblioteca de la universidad.</w:t>
+        <w:t xml:space="preserve"> BiblioLite: prestamo y devolucion de libros de la biblioteca de la universidad.</w:t>
       </w:r>
     </w:p>
     <w:p>
@@ -997,15 +950,13 @@
         </w:rPr>
         <w:t>PROBLEMA</w:t>
       </w:r>
-    </w:p>
-    <w:p>
       <w:r>
         <w:rPr>
           <w:b w:val="0"/>
           <w:color w:val="4A4A49"/>
           <w:sz w:val="22"/>
         </w:rPr>
-        <w:t>(el mismo de la pregunta 1, repetido para que la ficha se lea completa)</w:t>
+        <w:t xml:space="preserve"> (el mismo de la pregunta 1, repetido para que la ficha se lea completa)</w:t>
       </w:r>
     </w:p>
     <w:p>
@@ -1075,17 +1026,7 @@
           <w:color w:val="4A4A49"/>
           <w:sz w:val="22"/>
         </w:rPr>
-        <w:t>Sistemas externos: proveedor de identidad institucional (valida que quien reserva es</w:t>
-      </w:r>
-    </w:p>
-    <w:p>
-      <w:r>
-        <w:rPr>
-          <w:b w:val="0"/>
-          <w:color w:val="4A4A49"/>
-          <w:sz w:val="22"/>
-        </w:rPr>
-        <w:t>estudiante activo) y correo transaccional SaaS (envia el aviso de vencimiento).</w:t>
+        <w:t>Sistemas externos: proveedor de identidad institucional (valida que quien reserva es estudiante activo) y correo transaccional SaaS (envia el aviso de vencimiento).</w:t>
       </w:r>
     </w:p>
     <w:p>
@@ -1615,7 +1556,7 @@
           <w:color w:val="1A1C1D"/>
           <w:sz w:val="32"/>
         </w:rPr>
-        <w:t>Modelo de referencia que ve el estudiante</w:t>
+        <w:t>Modelo de referencia del kit docente (el estudiante NO lo ve)</w:t>
       </w:r>
     </w:p>
     <w:p>
@@ -1625,7 +1566,24 @@
           <w:color w:val="4A4A49"/>
           <w:sz w:val="22"/>
         </w:rPr>
-        <w:t xml:space="preserve">Es el que aparece en el enunciado de la plataforma, sobre el dominio </w:t>
+        <w:t xml:space="preserve">Vive en </w:t>
+      </w:r>
+      <w:r>
+        <w:rPr>
+          <w:rFonts w:ascii="Consolas" w:hAnsi="Consolas"/>
+          <w:b w:val="0"/>
+          <w:color w:val="111111"/>
+          <w:sz w:val="21"/>
+        </w:rPr>
+        <w:t>Taller en ExamLab - Clase 1 (configuracion).md</w:t>
+      </w:r>
+      <w:r>
+        <w:rPr>
+          <w:b w:val="0"/>
+          <w:color w:val="4A4A49"/>
+          <w:sz w:val="22"/>
+        </w:rPr>
+        <w:t xml:space="preserve"> y no se pega en el enunciado; esta resuelto sobre el dominio </w:t>
       </w:r>
       <w:r>
         <w:rPr>
@@ -1641,7 +1599,23 @@
           <w:color w:val="4A4A49"/>
           <w:sz w:val="22"/>
         </w:rPr>
-        <w:t>. Sirve para comparar estructura y conteos, no para calificar contenido:</w:t>
+        <w:t xml:space="preserve">. Sirve para comparar estructura y conteos —cuantas cajas, cuales son almacenes, si toda flecha lleva protocolo y formato—, </w:t>
+      </w:r>
+      <w:r>
+        <w:rPr>
+          <w:b/>
+          <w:color w:val="4A4A49"/>
+          <w:sz w:val="22"/>
+        </w:rPr>
+        <w:t>nunca</w:t>
+      </w:r>
+      <w:r>
+        <w:rPr>
+          <w:b w:val="0"/>
+          <w:color w:val="4A4A49"/>
+          <w:sz w:val="22"/>
+        </w:rPr>
+        <w:t xml:space="preserve"> para calificar contenido ni nombres:</w:t>
       </w:r>
     </w:p>
     <w:p>
@@ -1824,6 +1798,7 @@
       <w:r>
         <w:rPr>
           <w:rFonts w:ascii="Consolas" w:hAnsi="Consolas"/>
+          <w:b w:val="0"/>
           <w:color w:val="111111"/>
           <w:sz w:val="21"/>
         </w:rPr>
@@ -1853,6 +1828,7 @@
       <w:r>
         <w:rPr>
           <w:rFonts w:ascii="Consolas" w:hAnsi="Consolas"/>
+          <w:b w:val="0"/>
           <w:color w:val="111111"/>
           <w:sz w:val="21"/>
         </w:rPr>
@@ -1882,6 +1858,7 @@
       <w:r>
         <w:rPr>
           <w:rFonts w:ascii="Consolas" w:hAnsi="Consolas"/>
+          <w:b w:val="0"/>
           <w:color w:val="111111"/>
           <w:sz w:val="21"/>
         </w:rPr>
@@ -2016,6 +1993,7 @@
       <w:r>
         <w:rPr>
           <w:rFonts w:ascii="Consolas" w:hAnsi="Consolas"/>
+          <w:b w:val="0"/>
           <w:color w:val="111111"/>
           <w:sz w:val="21"/>
         </w:rPr>
@@ -2032,6 +2010,7 @@
       <w:r>
         <w:rPr>
           <w:rFonts w:ascii="Consolas" w:hAnsi="Consolas"/>
+          <w:b w:val="0"/>
           <w:color w:val="111111"/>
           <w:sz w:val="21"/>
         </w:rPr>
@@ -2048,6 +2027,7 @@
       <w:r>
         <w:rPr>
           <w:rFonts w:ascii="Consolas" w:hAnsi="Consolas"/>
+          <w:b w:val="0"/>
           <w:color w:val="111111"/>
           <w:sz w:val="21"/>
         </w:rPr>
@@ -2064,6 +2044,7 @@
       <w:r>
         <w:rPr>
           <w:rFonts w:ascii="Consolas" w:hAnsi="Consolas"/>
+          <w:b w:val="0"/>
           <w:color w:val="111111"/>
           <w:sz w:val="21"/>
         </w:rPr>
@@ -2152,55 +2133,13 @@
         </w:rPr>
         <w:t>Atributo 1 — Disponibilidad</w:t>
       </w:r>
-    </w:p>
-    <w:p>
       <w:r>
         <w:rPr>
           <w:b w:val="0"/>
           <w:color w:val="4A4A49"/>
           <w:sz w:val="22"/>
         </w:rPr>
-        <w:t>Por que pesa en BiblioLite: la semana de matricula todos buscan los libros de reserva a la</w:t>
-      </w:r>
-    </w:p>
-    <w:p>
-      <w:r>
-        <w:rPr>
-          <w:b w:val="0"/>
-          <w:color w:val="4A4A49"/>
-          <w:sz w:val="22"/>
-        </w:rPr>
-        <w:t>vez, y si el sistema no responde el estudiante vuelve al mostrador, que es justo el</w:t>
-      </w:r>
-    </w:p>
-    <w:p>
-      <w:r>
-        <w:rPr>
-          <w:b w:val="0"/>
-          <w:color w:val="4A4A49"/>
-          <w:sz w:val="22"/>
-        </w:rPr>
-        <w:t>problema que veniamos a resolver.</w:t>
-      </w:r>
-    </w:p>
-    <w:p>
-      <w:r>
-        <w:rPr>
-          <w:b w:val="0"/>
-          <w:color w:val="4A4A49"/>
-          <w:sz w:val="22"/>
-        </w:rPr>
-        <w:t>Como lo mediria: el sistema responde el 99,5 % del mes, es decir que acepto hasta unas 3</w:t>
-      </w:r>
-    </w:p>
-    <w:p>
-      <w:r>
-        <w:rPr>
-          <w:b w:val="0"/>
-          <w:color w:val="4A4A49"/>
-          <w:sz w:val="22"/>
-        </w:rPr>
-        <w:t>horas y media de caida, siempre que no caigan en la semana de matricula.</w:t>
+        <w:t xml:space="preserve"> Por que pesa en BiblioLite: la semana de matricula todos buscan los libros de reserva a la vez, y si el sistema no responde el estudiante vuelve al mostrador, que es justo el problema que veniamos a resolver. Como lo mediria: el sistema responde el 99,5 % del mes, es decir que acepto hasta unas 3 horas y media de caida, siempre que no caigan en la semana de matricula.</w:t>
       </w:r>
     </w:p>
     <w:p>
@@ -2212,45 +2151,13 @@
         </w:rPr>
         <w:t>Atributo 2 — Rendimiento</w:t>
       </w:r>
-    </w:p>
-    <w:p>
       <w:r>
         <w:rPr>
           <w:b w:val="0"/>
           <w:color w:val="4A4A49"/>
           <w:sz w:val="22"/>
         </w:rPr>
-        <w:t>Por que pesa en BiblioLite: la consulta de disponibilidad es la accion que mas se repite y</w:t>
-      </w:r>
-    </w:p>
-    <w:p>
-      <w:r>
-        <w:rPr>
-          <w:b w:val="0"/>
-          <w:color w:val="4A4A49"/>
-          <w:sz w:val="22"/>
-        </w:rPr>
-        <w:t>compite contra la alternativa de caminar hasta la biblioteca; si tarda, nadie la usa.</w:t>
-      </w:r>
-    </w:p>
-    <w:p>
-      <w:r>
-        <w:rPr>
-          <w:b w:val="0"/>
-          <w:color w:val="4A4A49"/>
-          <w:sz w:val="22"/>
-        </w:rPr>
-        <w:t>Como lo mediria: el listado de disponibilidad de un titulo responde en menos de 400 ms</w:t>
-      </w:r>
-    </w:p>
-    <w:p>
-      <w:r>
-        <w:rPr>
-          <w:b w:val="0"/>
-          <w:color w:val="4A4A49"/>
-          <w:sz w:val="22"/>
-        </w:rPr>
-        <w:t>para el 95 % de las consultas.</w:t>
+        <w:t xml:space="preserve"> Por que pesa en BiblioLite: la consulta de disponibilidad es la accion que mas se repite y compite contra la alternativa de caminar hasta la biblioteca; si tarda, nadie la usa. Como lo mediria: el listado de disponibilidad de un titulo responde en menos de 400 ms para el 95 % de las consultas.</w:t>
       </w:r>
     </w:p>
     <w:p>
@@ -2262,55 +2169,13 @@
         </w:rPr>
         <w:t>Conflicto</w:t>
       </w:r>
-    </w:p>
-    <w:p>
       <w:r>
         <w:rPr>
           <w:b w:val="0"/>
           <w:color w:val="4A4A49"/>
           <w:sz w:val="22"/>
         </w:rPr>
-        <w:t>Sacrifico disponibilidad antes que rendimiento. Prefiero un sistema que a veces este caido</w:t>
-      </w:r>
-    </w:p>
-    <w:p>
-      <w:r>
-        <w:rPr>
-          <w:b w:val="0"/>
-          <w:color w:val="4A4A49"/>
-          <w:sz w:val="22"/>
-        </w:rPr>
-        <w:t>pero que cuando responda sea inmediato, porque el estudiante que encuentra el sistema</w:t>
-      </w:r>
-    </w:p>
-    <w:p>
-      <w:r>
-        <w:rPr>
-          <w:b w:val="0"/>
-          <w:color w:val="4A4A49"/>
-          <w:sz w:val="22"/>
-        </w:rPr>
-        <w:t>caido camina hasta la biblioteca igual que hoy, mientras que uno que espera diez segundos</w:t>
-      </w:r>
-    </w:p>
-    <w:p>
-      <w:r>
-        <w:rPr>
-          <w:b w:val="0"/>
-          <w:color w:val="4A4A49"/>
-          <w:sz w:val="22"/>
-        </w:rPr>
-        <w:t>deja de confiar en el dato y tampoco vuelve. A cambio acepto no montar redundancia, que es</w:t>
-      </w:r>
-    </w:p>
-    <w:p>
-      <w:r>
-        <w:rPr>
-          <w:b w:val="0"/>
-          <w:color w:val="4A4A49"/>
-          <w:sz w:val="22"/>
-        </w:rPr>
-        <w:t>lo que me permite sostener el proyecto sin presupuesto.</w:t>
+        <w:t xml:space="preserve"> Sacrifico disponibilidad antes que rendimiento. Prefiero un sistema que a veces este caido pero que cuando responda sea inmediato, porque el estudiante que encuentra el sistema caido camina hasta la biblioteca igual que hoy, mientras que uno que espera diez segundos deja de confiar en el dato y tampoco vuelve. A cambio acepto no montar redundancia, que es lo que me permite sostener el proyecto sin presupuesto.</w:t>
       </w:r>
     </w:p>
     <w:p>
